--- a/简历/肖强 简历.docx
+++ b/简历/肖强 简历.docx
@@ -1,6 +1,6 @@
 
 <file path=word/document.xml><?xml version="1.0" encoding="utf-8"?>
-<w:document xmlns:wpc="http://schemas.microsoft.com/office/word/2010/wordprocessingCanvas" xmlns:mc="http://schemas.openxmlformats.org/markup-compatibility/2006" xmlns:o="urn:schemas-microsoft-com:office:office" xmlns:r="http://schemas.openxmlformats.org/officeDocument/2006/relationships" xmlns:m="http://schemas.openxmlformats.org/officeDocument/2006/math" xmlns:v="urn:schemas-microsoft-com:vml" xmlns:wp14="http://schemas.microsoft.com/office/word/2010/wordprocessingDrawing" xmlns:wp="http://schemas.openxmlformats.org/drawingml/2006/wordprocessingDrawing" xmlns:w10="urn:schemas-microsoft-com:office:word" xmlns:w="http://schemas.openxmlformats.org/wordprocessingml/2006/main" xmlns:w14="http://schemas.microsoft.com/office/word/2010/wordml" xmlns:w15="http://schemas.microsoft.com/office/word/2012/wordml" xmlns:wpg="http://schemas.microsoft.com/office/word/2010/wordprocessingGroup" xmlns:wpi="http://schemas.microsoft.com/office/word/2010/wordprocessingInk" xmlns:wne="http://schemas.microsoft.com/office/word/2006/wordml" xmlns:wps="http://schemas.microsoft.com/office/word/2010/wordprocessingShape" mc:Ignorable="w14 w15 wp14">
+<w:document xmlns:wpc="http://schemas.microsoft.com/office/word/2010/wordprocessingCanvas" xmlns:mc="http://schemas.openxmlformats.org/markup-compatibility/2006" xmlns:o="urn:schemas-microsoft-com:office:office" xmlns:r="http://schemas.openxmlformats.org/officeDocument/2006/relationships" xmlns:m="http://schemas.openxmlformats.org/officeDocument/2006/math" xmlns:v="urn:schemas-microsoft-com:vml" xmlns:wp14="http://schemas.microsoft.com/office/word/2010/wordprocessingDrawing" xmlns:wp="http://schemas.openxmlformats.org/drawingml/2006/wordprocessingDrawing" xmlns:w="http://schemas.openxmlformats.org/wordprocessingml/2006/main" xmlns:w14="http://schemas.microsoft.com/office/word/2010/wordml" xmlns:w10="urn:schemas-microsoft-com:office:word" xmlns:w15="http://schemas.microsoft.com/office/word/2012/wordml" xmlns:wpg="http://schemas.microsoft.com/office/word/2010/wordprocessingGroup" xmlns:wpi="http://schemas.microsoft.com/office/word/2010/wordprocessingInk" xmlns:wne="http://schemas.microsoft.com/office/word/2006/wordml" xmlns:wps="http://schemas.microsoft.com/office/word/2010/wordprocessingShape" xmlns:wpsCustomData="http://www.wps.cn/officeDocument/2013/wpsCustomData" mc:Ignorable="w14 w15 wp14">
   <w:body>
     <w:p>
       <w:pPr>
@@ -16,7 +16,7 @@
       </w:pPr>
       <w:r>
         <w:rPr>
-          <w:rFonts w:ascii="楷体_GB2312" w:eastAsia="楷体_GB2312" w:hint="eastAsia"/>
+          <w:rFonts w:hint="eastAsia" w:ascii="楷体_GB2312" w:eastAsia="楷体_GB2312"/>
           <w:b/>
           <w:sz w:val="44"/>
           <w:lang w:val="zh-CN"/>
@@ -26,10 +26,16 @@
     </w:p>
     <w:tbl>
       <w:tblPr>
+        <w:tblStyle w:val="7"/>
         <w:tblW w:w="9781" w:type="dxa"/>
         <w:tblInd w:w="-601" w:type="dxa"/>
         <w:tblLayout w:type="fixed"/>
-        <w:tblLook w:val="04A0" w:firstRow="1" w:lastRow="0" w:firstColumn="1" w:lastColumn="0" w:noHBand="0" w:noVBand="1"/>
+        <w:tblCellMar>
+          <w:top w:w="0" w:type="dxa"/>
+          <w:left w:w="108" w:type="dxa"/>
+          <w:bottom w:w="0" w:type="dxa"/>
+          <w:right w:w="108" w:type="dxa"/>
+        </w:tblCellMar>
       </w:tblPr>
       <w:tblGrid>
         <w:gridCol w:w="3080"/>
@@ -38,21 +44,23 @@
         <w:gridCol w:w="2603"/>
       </w:tblGrid>
       <w:tr>
+        <w:tblPrEx>
+          <w:tblLayout w:type="fixed"/>
+        </w:tblPrEx>
         <w:trPr>
-          <w:trHeight w:val="120"/>
+          <w:trHeight w:val="120" w:hRule="atLeast"/>
         </w:trPr>
         <w:tc>
           <w:tcPr>
             <w:tcW w:w="9781" w:type="dxa"/>
             <w:gridSpan w:val="4"/>
             <w:tcBorders>
-              <w:top w:val="single" w:sz="6" w:space="0" w:color="auto"/>
-              <w:left w:val="single" w:sz="6" w:space="0" w:color="auto"/>
-              <w:bottom w:val="single" w:sz="6" w:space="0" w:color="auto"/>
-              <w:right w:val="single" w:sz="6" w:space="0" w:color="auto"/>
+              <w:top w:val="single" w:color="auto" w:sz="6" w:space="0"/>
+              <w:left w:val="single" w:color="auto" w:sz="6" w:space="0"/>
+              <w:bottom w:val="single" w:color="auto" w:sz="6" w:space="0"/>
+              <w:right w:val="single" w:color="auto" w:sz="6" w:space="0"/>
             </w:tcBorders>
             <w:shd w:val="clear" w:color="auto" w:fill="C0C0C0"/>
-            <w:hideMark/>
           </w:tcPr>
           <w:p>
             <w:pPr>
@@ -71,33 +79,27 @@
                 <w:b/>
                 <w:sz w:val="24"/>
               </w:rPr>
-              <w:t>个人信息</w:t>
-            </w:r>
-            <w:r>
-              <w:rPr>
-                <w:rFonts w:hint="eastAsia"/>
-                <w:b/>
-                <w:sz w:val="24"/>
-              </w:rPr>
-              <w:t>：</w:t>
+              <w:t>个人信息：</w:t>
             </w:r>
           </w:p>
         </w:tc>
       </w:tr>
       <w:tr>
+        <w:tblPrEx>
+          <w:tblLayout w:type="fixed"/>
+        </w:tblPrEx>
         <w:trPr>
-          <w:trHeight w:val="110"/>
+          <w:trHeight w:val="110" w:hRule="atLeast"/>
         </w:trPr>
         <w:tc>
           <w:tcPr>
             <w:tcW w:w="3080" w:type="dxa"/>
             <w:tcBorders>
               <w:top w:val="nil"/>
-              <w:left w:val="single" w:sz="6" w:space="0" w:color="auto"/>
-              <w:bottom w:val="single" w:sz="6" w:space="0" w:color="auto"/>
-              <w:right w:val="single" w:sz="6" w:space="0" w:color="auto"/>
+              <w:left w:val="single" w:color="auto" w:sz="6" w:space="0"/>
+              <w:bottom w:val="single" w:color="auto" w:sz="6" w:space="0"/>
+              <w:right w:val="single" w:color="auto" w:sz="6" w:space="0"/>
             </w:tcBorders>
-            <w:hideMark/>
           </w:tcPr>
           <w:p>
             <w:pPr>
@@ -110,7 +112,7 @@
             </w:pPr>
             <w:r>
               <w:rPr>
-                <w:rFonts w:ascii="宋体" w:hint="eastAsia"/>
+                <w:rFonts w:hint="eastAsia" w:ascii="宋体"/>
                 <w:lang w:val="zh-CN"/>
               </w:rPr>
               <w:t>姓名</w:t>
@@ -128,11 +130,10 @@
             <w:tcW w:w="1384" w:type="dxa"/>
             <w:tcBorders>
               <w:top w:val="nil"/>
-              <w:left w:val="single" w:sz="6" w:space="0" w:color="auto"/>
-              <w:bottom w:val="single" w:sz="6" w:space="0" w:color="auto"/>
-              <w:right w:val="single" w:sz="6" w:space="0" w:color="auto"/>
+              <w:left w:val="single" w:color="auto" w:sz="6" w:space="0"/>
+              <w:bottom w:val="single" w:color="auto" w:sz="6" w:space="0"/>
+              <w:right w:val="single" w:color="auto" w:sz="6" w:space="0"/>
             </w:tcBorders>
-            <w:hideMark/>
           </w:tcPr>
           <w:p>
             <w:pPr>
@@ -146,7 +147,7 @@
             </w:pPr>
             <w:r>
               <w:rPr>
-                <w:rFonts w:ascii="宋体" w:hint="eastAsia"/>
+                <w:rFonts w:hint="eastAsia" w:ascii="宋体"/>
                 <w:lang w:val="zh-CN"/>
               </w:rPr>
               <w:t>性别</w:t>
@@ -167,11 +168,10 @@
             <w:tcW w:w="2714" w:type="dxa"/>
             <w:tcBorders>
               <w:top w:val="nil"/>
-              <w:left w:val="single" w:sz="6" w:space="0" w:color="auto"/>
-              <w:bottom w:val="single" w:sz="6" w:space="0" w:color="auto"/>
-              <w:right w:val="single" w:sz="6" w:space="0" w:color="auto"/>
+              <w:left w:val="single" w:color="auto" w:sz="6" w:space="0"/>
+              <w:bottom w:val="single" w:color="auto" w:sz="6" w:space="0"/>
+              <w:right w:val="single" w:color="auto" w:sz="6" w:space="0"/>
             </w:tcBorders>
-            <w:hideMark/>
           </w:tcPr>
           <w:p>
             <w:pPr>
@@ -185,7 +185,7 @@
             </w:pPr>
             <w:r>
               <w:rPr>
-                <w:rFonts w:ascii="宋体" w:hint="eastAsia"/>
+                <w:rFonts w:hint="eastAsia" w:ascii="宋体"/>
                 <w:lang w:val="zh-CN"/>
               </w:rPr>
               <w:t>民    族</w:t>
@@ -195,7 +195,7 @@
             </w:r>
             <w:r>
               <w:rPr>
-                <w:rFonts w:ascii="宋体" w:hint="eastAsia"/>
+                <w:rFonts w:hint="eastAsia" w:ascii="宋体"/>
                 <w:lang w:val="zh-CN"/>
               </w:rPr>
               <w:t>汉</w:t>
@@ -207,11 +207,10 @@
             <w:tcW w:w="2603" w:type="dxa"/>
             <w:tcBorders>
               <w:top w:val="nil"/>
-              <w:left w:val="single" w:sz="6" w:space="0" w:color="auto"/>
-              <w:bottom w:val="single" w:sz="6" w:space="0" w:color="auto"/>
-              <w:right w:val="single" w:sz="6" w:space="0" w:color="auto"/>
+              <w:left w:val="single" w:color="auto" w:sz="6" w:space="0"/>
+              <w:bottom w:val="single" w:color="auto" w:sz="6" w:space="0"/>
+              <w:right w:val="single" w:color="auto" w:sz="6" w:space="0"/>
             </w:tcBorders>
-            <w:hideMark/>
           </w:tcPr>
           <w:p>
             <w:pPr>
@@ -224,7 +223,7 @@
             </w:pPr>
             <w:r>
               <w:rPr>
-                <w:rFonts w:ascii="宋体" w:hint="eastAsia"/>
+                <w:rFonts w:hint="eastAsia" w:ascii="宋体"/>
                 <w:lang w:val="zh-CN"/>
               </w:rPr>
               <w:t>年龄</w:t>
@@ -242,20 +241,22 @@
         </w:tc>
       </w:tr>
       <w:tr>
+        <w:tblPrEx>
+          <w:tblLayout w:type="fixed"/>
+        </w:tblPrEx>
         <w:trPr>
-          <w:trHeight w:val="70"/>
+          <w:trHeight w:val="70" w:hRule="atLeast"/>
         </w:trPr>
         <w:tc>
           <w:tcPr>
             <w:tcW w:w="4464" w:type="dxa"/>
             <w:gridSpan w:val="2"/>
             <w:tcBorders>
-              <w:top w:val="single" w:sz="6" w:space="0" w:color="auto"/>
-              <w:left w:val="single" w:sz="6" w:space="0" w:color="auto"/>
-              <w:bottom w:val="single" w:sz="6" w:space="0" w:color="auto"/>
-              <w:right w:val="single" w:sz="6" w:space="0" w:color="auto"/>
+              <w:top w:val="single" w:color="auto" w:sz="6" w:space="0"/>
+              <w:left w:val="single" w:color="auto" w:sz="6" w:space="0"/>
+              <w:bottom w:val="single" w:color="auto" w:sz="6" w:space="0"/>
+              <w:right w:val="single" w:color="auto" w:sz="6" w:space="0"/>
             </w:tcBorders>
-            <w:hideMark/>
           </w:tcPr>
           <w:p>
             <w:pPr>
@@ -266,7 +267,7 @@
             </w:pPr>
             <w:r>
               <w:rPr>
-                <w:rFonts w:ascii="宋体" w:hint="eastAsia"/>
+                <w:rFonts w:hint="eastAsia" w:ascii="宋体"/>
                 <w:lang w:val="zh-CN"/>
               </w:rPr>
               <w:t>籍贯</w:t>
@@ -284,23 +285,22 @@
             <w:tcW w:w="5317" w:type="dxa"/>
             <w:gridSpan w:val="2"/>
             <w:tcBorders>
-              <w:top w:val="single" w:sz="6" w:space="0" w:color="auto"/>
-              <w:left w:val="single" w:sz="6" w:space="0" w:color="auto"/>
-              <w:bottom w:val="single" w:sz="6" w:space="0" w:color="auto"/>
-              <w:right w:val="single" w:sz="6" w:space="0" w:color="auto"/>
+              <w:top w:val="single" w:color="auto" w:sz="6" w:space="0"/>
+              <w:left w:val="single" w:color="auto" w:sz="6" w:space="0"/>
+              <w:bottom w:val="single" w:color="auto" w:sz="6" w:space="0"/>
+              <w:right w:val="single" w:color="auto" w:sz="6" w:space="0"/>
             </w:tcBorders>
-            <w:hideMark/>
           </w:tcPr>
           <w:p>
             <w:pPr>
               <w:autoSpaceDE w:val="0"/>
               <w:autoSpaceDN w:val="0"/>
               <w:adjustRightInd w:val="0"/>
-              <w:ind w:firstLineChars="50" w:firstLine="105"/>
-            </w:pPr>
-            <w:r>
-              <w:rPr>
-                <w:rFonts w:ascii="宋体" w:hint="eastAsia"/>
+              <w:ind w:firstLine="105" w:firstLineChars="50"/>
+            </w:pPr>
+            <w:r>
+              <w:rPr>
+                <w:rFonts w:hint="eastAsia" w:ascii="宋体"/>
                 <w:lang w:val="zh-CN"/>
               </w:rPr>
               <w:t xml:space="preserve">毕业院校：西南石油大学                       </w:t>
@@ -309,8 +309,11 @@
         </w:tc>
       </w:tr>
       <w:tr>
+        <w:tblPrEx>
+          <w:tblLayout w:type="fixed"/>
+        </w:tblPrEx>
         <w:trPr>
-          <w:trHeight w:val="70"/>
+          <w:trHeight w:val="70" w:hRule="atLeast"/>
         </w:trPr>
         <w:tc>
           <w:tcPr>
@@ -318,11 +321,10 @@
             <w:gridSpan w:val="2"/>
             <w:tcBorders>
               <w:top w:val="nil"/>
-              <w:left w:val="single" w:sz="6" w:space="0" w:color="auto"/>
-              <w:bottom w:val="single" w:sz="6" w:space="0" w:color="auto"/>
-              <w:right w:val="single" w:sz="6" w:space="0" w:color="auto"/>
+              <w:left w:val="single" w:color="auto" w:sz="6" w:space="0"/>
+              <w:bottom w:val="single" w:color="auto" w:sz="6" w:space="0"/>
+              <w:right w:val="single" w:color="auto" w:sz="6" w:space="0"/>
             </w:tcBorders>
-            <w:hideMark/>
           </w:tcPr>
           <w:p>
             <w:pPr>
@@ -332,7 +334,7 @@
             </w:pPr>
             <w:r>
               <w:rPr>
-                <w:rFonts w:ascii="宋体" w:hint="eastAsia"/>
+                <w:rFonts w:hint="eastAsia" w:ascii="宋体"/>
                 <w:lang w:val="zh-CN"/>
               </w:rPr>
               <w:t>爱好</w:t>
@@ -360,11 +362,10 @@
             <w:gridSpan w:val="2"/>
             <w:tcBorders>
               <w:top w:val="nil"/>
-              <w:left w:val="single" w:sz="6" w:space="0" w:color="auto"/>
-              <w:bottom w:val="single" w:sz="6" w:space="0" w:color="auto"/>
-              <w:right w:val="single" w:sz="6" w:space="0" w:color="auto"/>
+              <w:left w:val="single" w:color="auto" w:sz="6" w:space="0"/>
+              <w:bottom w:val="single" w:color="auto" w:sz="6" w:space="0"/>
+              <w:right w:val="single" w:color="auto" w:sz="6" w:space="0"/>
             </w:tcBorders>
-            <w:hideMark/>
           </w:tcPr>
           <w:p>
             <w:pPr>
@@ -374,7 +375,7 @@
             </w:pPr>
             <w:r>
               <w:rPr>
-                <w:rFonts w:ascii="宋体" w:hint="eastAsia"/>
+                <w:rFonts w:hint="eastAsia" w:ascii="宋体"/>
                 <w:lang w:val="zh-CN"/>
               </w:rPr>
               <w:t xml:space="preserve"> 专    业</w:t>
@@ -387,7 +388,7 @@
             </w:r>
             <w:r>
               <w:rPr>
-                <w:rFonts w:ascii="宋体" w:hint="eastAsia"/>
+                <w:rFonts w:hint="eastAsia" w:ascii="宋体"/>
                 <w:lang w:val="zh-CN"/>
               </w:rPr>
               <w:t>软件工程</w:t>
@@ -396,20 +397,22 @@
         </w:tc>
       </w:tr>
       <w:tr>
+        <w:tblPrEx>
+          <w:tblLayout w:type="fixed"/>
+        </w:tblPrEx>
         <w:trPr>
-          <w:trHeight w:val="248"/>
+          <w:trHeight w:val="248" w:hRule="atLeast"/>
         </w:trPr>
         <w:tc>
           <w:tcPr>
             <w:tcW w:w="4464" w:type="dxa"/>
             <w:gridSpan w:val="2"/>
             <w:tcBorders>
-              <w:top w:val="single" w:sz="6" w:space="0" w:color="auto"/>
-              <w:left w:val="single" w:sz="6" w:space="0" w:color="auto"/>
-              <w:bottom w:val="single" w:sz="6" w:space="0" w:color="auto"/>
-              <w:right w:val="single" w:sz="6" w:space="0" w:color="auto"/>
+              <w:top w:val="single" w:color="auto" w:sz="6" w:space="0"/>
+              <w:left w:val="single" w:color="auto" w:sz="6" w:space="0"/>
+              <w:bottom w:val="single" w:color="auto" w:sz="6" w:space="0"/>
+              <w:right w:val="single" w:color="auto" w:sz="6" w:space="0"/>
             </w:tcBorders>
-            <w:hideMark/>
           </w:tcPr>
           <w:p>
             <w:pPr>
@@ -421,13 +424,7 @@
               <w:rPr>
                 <w:rFonts w:hint="eastAsia"/>
               </w:rPr>
-              <w:t>邮箱：</w:t>
-            </w:r>
-            <w:r>
-              <w:rPr>
-                <w:rFonts w:hint="eastAsia"/>
-              </w:rPr>
-              <w:t>546247083@qq.com</w:t>
+              <w:t>邮箱：546247083@qq.com</w:t>
             </w:r>
           </w:p>
         </w:tc>
@@ -436,12 +433,11 @@
             <w:tcW w:w="5317" w:type="dxa"/>
             <w:gridSpan w:val="2"/>
             <w:tcBorders>
-              <w:top w:val="single" w:sz="6" w:space="0" w:color="auto"/>
-              <w:left w:val="single" w:sz="6" w:space="0" w:color="auto"/>
-              <w:bottom w:val="single" w:sz="6" w:space="0" w:color="auto"/>
-              <w:right w:val="single" w:sz="6" w:space="0" w:color="auto"/>
+              <w:top w:val="single" w:color="auto" w:sz="6" w:space="0"/>
+              <w:left w:val="single" w:color="auto" w:sz="6" w:space="0"/>
+              <w:bottom w:val="single" w:color="auto" w:sz="6" w:space="0"/>
+              <w:right w:val="single" w:color="auto" w:sz="6" w:space="0"/>
             </w:tcBorders>
-            <w:hideMark/>
           </w:tcPr>
           <w:p>
             <w:pPr>
@@ -452,7 +448,7 @@
             </w:pPr>
             <w:r>
               <w:rPr>
-                <w:rFonts w:ascii="宋体" w:hint="eastAsia"/>
+                <w:rFonts w:hint="eastAsia" w:ascii="宋体"/>
                 <w:lang w:val="zh-CN"/>
               </w:rPr>
               <w:t>联系电话</w:t>
@@ -461,30 +457,26 @@
               <w:rPr>
                 <w:rFonts w:hint="eastAsia"/>
               </w:rPr>
-              <w:t>：</w:t>
-            </w:r>
-            <w:r>
-              <w:rPr>
-                <w:rFonts w:hint="eastAsia"/>
-              </w:rPr>
-              <w:t>18782972661</w:t>
+              <w:t>：18782972661</w:t>
             </w:r>
           </w:p>
         </w:tc>
       </w:tr>
       <w:tr>
+        <w:tblPrEx>
+          <w:tblLayout w:type="fixed"/>
+        </w:tblPrEx>
         <w:tc>
           <w:tcPr>
             <w:tcW w:w="9781" w:type="dxa"/>
             <w:gridSpan w:val="4"/>
             <w:tcBorders>
-              <w:top w:val="single" w:sz="6" w:space="0" w:color="auto"/>
-              <w:left w:val="single" w:sz="6" w:space="0" w:color="auto"/>
-              <w:bottom w:val="single" w:sz="6" w:space="0" w:color="auto"/>
-              <w:right w:val="single" w:sz="6" w:space="0" w:color="auto"/>
+              <w:top w:val="single" w:color="auto" w:sz="6" w:space="0"/>
+              <w:left w:val="single" w:color="auto" w:sz="6" w:space="0"/>
+              <w:bottom w:val="single" w:color="auto" w:sz="6" w:space="0"/>
+              <w:right w:val="single" w:color="auto" w:sz="6" w:space="0"/>
             </w:tcBorders>
             <w:shd w:val="clear" w:color="auto" w:fill="C0C0C0"/>
-            <w:hideMark/>
           </w:tcPr>
           <w:p>
             <w:pPr>
@@ -516,27 +508,29 @@
         </w:tc>
       </w:tr>
       <w:tr>
+        <w:tblPrEx>
+          <w:tblLayout w:type="fixed"/>
+        </w:tblPrEx>
         <w:trPr>
-          <w:trHeight w:val="347"/>
+          <w:trHeight w:val="347" w:hRule="atLeast"/>
         </w:trPr>
         <w:tc>
           <w:tcPr>
             <w:tcW w:w="9781" w:type="dxa"/>
             <w:gridSpan w:val="4"/>
             <w:tcBorders>
-              <w:top w:val="single" w:sz="6" w:space="0" w:color="auto"/>
-              <w:left w:val="single" w:sz="6" w:space="0" w:color="auto"/>
-              <w:bottom w:val="single" w:sz="6" w:space="0" w:color="auto"/>
-              <w:right w:val="single" w:sz="6" w:space="0" w:color="auto"/>
+              <w:top w:val="single" w:color="auto" w:sz="6" w:space="0"/>
+              <w:left w:val="single" w:color="auto" w:sz="6" w:space="0"/>
+              <w:bottom w:val="single" w:color="auto" w:sz="6" w:space="0"/>
+              <w:right w:val="single" w:color="auto" w:sz="6" w:space="0"/>
             </w:tcBorders>
-            <w:hideMark/>
           </w:tcPr>
           <w:p>
             <w:pPr>
               <w:autoSpaceDE w:val="0"/>
               <w:autoSpaceDN w:val="0"/>
               <w:adjustRightInd w:val="0"/>
-              <w:ind w:firstLineChars="147" w:firstLine="323"/>
+              <w:ind w:firstLine="323" w:firstLineChars="147"/>
               <w:rPr>
                 <w:rFonts w:ascii="宋体" w:hAnsi="宋体"/>
                 <w:b/>
@@ -554,7 +548,7 @@
             </w:r>
             <w:r>
               <w:rPr>
-                <w:rFonts w:ascii="宋体" w:hAnsi="宋体" w:hint="eastAsia"/>
+                <w:rFonts w:hint="eastAsia" w:ascii="宋体" w:hAnsi="宋体"/>
                 <w:sz w:val="22"/>
                 <w:szCs w:val="22"/>
               </w:rPr>
@@ -562,7 +556,7 @@
             </w:r>
             <w:r>
               <w:rPr>
-                <w:rFonts w:ascii="宋体" w:hAnsi="宋体" w:hint="eastAsia"/>
+                <w:rFonts w:hint="eastAsia" w:ascii="宋体" w:hAnsi="宋体"/>
                 <w:b/>
                 <w:sz w:val="22"/>
                 <w:szCs w:val="22"/>
@@ -573,21 +567,23 @@
         </w:tc>
       </w:tr>
       <w:tr>
+        <w:tblPrEx>
+          <w:tblLayout w:type="fixed"/>
+        </w:tblPrEx>
         <w:trPr>
-          <w:trHeight w:val="121"/>
+          <w:trHeight w:val="121" w:hRule="atLeast"/>
         </w:trPr>
         <w:tc>
           <w:tcPr>
             <w:tcW w:w="9781" w:type="dxa"/>
             <w:gridSpan w:val="4"/>
             <w:tcBorders>
-              <w:top w:val="single" w:sz="6" w:space="0" w:color="auto"/>
-              <w:left w:val="single" w:sz="6" w:space="0" w:color="auto"/>
-              <w:bottom w:val="single" w:sz="6" w:space="0" w:color="auto"/>
-              <w:right w:val="single" w:sz="6" w:space="0" w:color="auto"/>
+              <w:top w:val="single" w:color="auto" w:sz="6" w:space="0"/>
+              <w:left w:val="single" w:color="auto" w:sz="6" w:space="0"/>
+              <w:bottom w:val="single" w:color="auto" w:sz="6" w:space="0"/>
+              <w:right w:val="single" w:color="auto" w:sz="6" w:space="0"/>
             </w:tcBorders>
             <w:shd w:val="clear" w:color="auto" w:fill="C0C0C0"/>
-            <w:hideMark/>
           </w:tcPr>
           <w:p>
             <w:pPr>
@@ -596,7 +592,7 @@
               <w:adjustRightInd w:val="0"/>
               <w:spacing w:line="360" w:lineRule="auto"/>
               <w:rPr>
-                <w:rFonts w:ascii="Adobe 宋体 Std L" w:eastAsia="Adobe 宋体 Std L" w:hAnsi="Adobe 宋体 Std L"/>
+                <w:rFonts w:ascii="Adobe 宋体 Std" w:hAnsi="Adobe 宋体 Std" w:eastAsia="Adobe 宋体 Std"/>
                 <w:b/>
               </w:rPr>
             </w:pPr>
@@ -612,25 +608,27 @@
         </w:tc>
       </w:tr>
       <w:tr>
+        <w:tblPrEx>
+          <w:tblLayout w:type="fixed"/>
+        </w:tblPrEx>
         <w:trPr>
-          <w:trHeight w:val="776"/>
+          <w:trHeight w:val="776" w:hRule="atLeast"/>
         </w:trPr>
         <w:tc>
           <w:tcPr>
             <w:tcW w:w="9781" w:type="dxa"/>
             <w:gridSpan w:val="4"/>
             <w:tcBorders>
-              <w:top w:val="single" w:sz="6" w:space="0" w:color="auto"/>
-              <w:left w:val="single" w:sz="6" w:space="0" w:color="auto"/>
-              <w:bottom w:val="single" w:sz="6" w:space="0" w:color="auto"/>
-              <w:right w:val="single" w:sz="6" w:space="0" w:color="auto"/>
+              <w:top w:val="single" w:color="auto" w:sz="6" w:space="0"/>
+              <w:left w:val="single" w:color="auto" w:sz="6" w:space="0"/>
+              <w:bottom w:val="single" w:color="auto" w:sz="6" w:space="0"/>
+              <w:right w:val="single" w:color="auto" w:sz="6" w:space="0"/>
             </w:tcBorders>
-            <w:hideMark/>
           </w:tcPr>
           <w:p>
             <w:pPr>
-              <w:spacing w:afterLines="10" w:after="31" w:line="288" w:lineRule="auto"/>
-              <w:ind w:leftChars="51" w:left="107" w:right="-176"/>
+              <w:spacing w:after="31" w:afterLines="10" w:line="288" w:lineRule="auto"/>
+              <w:ind w:left="107" w:leftChars="51" w:right="-176"/>
               <w:rPr>
                 <w:rFonts w:ascii="宋体" w:hAnsi="宋体"/>
                 <w:color w:val="000000"/>
@@ -641,7 +639,7 @@
             </w:pPr>
             <w:r>
               <w:rPr>
-                <w:rFonts w:ascii="宋体" w:hAnsi="宋体" w:hint="eastAsia"/>
+                <w:rFonts w:hint="eastAsia" w:ascii="宋体" w:hAnsi="宋体"/>
                 <w:color w:val="000000"/>
                 <w:kern w:val="0"/>
                 <w:sz w:val="22"/>
@@ -662,7 +660,7 @@
             </w:r>
             <w:r>
               <w:rPr>
-                <w:rFonts w:ascii="宋体" w:hAnsi="宋体" w:hint="eastAsia"/>
+                <w:rFonts w:hint="eastAsia" w:ascii="宋体" w:hAnsi="宋体"/>
                 <w:color w:val="000000"/>
                 <w:kern w:val="0"/>
                 <w:sz w:val="22"/>
@@ -683,7 +681,7 @@
             </w:r>
             <w:r>
               <w:rPr>
-                <w:rFonts w:ascii="宋体" w:hAnsi="宋体" w:hint="eastAsia"/>
+                <w:rFonts w:hint="eastAsia" w:ascii="宋体" w:hAnsi="宋体"/>
                 <w:color w:val="333333"/>
                 <w:sz w:val="22"/>
                 <w:szCs w:val="22"/>
@@ -703,7 +701,7 @@
             </w:r>
             <w:r>
               <w:rPr>
-                <w:rFonts w:ascii="宋体" w:hAnsi="宋体" w:hint="eastAsia"/>
+                <w:rFonts w:hint="eastAsia" w:ascii="宋体" w:hAnsi="宋体"/>
                 <w:color w:val="333333"/>
                 <w:sz w:val="22"/>
                 <w:szCs w:val="22"/>
@@ -723,7 +721,7 @@
             </w:r>
             <w:r>
               <w:rPr>
-                <w:rFonts w:ascii="宋体" w:hAnsi="宋体" w:hint="eastAsia"/>
+                <w:rFonts w:hint="eastAsia" w:ascii="宋体" w:hAnsi="宋体"/>
                 <w:color w:val="333333"/>
                 <w:sz w:val="22"/>
                 <w:szCs w:val="22"/>
@@ -734,8 +732,8 @@
           </w:p>
           <w:p>
             <w:pPr>
-              <w:spacing w:afterLines="10" w:after="31" w:line="288" w:lineRule="auto"/>
-              <w:ind w:leftChars="51" w:left="107" w:right="-176"/>
+              <w:spacing w:after="31" w:afterLines="10" w:line="288" w:lineRule="auto"/>
+              <w:ind w:left="107" w:leftChars="51" w:right="-176"/>
               <w:rPr>
                 <w:rFonts w:ascii="宋体" w:hAnsi="宋体"/>
                 <w:color w:val="000000"/>
@@ -752,9 +750,13 @@
                 <w:sz w:val="22"/>
                 <w:lang w:val="zh-CN"/>
               </w:rPr>
-              <w:t>2</w:t>
-            </w:r>
-            <w:r>
+              <w:t>2、精通C#编程语言，能熟练地运用C#语言以及其高级特性进行程序的编写； </w:t>
+            </w:r>
+          </w:p>
+          <w:p>
+            <w:pPr>
+              <w:spacing w:after="31" w:afterLines="10" w:line="288" w:lineRule="auto"/>
+              <w:ind w:left="107" w:leftChars="51" w:right="-176"/>
               <w:rPr>
                 <w:rFonts w:ascii="宋体" w:hAnsi="宋体"/>
                 <w:color w:val="000000"/>
@@ -762,13 +764,18 @@
                 <w:sz w:val="22"/>
                 <w:lang w:val="zh-CN"/>
               </w:rPr>
-              <w:t>、精通C#编程语言，能熟练地运用C#语言以及其高级特性进行程序的编写； </w:t>
-            </w:r>
-          </w:p>
-          <w:p>
-            <w:pPr>
-              <w:spacing w:afterLines="10" w:after="31" w:line="288" w:lineRule="auto"/>
-              <w:ind w:leftChars="51" w:left="107" w:right="-176"/>
+            </w:pPr>
+            <w:r>
+              <w:rPr>
+                <w:rFonts w:hint="eastAsia" w:ascii="宋体" w:hAnsi="宋体"/>
+                <w:color w:val="000000"/>
+                <w:kern w:val="0"/>
+                <w:sz w:val="22"/>
+                <w:lang w:val="zh-CN"/>
+              </w:rPr>
+              <w:t>3</w:t>
+            </w:r>
+            <w:r>
               <w:rPr>
                 <w:rFonts w:ascii="宋体" w:hAnsi="宋体"/>
                 <w:color w:val="000000"/>
@@ -776,16 +783,17 @@
                 <w:sz w:val="22"/>
                 <w:lang w:val="zh-CN"/>
               </w:rPr>
-            </w:pPr>
-            <w:r>
-              <w:rPr>
-                <w:rFonts w:ascii="宋体" w:hAnsi="宋体" w:hint="eastAsia"/>
-                <w:color w:val="000000"/>
-                <w:kern w:val="0"/>
-                <w:sz w:val="22"/>
-                <w:lang w:val="zh-CN"/>
-              </w:rPr>
-              <w:t>3</w:t>
+              <w:t>、</w:t>
+            </w:r>
+            <w:r>
+              <w:rPr>
+                <w:rFonts w:hint="eastAsia" w:ascii="宋体" w:hAnsi="宋体"/>
+                <w:color w:val="000000"/>
+                <w:kern w:val="0"/>
+                <w:sz w:val="22"/>
+                <w:lang w:val="zh-CN"/>
+              </w:rPr>
+              <w:t>精通</w:t>
             </w:r>
             <w:r>
               <w:rPr>
@@ -795,27 +803,27 @@
                 <w:sz w:val="22"/>
                 <w:lang w:val="zh-CN"/>
               </w:rPr>
+              <w:t>SqlServer</w:t>
+            </w:r>
+            <w:r>
+              <w:rPr>
+                <w:rFonts w:hint="eastAsia" w:ascii="宋体" w:hAnsi="宋体"/>
+                <w:color w:val="000000"/>
+                <w:kern w:val="0"/>
+                <w:sz w:val="22"/>
+                <w:lang w:val="zh-CN"/>
+              </w:rPr>
               <w:t>、</w:t>
             </w:r>
             <w:r>
               <w:rPr>
-                <w:rFonts w:ascii="宋体" w:hAnsi="宋体" w:hint="eastAsia"/>
-                <w:color w:val="000000"/>
-                <w:kern w:val="0"/>
-                <w:sz w:val="22"/>
-                <w:lang w:val="zh-CN"/>
-              </w:rPr>
-              <w:t>精通</w:t>
-            </w:r>
-            <w:r>
-              <w:rPr>
                 <w:rFonts w:ascii="宋体" w:hAnsi="宋体"/>
                 <w:color w:val="000000"/>
                 <w:kern w:val="0"/>
                 <w:sz w:val="22"/>
                 <w:lang w:val="zh-CN"/>
               </w:rPr>
-              <w:t>Sql</w:t>
+              <w:t>MySql数据库的设计与操作，以及存储过程等；</w:t>
             </w:r>
             <w:r>
               <w:rPr>
@@ -825,11 +833,144 @@
                 <w:sz w:val="22"/>
                 <w:lang w:val="zh-CN"/>
               </w:rPr>
-              <w:t>Server</w:t>
-            </w:r>
-            <w:r>
-              <w:rPr>
-                <w:rFonts w:ascii="宋体" w:hAnsi="宋体" w:hint="eastAsia"/>
+              <w:br w:type="textWrapping"/>
+            </w:r>
+            <w:r>
+              <w:rPr>
+                <w:rFonts w:hint="eastAsia" w:ascii="宋体" w:hAnsi="宋体"/>
+                <w:color w:val="000000"/>
+                <w:kern w:val="0"/>
+                <w:sz w:val="22"/>
+                <w:lang w:val="zh-CN"/>
+              </w:rPr>
+              <w:t>4、熟练</w:t>
+            </w:r>
+            <w:r>
+              <w:rPr>
+                <w:rFonts w:ascii="宋体" w:hAnsi="宋体"/>
+                <w:color w:val="000000"/>
+                <w:kern w:val="0"/>
+                <w:sz w:val="22"/>
+                <w:lang w:val="zh-CN"/>
+              </w:rPr>
+              <w:t>Asp Mvc框架</w:t>
+            </w:r>
+            <w:r>
+              <w:rPr>
+                <w:rFonts w:hint="eastAsia" w:ascii="宋体" w:hAnsi="宋体"/>
+                <w:color w:val="000000"/>
+                <w:kern w:val="0"/>
+                <w:sz w:val="22"/>
+                <w:lang w:val="zh-CN"/>
+              </w:rPr>
+              <w:t>；</w:t>
+            </w:r>
+          </w:p>
+          <w:p>
+            <w:pPr>
+              <w:spacing w:after="31" w:afterLines="10" w:line="288" w:lineRule="auto"/>
+              <w:ind w:left="107" w:leftChars="51" w:right="-176"/>
+              <w:rPr>
+                <w:rFonts w:ascii="宋体" w:hAnsi="宋体"/>
+                <w:color w:val="000000"/>
+                <w:kern w:val="0"/>
+                <w:sz w:val="22"/>
+                <w:lang w:val="zh-CN"/>
+              </w:rPr>
+            </w:pPr>
+            <w:r>
+              <w:rPr>
+                <w:rFonts w:ascii="宋体" w:hAnsi="宋体"/>
+                <w:color w:val="000000"/>
+                <w:kern w:val="0"/>
+                <w:sz w:val="22"/>
+                <w:lang w:val="zh-CN"/>
+              </w:rPr>
+              <w:t>5、</w:t>
+            </w:r>
+            <w:r>
+              <w:rPr>
+                <w:rFonts w:hint="eastAsia" w:ascii="宋体" w:hAnsi="宋体"/>
+                <w:color w:val="000000"/>
+                <w:kern w:val="0"/>
+                <w:sz w:val="22"/>
+                <w:lang w:val="zh-CN"/>
+              </w:rPr>
+              <w:t>熟练</w:t>
+            </w:r>
+            <w:r>
+              <w:rPr>
+                <w:rFonts w:ascii="宋体" w:hAnsi="宋体"/>
+                <w:color w:val="000000"/>
+                <w:kern w:val="0"/>
+                <w:sz w:val="22"/>
+                <w:lang w:val="zh-CN"/>
+              </w:rPr>
+              <w:t>Html</w:t>
+            </w:r>
+            <w:r>
+              <w:rPr>
+                <w:rFonts w:hint="eastAsia" w:ascii="宋体" w:hAnsi="宋体"/>
+                <w:color w:val="000000"/>
+                <w:kern w:val="0"/>
+                <w:sz w:val="22"/>
+                <w:lang w:val="zh-CN"/>
+              </w:rPr>
+              <w:t>，</w:t>
+            </w:r>
+            <w:r>
+              <w:rPr>
+                <w:rFonts w:ascii="宋体" w:hAnsi="宋体"/>
+                <w:color w:val="000000"/>
+                <w:kern w:val="0"/>
+                <w:sz w:val="22"/>
+                <w:lang w:val="zh-CN"/>
+              </w:rPr>
+              <w:t>Css</w:t>
+            </w:r>
+            <w:r>
+              <w:rPr>
+                <w:rFonts w:hint="eastAsia" w:ascii="宋体" w:hAnsi="宋体"/>
+                <w:color w:val="000000"/>
+                <w:kern w:val="0"/>
+                <w:sz w:val="22"/>
+                <w:lang w:val="zh-CN"/>
+              </w:rPr>
+              <w:t>，</w:t>
+            </w:r>
+            <w:r>
+              <w:rPr>
+                <w:rFonts w:ascii="宋体" w:hAnsi="宋体"/>
+                <w:color w:val="000000"/>
+                <w:kern w:val="0"/>
+                <w:sz w:val="22"/>
+                <w:lang w:val="zh-CN"/>
+              </w:rPr>
+              <w:t>JavaScript，Jquery</w:t>
+            </w:r>
+            <w:r>
+              <w:rPr>
+                <w:rFonts w:hint="eastAsia" w:ascii="宋体" w:hAnsi="宋体"/>
+                <w:color w:val="000000"/>
+                <w:kern w:val="0"/>
+                <w:sz w:val="22"/>
+                <w:lang w:val="zh-CN"/>
+              </w:rPr>
+              <w:t>等</w:t>
+            </w:r>
+            <w:r>
+              <w:rPr>
+                <w:rFonts w:ascii="宋体" w:hAnsi="宋体"/>
+                <w:color w:val="000000"/>
+                <w:kern w:val="0"/>
+                <w:sz w:val="22"/>
+                <w:lang w:val="zh-CN"/>
+              </w:rPr>
+              <w:t>，能熟练的运用JavaScript</w:t>
+            </w:r>
+            <w:r>
+              <w:rPr>
+                <w:rFonts w:hint="eastAsia" w:ascii="宋体" w:hAnsi="宋体"/>
                 <w:color w:val="000000"/>
                 <w:kern w:val="0"/>
                 <w:sz w:val="22"/>
@@ -845,7 +986,17 @@
                 <w:sz w:val="22"/>
                 <w:lang w:val="zh-CN"/>
               </w:rPr>
-              <w:t>MySql数据库的设计与操作，以及存储过程等；</w:t>
+              <w:t>Html</w:t>
+            </w:r>
+            <w:r>
+              <w:rPr>
+                <w:rFonts w:hint="eastAsia" w:ascii="宋体" w:hAnsi="宋体"/>
+                <w:color w:val="000000"/>
+                <w:kern w:val="0"/>
+                <w:sz w:val="22"/>
+                <w:lang w:val="zh-CN"/>
+              </w:rPr>
+              <w:t>、以及Server</w:t>
             </w:r>
             <w:r>
               <w:rPr>
@@ -855,39 +1006,13 @@
                 <w:sz w:val="22"/>
                 <w:lang w:val="zh-CN"/>
               </w:rPr>
-              <w:br/>
-            </w:r>
-            <w:r>
-              <w:rPr>
-                <w:rFonts w:ascii="宋体" w:hAnsi="宋体" w:hint="eastAsia"/>
-                <w:color w:val="000000"/>
-                <w:kern w:val="0"/>
-                <w:sz w:val="22"/>
-                <w:lang w:val="zh-CN"/>
-              </w:rPr>
-              <w:t>4</w:t>
-            </w:r>
-            <w:r>
-              <w:rPr>
-                <w:rFonts w:ascii="宋体" w:hAnsi="宋体" w:hint="eastAsia"/>
-                <w:color w:val="000000"/>
-                <w:kern w:val="0"/>
-                <w:sz w:val="22"/>
-                <w:lang w:val="zh-CN"/>
-              </w:rPr>
-              <w:t>、</w:t>
-            </w:r>
-            <w:r>
-              <w:rPr>
-                <w:rFonts w:ascii="宋体" w:hAnsi="宋体" w:hint="eastAsia"/>
-                <w:color w:val="000000"/>
-                <w:kern w:val="0"/>
-                <w:sz w:val="22"/>
-                <w:lang w:val="zh-CN"/>
-              </w:rPr>
-              <w:t>熟练</w:t>
-            </w:r>
-            <w:r>
+              <w:t xml:space="preserve"> API进行网站的制作；</w:t>
+            </w:r>
+          </w:p>
+          <w:p>
+            <w:pPr>
+              <w:spacing w:after="31" w:afterLines="10" w:line="288" w:lineRule="auto"/>
+              <w:ind w:left="107" w:leftChars="51" w:right="-176"/>
               <w:rPr>
                 <w:rFonts w:ascii="宋体" w:hAnsi="宋体"/>
                 <w:color w:val="000000"/>
@@ -895,8 +1020,7 @@
                 <w:sz w:val="22"/>
                 <w:lang w:val="zh-CN"/>
               </w:rPr>
-              <w:t>Asp Mvc</w:t>
-            </w:r>
+            </w:pPr>
             <w:r>
               <w:rPr>
                 <w:rFonts w:ascii="宋体" w:hAnsi="宋体"/>
@@ -905,23 +1029,32 @@
                 <w:sz w:val="22"/>
                 <w:lang w:val="zh-CN"/>
               </w:rPr>
-              <w:t>框架</w:t>
-            </w:r>
-            <w:r>
-              <w:rPr>
-                <w:rFonts w:ascii="宋体" w:hAnsi="宋体" w:hint="eastAsia"/>
-                <w:color w:val="000000"/>
-                <w:kern w:val="0"/>
-                <w:sz w:val="22"/>
-                <w:lang w:val="zh-CN"/>
-              </w:rPr>
-              <w:t>；</w:t>
-            </w:r>
-          </w:p>
-          <w:p>
-            <w:pPr>
-              <w:spacing w:afterLines="10" w:after="31" w:line="288" w:lineRule="auto"/>
-              <w:ind w:leftChars="51" w:left="107" w:right="-176"/>
+              <w:t>6</w:t>
+            </w:r>
+            <w:r>
+              <w:rPr>
+                <w:rFonts w:hint="eastAsia" w:ascii="宋体" w:hAnsi="宋体"/>
+                <w:color w:val="000000"/>
+                <w:kern w:val="0"/>
+                <w:sz w:val="22"/>
+                <w:lang w:val="zh-CN"/>
+              </w:rPr>
+              <w:t>、对缓存，数据安全落地，设计模式，面向切片编程，分布式系统等工作有一定的了解；</w:t>
+            </w:r>
+          </w:p>
+          <w:p>
+            <w:pPr>
+              <w:spacing w:after="31" w:afterLines="10" w:line="288" w:lineRule="auto"/>
+              <w:ind w:left="107" w:leftChars="51" w:right="-176"/>
+              <w:rPr>
+                <w:rFonts w:ascii="宋体"/>
+                <w:color w:val="000000"/>
+                <w:kern w:val="0"/>
+                <w:sz w:val="22"/>
+                <w:lang w:val="zh-CN"/>
+              </w:rPr>
+            </w:pPr>
+            <w:r>
               <w:rPr>
                 <w:rFonts w:ascii="宋体" w:hAnsi="宋体"/>
                 <w:color w:val="000000"/>
@@ -929,7 +1062,18 @@
                 <w:sz w:val="22"/>
                 <w:lang w:val="zh-CN"/>
               </w:rPr>
-            </w:pPr>
+              <w:t>7、同时掌握了</w:t>
+            </w:r>
+            <w:r>
+              <w:rPr>
+                <w:rFonts w:hint="eastAsia" w:ascii="宋体" w:hAnsi="宋体"/>
+                <w:color w:val="000000"/>
+                <w:kern w:val="0"/>
+                <w:sz w:val="22"/>
+                <w:lang w:val="zh-CN"/>
+              </w:rPr>
+              <w:t>C，</w:t>
+            </w:r>
             <w:r>
               <w:rPr>
                 <w:rFonts w:ascii="宋体" w:hAnsi="宋体"/>
@@ -938,7 +1082,17 @@
                 <w:sz w:val="22"/>
                 <w:lang w:val="zh-CN"/>
               </w:rPr>
-              <w:t>5</w:t>
+              <w:t>C++</w:t>
+            </w:r>
+            <w:r>
+              <w:rPr>
+                <w:rFonts w:hint="eastAsia" w:ascii="宋体" w:hAnsi="宋体"/>
+                <w:color w:val="000000"/>
+                <w:kern w:val="0"/>
+                <w:sz w:val="22"/>
+                <w:lang w:val="zh-CN"/>
+              </w:rPr>
+              <w:t>，</w:t>
             </w:r>
             <w:r>
               <w:rPr>
@@ -948,17 +1102,17 @@
                 <w:sz w:val="22"/>
                 <w:lang w:val="zh-CN"/>
               </w:rPr>
-              <w:t>、</w:t>
-            </w:r>
-            <w:r>
-              <w:rPr>
-                <w:rFonts w:ascii="宋体" w:hAnsi="宋体" w:hint="eastAsia"/>
-                <w:color w:val="000000"/>
-                <w:kern w:val="0"/>
-                <w:sz w:val="22"/>
-                <w:lang w:val="zh-CN"/>
-              </w:rPr>
-              <w:t>熟练</w:t>
+              <w:t>Java</w:t>
+            </w:r>
+            <w:r>
+              <w:rPr>
+                <w:rFonts w:hint="eastAsia" w:ascii="宋体" w:hAnsi="宋体"/>
+                <w:color w:val="000000"/>
+                <w:kern w:val="0"/>
+                <w:sz w:val="22"/>
+                <w:lang w:val="zh-CN"/>
+              </w:rPr>
+              <w:t>，</w:t>
             </w:r>
             <w:r>
               <w:rPr>
@@ -968,11 +1122,44 @@
                 <w:sz w:val="22"/>
                 <w:lang w:val="zh-CN"/>
               </w:rPr>
-              <w:t>Html</w:t>
-            </w:r>
-            <w:r>
-              <w:rPr>
-                <w:rFonts w:ascii="宋体" w:hAnsi="宋体" w:hint="eastAsia"/>
+              <w:t>Android</w:t>
+            </w:r>
+            <w:r>
+              <w:rPr>
+                <w:rFonts w:hint="eastAsia" w:ascii="宋体" w:hAnsi="宋体"/>
+                <w:color w:val="000000"/>
+                <w:kern w:val="0"/>
+                <w:sz w:val="22"/>
+                <w:lang w:val="zh-CN"/>
+              </w:rPr>
+              <w:t>，Git，</w:t>
+            </w:r>
+            <w:r>
+              <w:rPr>
+                <w:rFonts w:ascii="宋体" w:hAnsi="宋体"/>
+                <w:color w:val="000000"/>
+                <w:kern w:val="0"/>
+                <w:sz w:val="22"/>
+                <w:lang w:val="zh-CN"/>
+              </w:rPr>
+              <w:t>Json,</w:t>
+            </w:r>
+            <w:r>
+              <w:t xml:space="preserve"> </w:t>
+            </w:r>
+            <w:r>
+              <w:rPr>
+                <w:rFonts w:ascii="宋体" w:hAnsi="宋体"/>
+                <w:color w:val="000000"/>
+                <w:kern w:val="0"/>
+                <w:sz w:val="22"/>
+                <w:lang w:val="zh-CN"/>
+              </w:rPr>
+              <w:t>Protobuf</w:t>
+            </w:r>
+            <w:r>
+              <w:rPr>
+                <w:rFonts w:hint="eastAsia" w:ascii="宋体" w:hAnsi="宋体"/>
                 <w:color w:val="000000"/>
                 <w:kern w:val="0"/>
                 <w:sz w:val="22"/>
@@ -988,11 +1175,11 @@
                 <w:sz w:val="22"/>
                 <w:lang w:val="zh-CN"/>
               </w:rPr>
-              <w:t>Css</w:t>
-            </w:r>
-            <w:r>
-              <w:rPr>
-                <w:rFonts w:ascii="宋体" w:hAnsi="宋体" w:hint="eastAsia"/>
+              <w:t>Linux</w:t>
+            </w:r>
+            <w:r>
+              <w:rPr>
+                <w:rFonts w:hint="eastAsia" w:ascii="宋体" w:hAnsi="宋体"/>
                 <w:color w:val="000000"/>
                 <w:kern w:val="0"/>
                 <w:sz w:val="22"/>
@@ -1008,7 +1195,17 @@
                 <w:sz w:val="22"/>
                 <w:lang w:val="zh-CN"/>
               </w:rPr>
-              <w:t>JavaScript，</w:t>
+              <w:t>PS</w:t>
+            </w:r>
+            <w:r>
+              <w:rPr>
+                <w:rFonts w:hint="eastAsia" w:ascii="宋体" w:hAnsi="宋体"/>
+                <w:color w:val="000000"/>
+                <w:kern w:val="0"/>
+                <w:sz w:val="22"/>
+                <w:lang w:val="zh-CN"/>
+              </w:rPr>
+              <w:t>，</w:t>
             </w:r>
             <w:r>
               <w:rPr>
@@ -1018,17 +1215,17 @@
                 <w:sz w:val="22"/>
                 <w:lang w:val="zh-CN"/>
               </w:rPr>
-              <w:t>Jquery</w:t>
-            </w:r>
-            <w:r>
-              <w:rPr>
-                <w:rFonts w:ascii="宋体" w:hAnsi="宋体" w:hint="eastAsia"/>
-                <w:color w:val="000000"/>
-                <w:kern w:val="0"/>
-                <w:sz w:val="22"/>
-                <w:lang w:val="zh-CN"/>
-              </w:rPr>
-              <w:t>等</w:t>
+              <w:t>WPF</w:t>
+            </w:r>
+            <w:r>
+              <w:rPr>
+                <w:rFonts w:hint="eastAsia" w:ascii="宋体" w:hAnsi="宋体"/>
+                <w:color w:val="000000"/>
+                <w:kern w:val="0"/>
+                <w:sz w:val="22"/>
+                <w:lang w:val="zh-CN"/>
+              </w:rPr>
+              <w:t>，</w:t>
             </w:r>
             <w:r>
               <w:rPr>
@@ -1038,17 +1235,17 @@
                 <w:sz w:val="22"/>
                 <w:lang w:val="zh-CN"/>
               </w:rPr>
-              <w:t>，能熟练的运用JavaScript</w:t>
-            </w:r>
-            <w:r>
-              <w:rPr>
-                <w:rFonts w:ascii="宋体" w:hAnsi="宋体" w:hint="eastAsia"/>
-                <w:color w:val="000000"/>
-                <w:kern w:val="0"/>
-                <w:sz w:val="22"/>
-                <w:lang w:val="zh-CN"/>
-              </w:rPr>
-              <w:t>、</w:t>
+              <w:t>WCF</w:t>
+            </w:r>
+            <w:r>
+              <w:rPr>
+                <w:rFonts w:hint="eastAsia" w:ascii="宋体" w:hAnsi="宋体"/>
+                <w:color w:val="000000"/>
+                <w:kern w:val="0"/>
+                <w:sz w:val="22"/>
+                <w:lang w:val="zh-CN"/>
+              </w:rPr>
+              <w:t>，</w:t>
             </w:r>
             <w:r>
               <w:rPr>
@@ -1058,27 +1255,17 @@
                 <w:sz w:val="22"/>
                 <w:lang w:val="zh-CN"/>
               </w:rPr>
-              <w:t>Html</w:t>
-            </w:r>
-            <w:r>
-              <w:rPr>
-                <w:rFonts w:ascii="宋体" w:hAnsi="宋体" w:hint="eastAsia"/>
-                <w:color w:val="000000"/>
-                <w:kern w:val="0"/>
-                <w:sz w:val="22"/>
-                <w:lang w:val="zh-CN"/>
-              </w:rPr>
-              <w:t>、</w:t>
-            </w:r>
-            <w:r>
-              <w:rPr>
-                <w:rFonts w:ascii="宋体" w:hAnsi="宋体" w:hint="eastAsia"/>
-                <w:color w:val="000000"/>
-                <w:kern w:val="0"/>
-                <w:sz w:val="22"/>
-                <w:lang w:val="zh-CN"/>
-              </w:rPr>
-              <w:t>以及Server</w:t>
+              <w:t>IIS</w:t>
+            </w:r>
+            <w:r>
+              <w:rPr>
+                <w:rFonts w:hint="eastAsia" w:ascii="宋体" w:hAnsi="宋体"/>
+                <w:color w:val="000000"/>
+                <w:kern w:val="0"/>
+                <w:sz w:val="22"/>
+                <w:lang w:val="zh-CN"/>
+              </w:rPr>
+              <w:t>，</w:t>
             </w:r>
             <w:r>
               <w:rPr>
@@ -1088,530 +1275,11 @@
                 <w:sz w:val="22"/>
                 <w:lang w:val="zh-CN"/>
               </w:rPr>
-              <w:t xml:space="preserve"> </w:t>
-            </w:r>
-            <w:r>
-              <w:rPr>
-                <w:rFonts w:ascii="宋体" w:hAnsi="宋体"/>
-                <w:color w:val="000000"/>
-                <w:kern w:val="0"/>
-                <w:sz w:val="22"/>
-                <w:lang w:val="zh-CN"/>
-              </w:rPr>
-              <w:t>API</w:t>
-            </w:r>
-            <w:r>
-              <w:rPr>
-                <w:rFonts w:ascii="宋体" w:hAnsi="宋体"/>
-                <w:color w:val="000000"/>
-                <w:kern w:val="0"/>
-                <w:sz w:val="22"/>
-                <w:lang w:val="zh-CN"/>
-              </w:rPr>
-              <w:t>进行网站的制作；</w:t>
-            </w:r>
-          </w:p>
-          <w:p>
-            <w:pPr>
-              <w:spacing w:afterLines="10" w:after="31" w:line="288" w:lineRule="auto"/>
-              <w:ind w:leftChars="51" w:left="107" w:right="-176"/>
-              <w:rPr>
-                <w:rFonts w:ascii="宋体" w:hAnsi="宋体"/>
-                <w:color w:val="000000"/>
-                <w:kern w:val="0"/>
-                <w:sz w:val="22"/>
-                <w:lang w:val="zh-CN"/>
-              </w:rPr>
-            </w:pPr>
-            <w:r>
-              <w:rPr>
-                <w:rFonts w:ascii="宋体" w:hAnsi="宋体"/>
-                <w:color w:val="000000"/>
-                <w:kern w:val="0"/>
-                <w:sz w:val="22"/>
-                <w:lang w:val="zh-CN"/>
-              </w:rPr>
-              <w:t>6</w:t>
-            </w:r>
-            <w:r>
-              <w:rPr>
-                <w:rFonts w:ascii="宋体" w:hAnsi="宋体" w:hint="eastAsia"/>
-                <w:color w:val="000000"/>
-                <w:kern w:val="0"/>
-                <w:sz w:val="22"/>
-                <w:lang w:val="zh-CN"/>
-              </w:rPr>
-              <w:t>、</w:t>
-            </w:r>
-            <w:r>
-              <w:rPr>
-                <w:rFonts w:ascii="宋体" w:hAnsi="宋体"/>
-                <w:color w:val="000000"/>
-                <w:kern w:val="0"/>
-                <w:sz w:val="22"/>
-                <w:lang w:val="zh-CN"/>
-              </w:rPr>
-              <w:t>对</w:t>
-            </w:r>
-            <w:r>
-              <w:rPr>
-                <w:rFonts w:ascii="宋体" w:hAnsi="宋体" w:hint="eastAsia"/>
-                <w:color w:val="000000"/>
-                <w:kern w:val="0"/>
-                <w:sz w:val="22"/>
-                <w:lang w:val="zh-CN"/>
-              </w:rPr>
-              <w:t>设计</w:t>
-            </w:r>
-            <w:r>
-              <w:rPr>
-                <w:rFonts w:ascii="宋体" w:hAnsi="宋体"/>
-                <w:color w:val="000000"/>
-                <w:kern w:val="0"/>
-                <w:sz w:val="22"/>
-                <w:lang w:val="zh-CN"/>
-              </w:rPr>
-              <w:t>模式，</w:t>
-            </w:r>
-            <w:r>
-              <w:rPr>
-                <w:rFonts w:ascii="宋体" w:hAnsi="宋体" w:hint="eastAsia"/>
-                <w:color w:val="000000"/>
-                <w:kern w:val="0"/>
-                <w:sz w:val="22"/>
-                <w:lang w:val="zh-CN"/>
-              </w:rPr>
-              <w:t>面向</w:t>
-            </w:r>
-            <w:r>
-              <w:rPr>
-                <w:rFonts w:ascii="宋体" w:hAnsi="宋体"/>
-                <w:color w:val="000000"/>
-                <w:kern w:val="0"/>
-                <w:sz w:val="22"/>
-                <w:lang w:val="zh-CN"/>
-              </w:rPr>
-              <w:t>切片</w:t>
-            </w:r>
-            <w:r>
-              <w:rPr>
-                <w:rFonts w:ascii="宋体" w:hAnsi="宋体" w:hint="eastAsia"/>
-                <w:color w:val="000000"/>
-                <w:kern w:val="0"/>
-                <w:sz w:val="22"/>
-                <w:lang w:val="zh-CN"/>
-              </w:rPr>
-              <w:t>编程</w:t>
-            </w:r>
-            <w:r>
-              <w:rPr>
-                <w:rFonts w:ascii="宋体" w:hAnsi="宋体"/>
-                <w:color w:val="000000"/>
-                <w:kern w:val="0"/>
-                <w:sz w:val="22"/>
-                <w:lang w:val="zh-CN"/>
-              </w:rPr>
-              <w:t>，</w:t>
-            </w:r>
-            <w:r>
-              <w:rPr>
-                <w:rFonts w:ascii="宋体" w:hAnsi="宋体" w:hint="eastAsia"/>
-                <w:color w:val="000000"/>
-                <w:kern w:val="0"/>
-                <w:sz w:val="22"/>
-                <w:lang w:val="zh-CN"/>
-              </w:rPr>
-              <w:t>分布式</w:t>
-            </w:r>
-            <w:r>
-              <w:rPr>
-                <w:rFonts w:ascii="宋体" w:hAnsi="宋体"/>
-                <w:color w:val="000000"/>
-                <w:kern w:val="0"/>
-                <w:sz w:val="22"/>
-                <w:lang w:val="zh-CN"/>
-              </w:rPr>
-              <w:t>系统</w:t>
-            </w:r>
-            <w:r>
-              <w:rPr>
-                <w:rFonts w:ascii="宋体" w:hAnsi="宋体" w:hint="eastAsia"/>
-                <w:color w:val="000000"/>
-                <w:kern w:val="0"/>
-                <w:sz w:val="22"/>
-                <w:lang w:val="zh-CN"/>
-              </w:rPr>
-              <w:t>等</w:t>
-            </w:r>
-            <w:r>
-              <w:rPr>
-                <w:rFonts w:ascii="宋体" w:hAnsi="宋体"/>
-                <w:color w:val="000000"/>
-                <w:kern w:val="0"/>
-                <w:sz w:val="22"/>
-                <w:lang w:val="zh-CN"/>
-              </w:rPr>
-              <w:t>架构</w:t>
-            </w:r>
-            <w:r>
-              <w:rPr>
-                <w:rFonts w:ascii="宋体" w:hAnsi="宋体" w:hint="eastAsia"/>
-                <w:color w:val="000000"/>
-                <w:kern w:val="0"/>
-                <w:sz w:val="22"/>
-                <w:lang w:val="zh-CN"/>
-              </w:rPr>
-              <w:t>工作有</w:t>
-            </w:r>
-            <w:r>
-              <w:rPr>
-                <w:rFonts w:ascii="宋体" w:hAnsi="宋体"/>
-                <w:color w:val="000000"/>
-                <w:kern w:val="0"/>
-                <w:sz w:val="22"/>
-                <w:lang w:val="zh-CN"/>
-              </w:rPr>
-              <w:t>一定的了解</w:t>
-            </w:r>
-            <w:r>
-              <w:rPr>
-                <w:rFonts w:ascii="宋体" w:hAnsi="宋体" w:hint="eastAsia"/>
-                <w:color w:val="000000"/>
-                <w:kern w:val="0"/>
-                <w:sz w:val="22"/>
-                <w:lang w:val="zh-CN"/>
-              </w:rPr>
-              <w:t>；</w:t>
-            </w:r>
-          </w:p>
-          <w:p>
-            <w:pPr>
-              <w:spacing w:afterLines="10" w:after="31" w:line="288" w:lineRule="auto"/>
-              <w:ind w:leftChars="51" w:left="107" w:right="-176"/>
-              <w:rPr>
-                <w:rFonts w:ascii="宋体"/>
-                <w:color w:val="000000"/>
-                <w:kern w:val="0"/>
-                <w:sz w:val="22"/>
-                <w:lang w:val="zh-CN"/>
-              </w:rPr>
-            </w:pPr>
-            <w:r>
-              <w:rPr>
-                <w:rFonts w:ascii="宋体" w:hAnsi="宋体"/>
-                <w:color w:val="000000"/>
-                <w:kern w:val="0"/>
-                <w:sz w:val="22"/>
-                <w:lang w:val="zh-CN"/>
-              </w:rPr>
-              <w:t>7</w:t>
-            </w:r>
-            <w:r>
-              <w:rPr>
-                <w:rFonts w:ascii="宋体" w:hAnsi="宋体"/>
-                <w:color w:val="000000"/>
-                <w:kern w:val="0"/>
-                <w:sz w:val="22"/>
-                <w:lang w:val="zh-CN"/>
-              </w:rPr>
-              <w:t>、同时掌握了</w:t>
-            </w:r>
-            <w:r>
-              <w:rPr>
-                <w:rFonts w:ascii="宋体" w:hAnsi="宋体" w:hint="eastAsia"/>
-                <w:color w:val="000000"/>
-                <w:kern w:val="0"/>
-                <w:sz w:val="22"/>
-                <w:lang w:val="zh-CN"/>
-              </w:rPr>
-              <w:t>C</w:t>
-            </w:r>
-            <w:r>
-              <w:rPr>
-                <w:rFonts w:ascii="宋体" w:hAnsi="宋体" w:hint="eastAsia"/>
-                <w:color w:val="000000"/>
-                <w:kern w:val="0"/>
-                <w:sz w:val="22"/>
-                <w:lang w:val="zh-CN"/>
-              </w:rPr>
-              <w:t>，</w:t>
-            </w:r>
-            <w:r>
-              <w:rPr>
-                <w:rFonts w:ascii="宋体" w:hAnsi="宋体"/>
-                <w:color w:val="000000"/>
-                <w:kern w:val="0"/>
-                <w:sz w:val="22"/>
-                <w:lang w:val="zh-CN"/>
-              </w:rPr>
-              <w:t>C</w:t>
-            </w:r>
-            <w:r>
-              <w:rPr>
-                <w:rFonts w:ascii="宋体" w:hAnsi="宋体"/>
-                <w:color w:val="000000"/>
-                <w:kern w:val="0"/>
-                <w:sz w:val="22"/>
-                <w:lang w:val="zh-CN"/>
-              </w:rPr>
-              <w:t>++</w:t>
-            </w:r>
-            <w:r>
-              <w:rPr>
-                <w:rFonts w:ascii="宋体" w:hAnsi="宋体" w:hint="eastAsia"/>
-                <w:color w:val="000000"/>
-                <w:kern w:val="0"/>
-                <w:sz w:val="22"/>
-                <w:lang w:val="zh-CN"/>
-              </w:rPr>
-              <w:t>，</w:t>
-            </w:r>
-            <w:r>
-              <w:rPr>
-                <w:rFonts w:ascii="宋体" w:hAnsi="宋体"/>
-                <w:color w:val="000000"/>
-                <w:kern w:val="0"/>
-                <w:sz w:val="22"/>
-                <w:lang w:val="zh-CN"/>
-              </w:rPr>
-              <w:t>J</w:t>
-            </w:r>
-            <w:r>
-              <w:rPr>
-                <w:rFonts w:ascii="宋体" w:hAnsi="宋体"/>
-                <w:color w:val="000000"/>
-                <w:kern w:val="0"/>
-                <w:sz w:val="22"/>
-                <w:lang w:val="zh-CN"/>
-              </w:rPr>
-              <w:t>ava</w:t>
-            </w:r>
-            <w:r>
-              <w:rPr>
-                <w:rFonts w:ascii="宋体" w:hAnsi="宋体" w:hint="eastAsia"/>
-                <w:color w:val="000000"/>
-                <w:kern w:val="0"/>
-                <w:sz w:val="22"/>
-                <w:lang w:val="zh-CN"/>
-              </w:rPr>
-              <w:t>，</w:t>
-            </w:r>
-            <w:r>
-              <w:rPr>
-                <w:rFonts w:ascii="宋体" w:hAnsi="宋体"/>
-                <w:color w:val="000000"/>
-                <w:kern w:val="0"/>
-                <w:sz w:val="22"/>
-                <w:lang w:val="zh-CN"/>
-              </w:rPr>
-              <w:t>Android</w:t>
-            </w:r>
-            <w:r>
-              <w:rPr>
-                <w:rFonts w:ascii="宋体" w:hAnsi="宋体" w:hint="eastAsia"/>
-                <w:color w:val="000000"/>
-                <w:kern w:val="0"/>
-                <w:sz w:val="22"/>
-                <w:lang w:val="zh-CN"/>
-              </w:rPr>
-              <w:t>，</w:t>
-            </w:r>
-            <w:r>
-              <w:rPr>
-                <w:rFonts w:ascii="宋体" w:hAnsi="宋体" w:hint="eastAsia"/>
-                <w:color w:val="000000"/>
-                <w:kern w:val="0"/>
-                <w:sz w:val="22"/>
-                <w:lang w:val="zh-CN"/>
-              </w:rPr>
-              <w:t>Git</w:t>
-            </w:r>
-            <w:r>
-              <w:rPr>
-                <w:rFonts w:ascii="宋体" w:hAnsi="宋体" w:hint="eastAsia"/>
-                <w:color w:val="000000"/>
-                <w:kern w:val="0"/>
-                <w:sz w:val="22"/>
-                <w:lang w:val="zh-CN"/>
-              </w:rPr>
-              <w:t>，</w:t>
-            </w:r>
-            <w:r>
-              <w:rPr>
-                <w:rFonts w:ascii="宋体" w:hAnsi="宋体"/>
-                <w:color w:val="000000"/>
-                <w:kern w:val="0"/>
-                <w:sz w:val="22"/>
-                <w:lang w:val="zh-CN"/>
-              </w:rPr>
-              <w:t>Json,</w:t>
-            </w:r>
-            <w:r>
-              <w:t xml:space="preserve"> </w:t>
-            </w:r>
-            <w:r>
-              <w:rPr>
-                <w:rFonts w:ascii="宋体" w:hAnsi="宋体"/>
-                <w:color w:val="000000"/>
-                <w:kern w:val="0"/>
-                <w:sz w:val="22"/>
-                <w:lang w:val="zh-CN"/>
-              </w:rPr>
-              <w:t>P</w:t>
-            </w:r>
-            <w:r>
-              <w:rPr>
-                <w:rFonts w:ascii="宋体" w:hAnsi="宋体"/>
-                <w:color w:val="000000"/>
-                <w:kern w:val="0"/>
-                <w:sz w:val="22"/>
-                <w:lang w:val="zh-CN"/>
-              </w:rPr>
-              <w:t>rotobuf</w:t>
-            </w:r>
-            <w:r>
-              <w:rPr>
-                <w:rFonts w:ascii="宋体" w:hAnsi="宋体" w:hint="eastAsia"/>
-                <w:color w:val="000000"/>
-                <w:kern w:val="0"/>
-                <w:sz w:val="22"/>
-                <w:lang w:val="zh-CN"/>
-              </w:rPr>
-              <w:t>，</w:t>
-            </w:r>
-            <w:r>
-              <w:rPr>
-                <w:rFonts w:ascii="宋体" w:hAnsi="宋体"/>
-                <w:color w:val="000000"/>
-                <w:kern w:val="0"/>
-                <w:sz w:val="22"/>
-                <w:lang w:val="zh-CN"/>
-              </w:rPr>
-              <w:t>L</w:t>
-            </w:r>
-            <w:r>
-              <w:rPr>
-                <w:rFonts w:ascii="宋体" w:hAnsi="宋体"/>
-                <w:color w:val="000000"/>
-                <w:kern w:val="0"/>
-                <w:sz w:val="22"/>
-                <w:lang w:val="zh-CN"/>
-              </w:rPr>
-              <w:t>inux</w:t>
-            </w:r>
-            <w:r>
-              <w:rPr>
-                <w:rFonts w:ascii="宋体" w:hAnsi="宋体" w:hint="eastAsia"/>
-                <w:color w:val="000000"/>
-                <w:kern w:val="0"/>
-                <w:sz w:val="22"/>
-                <w:lang w:val="zh-CN"/>
-              </w:rPr>
-              <w:t>，</w:t>
-            </w:r>
-            <w:r>
-              <w:rPr>
-                <w:rFonts w:ascii="宋体" w:hAnsi="宋体"/>
-                <w:color w:val="000000"/>
-                <w:kern w:val="0"/>
-                <w:sz w:val="22"/>
-                <w:lang w:val="zh-CN"/>
-              </w:rPr>
-              <w:t>PS</w:t>
-            </w:r>
-            <w:r>
-              <w:rPr>
-                <w:rFonts w:ascii="宋体" w:hAnsi="宋体" w:hint="eastAsia"/>
-                <w:color w:val="000000"/>
-                <w:kern w:val="0"/>
-                <w:sz w:val="22"/>
-                <w:lang w:val="zh-CN"/>
-              </w:rPr>
-              <w:t>，</w:t>
-            </w:r>
-            <w:r>
-              <w:rPr>
-                <w:rFonts w:ascii="宋体" w:hAnsi="宋体"/>
-                <w:color w:val="000000"/>
-                <w:kern w:val="0"/>
-                <w:sz w:val="22"/>
-                <w:lang w:val="zh-CN"/>
-              </w:rPr>
-              <w:t>WPF</w:t>
-            </w:r>
-            <w:r>
-              <w:rPr>
-                <w:rFonts w:ascii="宋体" w:hAnsi="宋体" w:hint="eastAsia"/>
-                <w:color w:val="000000"/>
-                <w:kern w:val="0"/>
-                <w:sz w:val="22"/>
-                <w:lang w:val="zh-CN"/>
-              </w:rPr>
-              <w:t>，</w:t>
-            </w:r>
-            <w:r>
-              <w:rPr>
-                <w:rFonts w:ascii="宋体" w:hAnsi="宋体"/>
-                <w:color w:val="000000"/>
-                <w:kern w:val="0"/>
-                <w:sz w:val="22"/>
-                <w:lang w:val="zh-CN"/>
-              </w:rPr>
-              <w:t>WCF</w:t>
-            </w:r>
-            <w:r>
-              <w:rPr>
-                <w:rFonts w:ascii="宋体" w:hAnsi="宋体" w:hint="eastAsia"/>
-                <w:color w:val="000000"/>
-                <w:kern w:val="0"/>
-                <w:sz w:val="22"/>
-                <w:lang w:val="zh-CN"/>
-              </w:rPr>
-              <w:t>，</w:t>
-            </w:r>
-            <w:r>
-              <w:rPr>
-                <w:rFonts w:ascii="宋体" w:hAnsi="宋体"/>
-                <w:color w:val="000000"/>
-                <w:kern w:val="0"/>
-                <w:sz w:val="22"/>
-                <w:lang w:val="zh-CN"/>
-              </w:rPr>
-              <w:t>IIS</w:t>
-            </w:r>
-            <w:r>
-              <w:rPr>
-                <w:rFonts w:ascii="宋体" w:hAnsi="宋体" w:hint="eastAsia"/>
-                <w:color w:val="000000"/>
-                <w:kern w:val="0"/>
-                <w:sz w:val="22"/>
-                <w:lang w:val="zh-CN"/>
-              </w:rPr>
-              <w:t>，</w:t>
-            </w:r>
-            <w:r>
-              <w:rPr>
-                <w:rFonts w:ascii="宋体" w:hAnsi="宋体"/>
-                <w:color w:val="000000"/>
-                <w:kern w:val="0"/>
-                <w:sz w:val="22"/>
-                <w:lang w:val="zh-CN"/>
-              </w:rPr>
-              <w:t>串口通信</w:t>
-            </w:r>
-            <w:r>
-              <w:rPr>
-                <w:rFonts w:ascii="宋体" w:hAnsi="宋体"/>
-                <w:color w:val="000000"/>
-                <w:kern w:val="0"/>
-                <w:sz w:val="22"/>
-                <w:lang w:val="zh-CN"/>
-              </w:rPr>
-              <w:t>等其它技能</w:t>
-            </w:r>
-            <w:r>
-              <w:rPr>
-                <w:rFonts w:ascii="宋体" w:hAnsi="宋体" w:hint="eastAsia"/>
+              <w:t>串口通信等其它技能</w:t>
+            </w:r>
+            <w:r>
+              <w:rPr>
+                <w:rFonts w:hint="eastAsia" w:ascii="宋体" w:hAnsi="宋体"/>
                 <w:color w:val="000000"/>
                 <w:kern w:val="0"/>
                 <w:sz w:val="22"/>
@@ -1623,18 +1291,21 @@
         </w:tc>
       </w:tr>
       <w:tr>
+        <w:tblPrEx>
+          <w:tblLayout w:type="fixed"/>
+        </w:tblPrEx>
         <w:trPr>
-          <w:trHeight w:val="288"/>
+          <w:trHeight w:val="288" w:hRule="atLeast"/>
         </w:trPr>
         <w:tc>
           <w:tcPr>
             <w:tcW w:w="9781" w:type="dxa"/>
             <w:gridSpan w:val="4"/>
             <w:tcBorders>
-              <w:top w:val="single" w:sz="6" w:space="0" w:color="auto"/>
-              <w:left w:val="single" w:sz="6" w:space="0" w:color="auto"/>
-              <w:bottom w:val="single" w:sz="6" w:space="0" w:color="auto"/>
-              <w:right w:val="single" w:sz="6" w:space="0" w:color="auto"/>
+              <w:top w:val="single" w:color="auto" w:sz="6" w:space="0"/>
+              <w:left w:val="single" w:color="auto" w:sz="6" w:space="0"/>
+              <w:bottom w:val="single" w:color="auto" w:sz="6" w:space="0"/>
+              <w:right w:val="single" w:color="auto" w:sz="6" w:space="0"/>
             </w:tcBorders>
             <w:shd w:val="clear" w:color="auto" w:fill="C0C0C0"/>
           </w:tcPr>
@@ -1661,23 +1332,26 @@
         </w:tc>
       </w:tr>
       <w:tr>
+        <w:tblPrEx>
+          <w:tblLayout w:type="fixed"/>
+        </w:tblPrEx>
         <w:trPr>
-          <w:trHeight w:val="5228"/>
+          <w:trHeight w:val="5228" w:hRule="atLeast"/>
         </w:trPr>
         <w:tc>
           <w:tcPr>
             <w:tcW w:w="9781" w:type="dxa"/>
             <w:gridSpan w:val="4"/>
             <w:tcBorders>
-              <w:top w:val="single" w:sz="6" w:space="0" w:color="auto"/>
-              <w:left w:val="single" w:sz="6" w:space="0" w:color="auto"/>
-              <w:bottom w:val="single" w:sz="6" w:space="0" w:color="auto"/>
-              <w:right w:val="single" w:sz="6" w:space="0" w:color="auto"/>
+              <w:top w:val="single" w:color="auto" w:sz="6" w:space="0"/>
+              <w:left w:val="single" w:color="auto" w:sz="6" w:space="0"/>
+              <w:bottom w:val="single" w:color="auto" w:sz="6" w:space="0"/>
+              <w:right w:val="single" w:color="auto" w:sz="6" w:space="0"/>
             </w:tcBorders>
           </w:tcPr>
           <w:p>
             <w:pPr>
-              <w:pStyle w:val="1"/>
+              <w:pStyle w:val="11"/>
               <w:rPr>
                 <w:sz w:val="22"/>
                 <w:szCs w:val="22"/>
@@ -1712,7 +1386,7 @@
             </w:pPr>
             <w:r>
               <w:rPr>
-                <w:rFonts w:ascii="宋体" w:hint="eastAsia"/>
+                <w:rFonts w:hint="eastAsia" w:ascii="宋体"/>
                 <w:color w:val="000000"/>
                 <w:kern w:val="0"/>
                 <w:sz w:val="22"/>
@@ -1730,19 +1404,19 @@
               <w:autoSpaceDE w:val="0"/>
               <w:autoSpaceDN w:val="0"/>
               <w:adjustRightInd w:val="0"/>
-              <w:ind w:firstLineChars="150" w:firstLine="330"/>
-              <w:rPr>
-                <w:rFonts w:ascii="宋体"/>
-                <w:color w:val="000000"/>
-                <w:kern w:val="0"/>
-                <w:sz w:val="22"/>
-                <w:szCs w:val="22"/>
-                <w:lang w:val="zh-CN"/>
-              </w:rPr>
-            </w:pPr>
-            <w:r>
-              <w:rPr>
-                <w:rFonts w:ascii="宋体" w:hint="eastAsia"/>
+              <w:ind w:firstLine="330" w:firstLineChars="150"/>
+              <w:rPr>
+                <w:rFonts w:ascii="宋体"/>
+                <w:color w:val="000000"/>
+                <w:kern w:val="0"/>
+                <w:sz w:val="22"/>
+                <w:szCs w:val="22"/>
+                <w:lang w:val="zh-CN"/>
+              </w:rPr>
+            </w:pPr>
+            <w:r>
+              <w:rPr>
+                <w:rFonts w:hint="eastAsia" w:ascii="宋体"/>
                 <w:color w:val="000000"/>
                 <w:kern w:val="0"/>
                 <w:sz w:val="22"/>
@@ -1764,25 +1438,14 @@
             </w:r>
             <w:r>
               <w:rPr>
-                <w:rFonts w:ascii="宋体" w:hint="eastAsia"/>
-                <w:color w:val="000000"/>
-                <w:kern w:val="0"/>
-                <w:sz w:val="22"/>
-                <w:szCs w:val="22"/>
-                <w:lang w:val="zh-CN"/>
-              </w:rPr>
-              <w:t>游戏</w:t>
-            </w:r>
-            <w:r>
-              <w:rPr>
-                <w:rFonts w:ascii="宋体" w:hint="eastAsia"/>
-                <w:color w:val="000000"/>
-                <w:kern w:val="0"/>
-                <w:sz w:val="22"/>
-                <w:szCs w:val="22"/>
-                <w:lang w:val="zh-CN"/>
-              </w:rPr>
-              <w:t>进行</w:t>
+                <w:rFonts w:hint="eastAsia" w:ascii="宋体"/>
+                <w:color w:val="000000"/>
+                <w:kern w:val="0"/>
+                <w:sz w:val="22"/>
+                <w:szCs w:val="22"/>
+                <w:lang w:val="zh-CN"/>
+              </w:rPr>
+              <w:t>游戏进行</w:t>
             </w:r>
             <w:r>
               <w:rPr>
@@ -1797,7 +1460,391 @@
             </w:r>
             <w:r>
               <w:rPr>
-                <w:rFonts w:ascii="宋体" w:hint="eastAsia"/>
+                <w:rFonts w:hint="eastAsia" w:ascii="宋体"/>
+                <w:color w:val="000000"/>
+                <w:kern w:val="0"/>
+                <w:sz w:val="22"/>
+                <w:szCs w:val="22"/>
+                <w:lang w:val="zh-CN"/>
+              </w:rPr>
+              <w:t>。参与开发</w:t>
+            </w:r>
+            <w:r>
+              <w:rPr>
+                <w:rFonts w:ascii="宋体"/>
+                <w:color w:val="000000"/>
+                <w:kern w:val="0"/>
+                <w:sz w:val="22"/>
+                <w:szCs w:val="22"/>
+                <w:lang w:val="zh-CN"/>
+              </w:rPr>
+              <w:t>并上线的游戏有：雪鹰领主</w:t>
+            </w:r>
+            <w:r>
+              <w:rPr>
+                <w:rFonts w:hint="eastAsia" w:ascii="宋体"/>
+                <w:color w:val="000000"/>
+                <w:kern w:val="0"/>
+                <w:sz w:val="22"/>
+                <w:szCs w:val="22"/>
+                <w:lang w:val="zh-CN"/>
+              </w:rPr>
+              <w:t>2，三分天下。在该</w:t>
+            </w:r>
+            <w:r>
+              <w:rPr>
+                <w:rFonts w:ascii="宋体"/>
+                <w:color w:val="000000"/>
+                <w:kern w:val="0"/>
+                <w:sz w:val="22"/>
+                <w:szCs w:val="22"/>
+                <w:lang w:val="zh-CN"/>
+              </w:rPr>
+              <w:t>公司，掌握了</w:t>
+            </w:r>
+            <w:r>
+              <w:rPr>
+                <w:rFonts w:hint="eastAsia" w:ascii="宋体"/>
+                <w:color w:val="000000"/>
+                <w:kern w:val="0"/>
+                <w:sz w:val="22"/>
+                <w:szCs w:val="22"/>
+                <w:lang w:val="zh-CN"/>
+              </w:rPr>
+              <w:t>多</w:t>
+            </w:r>
+            <w:r>
+              <w:rPr>
+                <w:rFonts w:ascii="宋体"/>
+                <w:color w:val="000000"/>
+                <w:kern w:val="0"/>
+                <w:sz w:val="22"/>
+                <w:szCs w:val="22"/>
+                <w:lang w:val="zh-CN"/>
+              </w:rPr>
+              <w:t>线程，锁，</w:t>
+            </w:r>
+            <w:r>
+              <w:rPr>
+                <w:rFonts w:hint="eastAsia" w:ascii="宋体"/>
+                <w:color w:val="000000"/>
+                <w:kern w:val="0"/>
+                <w:sz w:val="22"/>
+                <w:szCs w:val="22"/>
+                <w:lang w:val="zh-CN"/>
+              </w:rPr>
+              <w:t>以及</w:t>
+            </w:r>
+            <w:r>
+              <w:rPr>
+                <w:rFonts w:ascii="宋体"/>
+                <w:color w:val="000000"/>
+                <w:kern w:val="0"/>
+                <w:sz w:val="22"/>
+                <w:szCs w:val="22"/>
+                <w:lang w:val="zh-CN"/>
+              </w:rPr>
+              <w:t>保证数据的安全</w:t>
+            </w:r>
+            <w:r>
+              <w:rPr>
+                <w:rFonts w:hint="eastAsia" w:ascii="宋体"/>
+                <w:color w:val="000000"/>
+                <w:kern w:val="0"/>
+                <w:sz w:val="22"/>
+                <w:szCs w:val="22"/>
+                <w:lang w:val="zh-CN"/>
+              </w:rPr>
+              <w:t>等</w:t>
+            </w:r>
+            <w:r>
+              <w:rPr>
+                <w:rFonts w:ascii="宋体"/>
+                <w:color w:val="000000"/>
+                <w:kern w:val="0"/>
+                <w:sz w:val="22"/>
+                <w:szCs w:val="22"/>
+                <w:lang w:val="zh-CN"/>
+              </w:rPr>
+              <w:t>技术，</w:t>
+            </w:r>
+            <w:r>
+              <w:rPr>
+                <w:rFonts w:hint="eastAsia" w:ascii="宋体"/>
+                <w:color w:val="000000"/>
+                <w:kern w:val="0"/>
+                <w:sz w:val="22"/>
+                <w:szCs w:val="22"/>
+                <w:lang w:val="zh-CN"/>
+              </w:rPr>
+              <w:t>同时</w:t>
+            </w:r>
+            <w:r>
+              <w:rPr>
+                <w:rFonts w:ascii="宋体"/>
+                <w:color w:val="000000"/>
+                <w:kern w:val="0"/>
+                <w:sz w:val="22"/>
+                <w:szCs w:val="22"/>
+                <w:lang w:val="zh-CN"/>
+              </w:rPr>
+              <w:t>，对</w:t>
+            </w:r>
+            <w:r>
+              <w:rPr>
+                <w:rFonts w:hint="eastAsia" w:ascii="宋体"/>
+                <w:color w:val="000000"/>
+                <w:kern w:val="0"/>
+                <w:sz w:val="22"/>
+                <w:szCs w:val="22"/>
+                <w:lang w:val="zh-CN"/>
+              </w:rPr>
+              <w:t>Http、</w:t>
+            </w:r>
+            <w:r>
+              <w:rPr>
+                <w:rFonts w:ascii="宋体"/>
+                <w:color w:val="000000"/>
+                <w:kern w:val="0"/>
+                <w:sz w:val="22"/>
+                <w:szCs w:val="22"/>
+                <w:lang w:val="zh-CN"/>
+              </w:rPr>
+              <w:t>Tcp</w:t>
+            </w:r>
+            <w:r>
+              <w:rPr>
+                <w:rFonts w:hint="eastAsia" w:ascii="宋体"/>
+                <w:color w:val="000000"/>
+                <w:kern w:val="0"/>
+                <w:sz w:val="22"/>
+                <w:szCs w:val="22"/>
+                <w:lang w:val="zh-CN"/>
+              </w:rPr>
+              <w:t>、</w:t>
+            </w:r>
+            <w:r>
+              <w:rPr>
+                <w:rFonts w:ascii="宋体"/>
+                <w:color w:val="000000"/>
+                <w:kern w:val="0"/>
+                <w:sz w:val="22"/>
+                <w:szCs w:val="22"/>
+                <w:lang w:val="zh-CN"/>
+              </w:rPr>
+              <w:t>U</w:t>
+            </w:r>
+            <w:r>
+              <w:rPr>
+                <w:rFonts w:hint="eastAsia" w:ascii="宋体"/>
+                <w:color w:val="000000"/>
+                <w:kern w:val="0"/>
+                <w:sz w:val="22"/>
+                <w:szCs w:val="22"/>
+                <w:lang w:val="zh-CN"/>
+              </w:rPr>
+              <w:t>dp等协议在</w:t>
+            </w:r>
+            <w:r>
+              <w:rPr>
+                <w:rFonts w:ascii="宋体"/>
+                <w:color w:val="000000"/>
+                <w:kern w:val="0"/>
+                <w:sz w:val="22"/>
+                <w:szCs w:val="22"/>
+                <w:lang w:val="zh-CN"/>
+              </w:rPr>
+              <w:t>服务</w:t>
+            </w:r>
+            <w:r>
+              <w:rPr>
+                <w:rFonts w:hint="eastAsia" w:ascii="宋体"/>
+                <w:color w:val="000000"/>
+                <w:kern w:val="0"/>
+                <w:sz w:val="22"/>
+                <w:szCs w:val="22"/>
+                <w:lang w:val="zh-CN"/>
+              </w:rPr>
+              <w:t>端</w:t>
+            </w:r>
+            <w:r>
+              <w:rPr>
+                <w:rFonts w:ascii="宋体"/>
+                <w:color w:val="000000"/>
+                <w:kern w:val="0"/>
+                <w:sz w:val="22"/>
+                <w:szCs w:val="22"/>
+                <w:lang w:val="zh-CN"/>
+              </w:rPr>
+              <w:t>的开发有了深刻的认识。</w:t>
+            </w:r>
+            <w:r>
+              <w:rPr>
+                <w:rFonts w:hint="eastAsia" w:ascii="宋体"/>
+                <w:color w:val="000000"/>
+                <w:kern w:val="0"/>
+                <w:sz w:val="22"/>
+                <w:szCs w:val="22"/>
+                <w:lang w:val="zh-CN"/>
+              </w:rPr>
+              <w:t>在代码</w:t>
+            </w:r>
+            <w:r>
+              <w:rPr>
+                <w:rFonts w:ascii="宋体"/>
+                <w:color w:val="000000"/>
+                <w:kern w:val="0"/>
+                <w:sz w:val="22"/>
+                <w:szCs w:val="22"/>
+                <w:lang w:val="zh-CN"/>
+              </w:rPr>
+              <w:t>规范方面，</w:t>
+            </w:r>
+            <w:r>
+              <w:rPr>
+                <w:rFonts w:hint="eastAsia" w:ascii="宋体"/>
+                <w:color w:val="000000"/>
+                <w:kern w:val="0"/>
+                <w:sz w:val="22"/>
+                <w:szCs w:val="22"/>
+                <w:lang w:val="zh-CN"/>
+              </w:rPr>
+              <w:t>也</w:t>
+            </w:r>
+            <w:r>
+              <w:rPr>
+                <w:rFonts w:ascii="宋体"/>
+                <w:color w:val="000000"/>
+                <w:kern w:val="0"/>
+                <w:sz w:val="22"/>
+                <w:szCs w:val="22"/>
+                <w:lang w:val="zh-CN"/>
+              </w:rPr>
+              <w:t>养成了</w:t>
+            </w:r>
+            <w:r>
+              <w:rPr>
+                <w:rFonts w:hint="eastAsia" w:ascii="宋体"/>
+                <w:color w:val="000000"/>
+                <w:kern w:val="0"/>
+                <w:sz w:val="22"/>
+                <w:szCs w:val="22"/>
+                <w:lang w:val="zh-CN"/>
+              </w:rPr>
+              <w:t>良好</w:t>
+            </w:r>
+            <w:r>
+              <w:rPr>
+                <w:rFonts w:ascii="宋体"/>
+                <w:color w:val="000000"/>
+                <w:kern w:val="0"/>
+                <w:sz w:val="22"/>
+                <w:szCs w:val="22"/>
+                <w:lang w:val="zh-CN"/>
+              </w:rPr>
+              <w:t>的习惯</w:t>
+            </w:r>
+            <w:r>
+              <w:rPr>
+                <w:rFonts w:hint="eastAsia" w:ascii="宋体"/>
+                <w:color w:val="000000"/>
+                <w:kern w:val="0"/>
+                <w:sz w:val="22"/>
+                <w:szCs w:val="22"/>
+                <w:lang w:val="zh-CN"/>
+              </w:rPr>
+              <w:t>，</w:t>
+            </w:r>
+            <w:r>
+              <w:rPr>
+                <w:rFonts w:ascii="宋体"/>
+                <w:color w:val="000000"/>
+                <w:kern w:val="0"/>
+                <w:sz w:val="22"/>
+                <w:szCs w:val="22"/>
+                <w:lang w:val="zh-CN"/>
+              </w:rPr>
+              <w:t>比如</w:t>
+            </w:r>
+            <w:r>
+              <w:rPr>
+                <w:rFonts w:hint="eastAsia" w:ascii="宋体"/>
+                <w:color w:val="000000"/>
+                <w:kern w:val="0"/>
+                <w:sz w:val="22"/>
+                <w:szCs w:val="22"/>
+                <w:lang w:val="zh-CN"/>
+              </w:rPr>
+              <w:t>：</w:t>
+            </w:r>
+            <w:r>
+              <w:rPr>
+                <w:rFonts w:hint="default" w:ascii="宋体"/>
+                <w:color w:val="000000"/>
+                <w:kern w:val="0"/>
+                <w:sz w:val="22"/>
+                <w:szCs w:val="22"/>
+              </w:rPr>
+              <w:t>良好的注释</w:t>
+            </w:r>
+            <w:r>
+              <w:rPr>
+                <w:rFonts w:hint="eastAsia" w:ascii="宋体"/>
+                <w:color w:val="000000"/>
+                <w:kern w:val="0"/>
+                <w:sz w:val="22"/>
+                <w:szCs w:val="22"/>
+                <w:lang w:val="zh-CN"/>
+              </w:rPr>
+              <w:t>、利用</w:t>
+            </w:r>
+            <w:r>
+              <w:rPr>
+                <w:rFonts w:ascii="宋体"/>
+                <w:color w:val="000000"/>
+                <w:kern w:val="0"/>
+                <w:sz w:val="22"/>
+                <w:szCs w:val="22"/>
+                <w:lang w:val="zh-CN"/>
+              </w:rPr>
+              <w:t>表驱动</w:t>
+            </w:r>
+            <w:r>
+              <w:rPr>
+                <w:rFonts w:hint="eastAsia" w:ascii="宋体"/>
+                <w:color w:val="000000"/>
+                <w:kern w:val="0"/>
+                <w:sz w:val="22"/>
+                <w:szCs w:val="22"/>
+                <w:lang w:val="zh-CN"/>
+              </w:rPr>
+              <w:t>法简化</w:t>
+            </w:r>
+            <w:r>
+              <w:rPr>
+                <w:rFonts w:ascii="宋体"/>
+                <w:color w:val="000000"/>
+                <w:kern w:val="0"/>
+                <w:sz w:val="22"/>
+                <w:szCs w:val="22"/>
+                <w:lang w:val="zh-CN"/>
+              </w:rPr>
+              <w:t>if else</w:t>
+            </w:r>
+            <w:r>
+              <w:rPr>
+                <w:rFonts w:hint="eastAsia" w:ascii="宋体"/>
+                <w:color w:val="000000"/>
+                <w:kern w:val="0"/>
+                <w:sz w:val="22"/>
+                <w:szCs w:val="22"/>
+                <w:lang w:val="zh-CN"/>
+              </w:rPr>
+              <w:t>等</w:t>
+            </w:r>
+            <w:r>
+              <w:rPr>
+                <w:rFonts w:ascii="宋体"/>
                 <w:color w:val="000000"/>
                 <w:kern w:val="0"/>
                 <w:sz w:val="22"/>
@@ -1806,571 +1853,10 @@
               </w:rPr>
               <w:t>。</w:t>
             </w:r>
-            <w:r>
-              <w:rPr>
-                <w:rFonts w:ascii="宋体" w:hint="eastAsia"/>
-                <w:color w:val="000000"/>
-                <w:kern w:val="0"/>
-                <w:sz w:val="22"/>
-                <w:szCs w:val="22"/>
-                <w:lang w:val="zh-CN"/>
-              </w:rPr>
-              <w:t>参与</w:t>
-            </w:r>
-            <w:r>
-              <w:rPr>
-                <w:rFonts w:ascii="宋体" w:hint="eastAsia"/>
-                <w:color w:val="000000"/>
-                <w:kern w:val="0"/>
-                <w:sz w:val="22"/>
-                <w:szCs w:val="22"/>
-                <w:lang w:val="zh-CN"/>
-              </w:rPr>
-              <w:t>开发</w:t>
-            </w:r>
-            <w:r>
-              <w:rPr>
-                <w:rFonts w:ascii="宋体"/>
-                <w:color w:val="000000"/>
-                <w:kern w:val="0"/>
-                <w:sz w:val="22"/>
-                <w:szCs w:val="22"/>
-                <w:lang w:val="zh-CN"/>
-              </w:rPr>
-              <w:t>并上线的游戏有：雪鹰领主</w:t>
-            </w:r>
-            <w:r>
-              <w:rPr>
-                <w:rFonts w:ascii="宋体" w:hint="eastAsia"/>
-                <w:color w:val="000000"/>
-                <w:kern w:val="0"/>
-                <w:sz w:val="22"/>
-                <w:szCs w:val="22"/>
-                <w:lang w:val="zh-CN"/>
-              </w:rPr>
-              <w:t>2，三分天下。</w:t>
-            </w:r>
-            <w:r>
-              <w:rPr>
-                <w:rFonts w:ascii="宋体" w:hint="eastAsia"/>
-                <w:color w:val="000000"/>
-                <w:kern w:val="0"/>
-                <w:sz w:val="22"/>
-                <w:szCs w:val="22"/>
-                <w:lang w:val="zh-CN"/>
-              </w:rPr>
-              <w:t>在该</w:t>
-            </w:r>
-            <w:r>
-              <w:rPr>
-                <w:rFonts w:ascii="宋体"/>
-                <w:color w:val="000000"/>
-                <w:kern w:val="0"/>
-                <w:sz w:val="22"/>
-                <w:szCs w:val="22"/>
-                <w:lang w:val="zh-CN"/>
-              </w:rPr>
-              <w:t>公司，掌握了</w:t>
-            </w:r>
-            <w:r>
-              <w:rPr>
-                <w:rFonts w:ascii="宋体" w:hint="eastAsia"/>
-                <w:color w:val="000000"/>
-                <w:kern w:val="0"/>
-                <w:sz w:val="22"/>
-                <w:szCs w:val="22"/>
-                <w:lang w:val="zh-CN"/>
-              </w:rPr>
-              <w:t>多</w:t>
-            </w:r>
-            <w:r>
-              <w:rPr>
-                <w:rFonts w:ascii="宋体"/>
-                <w:color w:val="000000"/>
-                <w:kern w:val="0"/>
-                <w:sz w:val="22"/>
-                <w:szCs w:val="22"/>
-                <w:lang w:val="zh-CN"/>
-              </w:rPr>
-              <w:t>线程，锁，</w:t>
-            </w:r>
-            <w:r>
-              <w:rPr>
-                <w:rFonts w:ascii="宋体" w:hint="eastAsia"/>
-                <w:color w:val="000000"/>
-                <w:kern w:val="0"/>
-                <w:sz w:val="22"/>
-                <w:szCs w:val="22"/>
-                <w:lang w:val="zh-CN"/>
-              </w:rPr>
-              <w:t>以及</w:t>
-            </w:r>
-            <w:r>
-              <w:rPr>
-                <w:rFonts w:ascii="宋体"/>
-                <w:color w:val="000000"/>
-                <w:kern w:val="0"/>
-                <w:sz w:val="22"/>
-                <w:szCs w:val="22"/>
-                <w:lang w:val="zh-CN"/>
-              </w:rPr>
-              <w:t>保证</w:t>
-            </w:r>
-            <w:r>
-              <w:rPr>
-                <w:rFonts w:ascii="宋体" w:hint="eastAsia"/>
-                <w:color w:val="000000"/>
-                <w:kern w:val="0"/>
-                <w:sz w:val="22"/>
-                <w:szCs w:val="22"/>
-                <w:lang w:val="zh-CN"/>
-              </w:rPr>
-              <w:t>内存</w:t>
-            </w:r>
-            <w:r>
-              <w:rPr>
-                <w:rFonts w:ascii="宋体"/>
-                <w:color w:val="000000"/>
-                <w:kern w:val="0"/>
-                <w:sz w:val="22"/>
-                <w:szCs w:val="22"/>
-                <w:lang w:val="zh-CN"/>
-              </w:rPr>
-              <w:t>数据的安全</w:t>
-            </w:r>
-            <w:r>
-              <w:rPr>
-                <w:rFonts w:ascii="宋体" w:hint="eastAsia"/>
-                <w:color w:val="000000"/>
-                <w:kern w:val="0"/>
-                <w:sz w:val="22"/>
-                <w:szCs w:val="22"/>
-                <w:lang w:val="zh-CN"/>
-              </w:rPr>
-              <w:t>等</w:t>
-            </w:r>
-            <w:r>
-              <w:rPr>
-                <w:rFonts w:ascii="宋体"/>
-                <w:color w:val="000000"/>
-                <w:kern w:val="0"/>
-                <w:sz w:val="22"/>
-                <w:szCs w:val="22"/>
-                <w:lang w:val="zh-CN"/>
-              </w:rPr>
-              <w:t>技术</w:t>
-            </w:r>
-            <w:r>
-              <w:rPr>
-                <w:rFonts w:ascii="宋体"/>
-                <w:color w:val="000000"/>
-                <w:kern w:val="0"/>
-                <w:sz w:val="22"/>
-                <w:szCs w:val="22"/>
-                <w:lang w:val="zh-CN"/>
-              </w:rPr>
-              <w:t>，</w:t>
-            </w:r>
-            <w:r>
-              <w:rPr>
-                <w:rFonts w:ascii="宋体" w:hint="eastAsia"/>
-                <w:color w:val="000000"/>
-                <w:kern w:val="0"/>
-                <w:sz w:val="22"/>
-                <w:szCs w:val="22"/>
-                <w:lang w:val="zh-CN"/>
-              </w:rPr>
-              <w:t>同时</w:t>
-            </w:r>
-            <w:r>
-              <w:rPr>
-                <w:rFonts w:ascii="宋体"/>
-                <w:color w:val="000000"/>
-                <w:kern w:val="0"/>
-                <w:sz w:val="22"/>
-                <w:szCs w:val="22"/>
-                <w:lang w:val="zh-CN"/>
-              </w:rPr>
-              <w:t>，对</w:t>
-            </w:r>
-            <w:r>
-              <w:rPr>
-                <w:rFonts w:ascii="宋体" w:hint="eastAsia"/>
-                <w:color w:val="000000"/>
-                <w:kern w:val="0"/>
-                <w:sz w:val="22"/>
-                <w:szCs w:val="22"/>
-                <w:lang w:val="zh-CN"/>
-              </w:rPr>
-              <w:t>H</w:t>
-            </w:r>
-            <w:r>
-              <w:rPr>
-                <w:rFonts w:ascii="宋体" w:hint="eastAsia"/>
-                <w:color w:val="000000"/>
-                <w:kern w:val="0"/>
-                <w:sz w:val="22"/>
-                <w:szCs w:val="22"/>
-                <w:lang w:val="zh-CN"/>
-              </w:rPr>
-              <w:t>ttp</w:t>
-            </w:r>
-            <w:r>
-              <w:rPr>
-                <w:rFonts w:ascii="宋体" w:hint="eastAsia"/>
-                <w:color w:val="000000"/>
-                <w:kern w:val="0"/>
-                <w:sz w:val="22"/>
-                <w:szCs w:val="22"/>
-                <w:lang w:val="zh-CN"/>
-              </w:rPr>
-              <w:t>、</w:t>
-            </w:r>
-            <w:r>
-              <w:rPr>
-                <w:rFonts w:ascii="宋体"/>
-                <w:color w:val="000000"/>
-                <w:kern w:val="0"/>
-                <w:sz w:val="22"/>
-                <w:szCs w:val="22"/>
-                <w:lang w:val="zh-CN"/>
-              </w:rPr>
-              <w:t>T</w:t>
-            </w:r>
-            <w:r>
-              <w:rPr>
-                <w:rFonts w:ascii="宋体"/>
-                <w:color w:val="000000"/>
-                <w:kern w:val="0"/>
-                <w:sz w:val="22"/>
-                <w:szCs w:val="22"/>
-                <w:lang w:val="zh-CN"/>
-              </w:rPr>
-              <w:t>cp</w:t>
-            </w:r>
-            <w:r>
-              <w:rPr>
-                <w:rFonts w:ascii="宋体" w:hint="eastAsia"/>
-                <w:color w:val="000000"/>
-                <w:kern w:val="0"/>
-                <w:sz w:val="22"/>
-                <w:szCs w:val="22"/>
-                <w:lang w:val="zh-CN"/>
-              </w:rPr>
-              <w:t>、</w:t>
-            </w:r>
-            <w:r>
-              <w:rPr>
-                <w:rFonts w:ascii="宋体"/>
-                <w:color w:val="000000"/>
-                <w:kern w:val="0"/>
-                <w:sz w:val="22"/>
-                <w:szCs w:val="22"/>
-                <w:lang w:val="zh-CN"/>
-              </w:rPr>
-              <w:t>U</w:t>
-            </w:r>
-            <w:r>
-              <w:rPr>
-                <w:rFonts w:ascii="宋体" w:hint="eastAsia"/>
-                <w:color w:val="000000"/>
-                <w:kern w:val="0"/>
-                <w:sz w:val="22"/>
-                <w:szCs w:val="22"/>
-                <w:lang w:val="zh-CN"/>
-              </w:rPr>
-              <w:t>dp</w:t>
-            </w:r>
-            <w:r>
-              <w:rPr>
-                <w:rFonts w:ascii="宋体" w:hint="eastAsia"/>
-                <w:color w:val="000000"/>
-                <w:kern w:val="0"/>
-                <w:sz w:val="22"/>
-                <w:szCs w:val="22"/>
-                <w:lang w:val="zh-CN"/>
-              </w:rPr>
-              <w:t>等</w:t>
-            </w:r>
-            <w:r>
-              <w:rPr>
-                <w:rFonts w:ascii="宋体" w:hint="eastAsia"/>
-                <w:color w:val="000000"/>
-                <w:kern w:val="0"/>
-                <w:sz w:val="22"/>
-                <w:szCs w:val="22"/>
-                <w:lang w:val="zh-CN"/>
-              </w:rPr>
-              <w:t>协议在</w:t>
-            </w:r>
-            <w:r>
-              <w:rPr>
-                <w:rFonts w:ascii="宋体"/>
-                <w:color w:val="000000"/>
-                <w:kern w:val="0"/>
-                <w:sz w:val="22"/>
-                <w:szCs w:val="22"/>
-                <w:lang w:val="zh-CN"/>
-              </w:rPr>
-              <w:t>服务</w:t>
-            </w:r>
-            <w:r>
-              <w:rPr>
-                <w:rFonts w:ascii="宋体" w:hint="eastAsia"/>
-                <w:color w:val="000000"/>
-                <w:kern w:val="0"/>
-                <w:sz w:val="22"/>
-                <w:szCs w:val="22"/>
-                <w:lang w:val="zh-CN"/>
-              </w:rPr>
-              <w:t>端</w:t>
-            </w:r>
-            <w:r>
-              <w:rPr>
-                <w:rFonts w:ascii="宋体"/>
-                <w:color w:val="000000"/>
-                <w:kern w:val="0"/>
-                <w:sz w:val="22"/>
-                <w:szCs w:val="22"/>
-                <w:lang w:val="zh-CN"/>
-              </w:rPr>
-              <w:t>的开发有了深刻的认识。</w:t>
-            </w:r>
-            <w:r>
-              <w:rPr>
-                <w:rFonts w:ascii="宋体" w:hint="eastAsia"/>
-                <w:color w:val="000000"/>
-                <w:kern w:val="0"/>
-                <w:sz w:val="22"/>
-                <w:szCs w:val="22"/>
-                <w:lang w:val="zh-CN"/>
-              </w:rPr>
-              <w:t>在</w:t>
-            </w:r>
-            <w:r>
-              <w:rPr>
-                <w:rFonts w:ascii="宋体" w:hint="eastAsia"/>
-                <w:color w:val="000000"/>
-                <w:kern w:val="0"/>
-                <w:sz w:val="22"/>
-                <w:szCs w:val="22"/>
-                <w:lang w:val="zh-CN"/>
-              </w:rPr>
-              <w:t>代码</w:t>
-            </w:r>
-            <w:r>
-              <w:rPr>
-                <w:rFonts w:ascii="宋体"/>
-                <w:color w:val="000000"/>
-                <w:kern w:val="0"/>
-                <w:sz w:val="22"/>
-                <w:szCs w:val="22"/>
-                <w:lang w:val="zh-CN"/>
-              </w:rPr>
-              <w:t>规范方面</w:t>
-            </w:r>
-            <w:r>
-              <w:rPr>
-                <w:rFonts w:ascii="宋体"/>
-                <w:color w:val="000000"/>
-                <w:kern w:val="0"/>
-                <w:sz w:val="22"/>
-                <w:szCs w:val="22"/>
-                <w:lang w:val="zh-CN"/>
-              </w:rPr>
-              <w:t>，</w:t>
-            </w:r>
-            <w:r>
-              <w:rPr>
-                <w:rFonts w:ascii="宋体" w:hint="eastAsia"/>
-                <w:color w:val="000000"/>
-                <w:kern w:val="0"/>
-                <w:sz w:val="22"/>
-                <w:szCs w:val="22"/>
-                <w:lang w:val="zh-CN"/>
-              </w:rPr>
-              <w:t>也</w:t>
-            </w:r>
-            <w:r>
-              <w:rPr>
-                <w:rFonts w:ascii="宋体"/>
-                <w:color w:val="000000"/>
-                <w:kern w:val="0"/>
-                <w:sz w:val="22"/>
-                <w:szCs w:val="22"/>
-                <w:lang w:val="zh-CN"/>
-              </w:rPr>
-              <w:t>养成了</w:t>
-            </w:r>
-            <w:r>
-              <w:rPr>
-                <w:rFonts w:ascii="宋体" w:hint="eastAsia"/>
-                <w:color w:val="000000"/>
-                <w:kern w:val="0"/>
-                <w:sz w:val="22"/>
-                <w:szCs w:val="22"/>
-                <w:lang w:val="zh-CN"/>
-              </w:rPr>
-              <w:t>良好</w:t>
-            </w:r>
-            <w:r>
-              <w:rPr>
-                <w:rFonts w:ascii="宋体"/>
-                <w:color w:val="000000"/>
-                <w:kern w:val="0"/>
-                <w:sz w:val="22"/>
-                <w:szCs w:val="22"/>
-                <w:lang w:val="zh-CN"/>
-              </w:rPr>
-              <w:t>的</w:t>
-            </w:r>
-            <w:r>
-              <w:rPr>
-                <w:rFonts w:ascii="宋体"/>
-                <w:color w:val="000000"/>
-                <w:kern w:val="0"/>
-                <w:sz w:val="22"/>
-                <w:szCs w:val="22"/>
-                <w:lang w:val="zh-CN"/>
-              </w:rPr>
-              <w:t>习惯</w:t>
-            </w:r>
-            <w:r>
-              <w:rPr>
-                <w:rFonts w:ascii="宋体" w:hint="eastAsia"/>
-                <w:color w:val="000000"/>
-                <w:kern w:val="0"/>
-                <w:sz w:val="22"/>
-                <w:szCs w:val="22"/>
-                <w:lang w:val="zh-CN"/>
-              </w:rPr>
-              <w:t>，</w:t>
-            </w:r>
-            <w:r>
-              <w:rPr>
-                <w:rFonts w:ascii="宋体"/>
-                <w:color w:val="000000"/>
-                <w:kern w:val="0"/>
-                <w:sz w:val="22"/>
-                <w:szCs w:val="22"/>
-                <w:lang w:val="zh-CN"/>
-              </w:rPr>
-              <w:t>比如</w:t>
-            </w:r>
-            <w:r>
-              <w:rPr>
-                <w:rFonts w:ascii="宋体" w:hint="eastAsia"/>
-                <w:color w:val="000000"/>
-                <w:kern w:val="0"/>
-                <w:sz w:val="22"/>
-                <w:szCs w:val="22"/>
-                <w:lang w:val="zh-CN"/>
-              </w:rPr>
-              <w:t>：</w:t>
-            </w:r>
-            <w:r>
-              <w:rPr>
-                <w:rFonts w:ascii="宋体" w:hint="eastAsia"/>
-                <w:color w:val="000000"/>
-                <w:kern w:val="0"/>
-                <w:sz w:val="22"/>
-                <w:szCs w:val="22"/>
-                <w:lang w:val="zh-CN"/>
-              </w:rPr>
-              <w:t>注释</w:t>
-            </w:r>
-            <w:r>
-              <w:rPr>
-                <w:rFonts w:ascii="宋体"/>
-                <w:color w:val="000000"/>
-                <w:kern w:val="0"/>
-                <w:sz w:val="22"/>
-                <w:szCs w:val="22"/>
-                <w:lang w:val="zh-CN"/>
-              </w:rPr>
-              <w:t>前面加空格</w:t>
-            </w:r>
-            <w:r>
-              <w:rPr>
-                <w:rFonts w:ascii="宋体" w:hint="eastAsia"/>
-                <w:color w:val="000000"/>
-                <w:kern w:val="0"/>
-                <w:sz w:val="22"/>
-                <w:szCs w:val="22"/>
-                <w:lang w:val="zh-CN"/>
-              </w:rPr>
-              <w:t>、</w:t>
-            </w:r>
-            <w:r>
-              <w:rPr>
-                <w:rFonts w:ascii="宋体" w:hint="eastAsia"/>
-                <w:color w:val="000000"/>
-                <w:kern w:val="0"/>
-                <w:sz w:val="22"/>
-                <w:szCs w:val="22"/>
-                <w:lang w:val="zh-CN"/>
-              </w:rPr>
-              <w:t>利用</w:t>
-            </w:r>
-            <w:r>
-              <w:rPr>
-                <w:rFonts w:ascii="宋体"/>
-                <w:color w:val="000000"/>
-                <w:kern w:val="0"/>
-                <w:sz w:val="22"/>
-                <w:szCs w:val="22"/>
-                <w:lang w:val="zh-CN"/>
-              </w:rPr>
-              <w:t>表驱动</w:t>
-            </w:r>
-            <w:r>
-              <w:rPr>
-                <w:rFonts w:ascii="宋体" w:hint="eastAsia"/>
-                <w:color w:val="000000"/>
-                <w:kern w:val="0"/>
-                <w:sz w:val="22"/>
-                <w:szCs w:val="22"/>
-                <w:lang w:val="zh-CN"/>
-              </w:rPr>
-              <w:t>法简化</w:t>
-            </w:r>
-            <w:r>
-              <w:rPr>
-                <w:rFonts w:ascii="宋体"/>
-                <w:color w:val="000000"/>
-                <w:kern w:val="0"/>
-                <w:sz w:val="22"/>
-                <w:szCs w:val="22"/>
-                <w:lang w:val="zh-CN"/>
-              </w:rPr>
-              <w:t>if else</w:t>
-            </w:r>
-            <w:r>
-              <w:rPr>
-                <w:rFonts w:ascii="宋体" w:hint="eastAsia"/>
-                <w:color w:val="000000"/>
-                <w:kern w:val="0"/>
-                <w:sz w:val="22"/>
-                <w:szCs w:val="22"/>
-                <w:lang w:val="zh-CN"/>
-              </w:rPr>
-              <w:t>等</w:t>
-            </w:r>
-            <w:r>
-              <w:rPr>
-                <w:rFonts w:ascii="宋体"/>
-                <w:color w:val="000000"/>
-                <w:kern w:val="0"/>
-                <w:sz w:val="22"/>
-                <w:szCs w:val="22"/>
-                <w:lang w:val="zh-CN"/>
-              </w:rPr>
-              <w:t>。</w:t>
-            </w:r>
-          </w:p>
-          <w:p>
-            <w:pPr>
-              <w:pStyle w:val="1"/>
+          </w:p>
+          <w:p>
+            <w:pPr>
+              <w:pStyle w:val="11"/>
               <w:rPr>
                 <w:sz w:val="22"/>
                 <w:szCs w:val="22"/>
@@ -2405,7 +1891,7 @@
             </w:pPr>
             <w:r>
               <w:rPr>
-                <w:rFonts w:ascii="宋体" w:hint="eastAsia"/>
+                <w:rFonts w:hint="eastAsia" w:ascii="宋体"/>
                 <w:color w:val="000000"/>
                 <w:kern w:val="0"/>
                 <w:sz w:val="22"/>
@@ -2423,53 +1909,31 @@
               <w:autoSpaceDE w:val="0"/>
               <w:autoSpaceDN w:val="0"/>
               <w:adjustRightInd w:val="0"/>
-              <w:ind w:firstLineChars="150" w:firstLine="330"/>
-              <w:rPr>
-                <w:rFonts w:ascii="宋体"/>
-                <w:color w:val="000000"/>
-                <w:kern w:val="0"/>
-                <w:sz w:val="22"/>
-                <w:szCs w:val="22"/>
-                <w:lang w:val="zh-CN"/>
-              </w:rPr>
-            </w:pPr>
-            <w:r>
-              <w:rPr>
-                <w:rFonts w:ascii="宋体" w:hint="eastAsia"/>
-                <w:color w:val="000000"/>
-                <w:kern w:val="0"/>
-                <w:sz w:val="22"/>
-                <w:szCs w:val="22"/>
-                <w:lang w:val="zh-CN"/>
-              </w:rPr>
-              <w:t>在该公司的.Net团队中参与某军工项目的开发，在开发的过程中，学习到了各种各样</w:t>
-            </w:r>
-            <w:r>
-              <w:rPr>
-                <w:rFonts w:ascii="宋体" w:hint="eastAsia"/>
-                <w:color w:val="000000"/>
-                <w:kern w:val="0"/>
-                <w:sz w:val="22"/>
-                <w:szCs w:val="22"/>
-                <w:lang w:val="zh-CN"/>
-              </w:rPr>
-              <w:t>的知识，并熟练使用高级编程特性</w:t>
-            </w:r>
-            <w:r>
-              <w:rPr>
-                <w:rFonts w:ascii="宋体" w:hint="eastAsia"/>
-                <w:color w:val="000000"/>
-                <w:kern w:val="0"/>
-                <w:sz w:val="22"/>
-                <w:szCs w:val="22"/>
-                <w:lang w:val="zh-CN"/>
-              </w:rPr>
-              <w:t>。</w:t>
-            </w:r>
-          </w:p>
-          <w:p>
-            <w:pPr>
-              <w:pStyle w:val="1"/>
+              <w:ind w:firstLine="330" w:firstLineChars="150"/>
+              <w:rPr>
+                <w:rFonts w:ascii="宋体"/>
+                <w:color w:val="000000"/>
+                <w:kern w:val="0"/>
+                <w:sz w:val="22"/>
+                <w:szCs w:val="22"/>
+                <w:lang w:val="zh-CN"/>
+              </w:rPr>
+            </w:pPr>
+            <w:r>
+              <w:rPr>
+                <w:rFonts w:hint="eastAsia" w:ascii="宋体"/>
+                <w:color w:val="000000"/>
+                <w:kern w:val="0"/>
+                <w:sz w:val="22"/>
+                <w:szCs w:val="22"/>
+                <w:lang w:val="zh-CN"/>
+              </w:rPr>
+              <w:t>在该公司的.Net团队中参与某军工项目的开发，在开发的过程中，学习到了各种各样的知识，并熟练使用高级编程特性。</w:t>
+            </w:r>
+          </w:p>
+          <w:p>
+            <w:pPr>
+              <w:pStyle w:val="11"/>
               <w:rPr>
                 <w:sz w:val="22"/>
                 <w:szCs w:val="22"/>
@@ -2504,7 +1968,7 @@
             </w:pPr>
             <w:r>
               <w:rPr>
-                <w:rFonts w:ascii="宋体" w:hint="eastAsia"/>
+                <w:rFonts w:hint="eastAsia" w:ascii="宋体"/>
                 <w:color w:val="000000"/>
                 <w:kern w:val="0"/>
                 <w:sz w:val="22"/>
@@ -2522,47 +1986,25 @@
               <w:autoSpaceDE w:val="0"/>
               <w:autoSpaceDN w:val="0"/>
               <w:adjustRightInd w:val="0"/>
-              <w:ind w:firstLineChars="150" w:firstLine="330"/>
-              <w:rPr>
-                <w:rFonts w:ascii="宋体"/>
-                <w:color w:val="000000"/>
-                <w:kern w:val="0"/>
-                <w:sz w:val="22"/>
-                <w:lang w:val="zh-CN"/>
-              </w:rPr>
-            </w:pPr>
-            <w:r>
-              <w:rPr>
-                <w:rFonts w:ascii="宋体" w:hint="eastAsia"/>
-                <w:color w:val="000000"/>
-                <w:kern w:val="0"/>
-                <w:sz w:val="22"/>
-                <w:szCs w:val="22"/>
-                <w:lang w:val="zh-CN"/>
-              </w:rPr>
-              <w:t>在该公司独立开发了两个项目，从与客户讨论需求、数据库设计到最后的上线使用，均为独立完成。一个项目为BS，一个为</w:t>
-            </w:r>
-            <w:r>
-              <w:rPr>
-                <w:rFonts w:ascii="宋体" w:hint="eastAsia"/>
-                <w:color w:val="000000"/>
-                <w:kern w:val="0"/>
-                <w:sz w:val="22"/>
-                <w:szCs w:val="22"/>
-                <w:lang w:val="zh-CN"/>
-              </w:rPr>
-              <w:t>Android</w:t>
-            </w:r>
-            <w:r>
-              <w:rPr>
-                <w:rFonts w:ascii="宋体" w:hint="eastAsia"/>
-                <w:color w:val="000000"/>
-                <w:kern w:val="0"/>
-                <w:sz w:val="22"/>
-                <w:szCs w:val="22"/>
-                <w:lang w:val="zh-CN"/>
-              </w:rPr>
-              <w:t>程序。</w:t>
+              <w:ind w:firstLine="330" w:firstLineChars="150"/>
+              <w:rPr>
+                <w:rFonts w:ascii="宋体"/>
+                <w:color w:val="000000"/>
+                <w:kern w:val="0"/>
+                <w:sz w:val="22"/>
+                <w:lang w:val="zh-CN"/>
+              </w:rPr>
+            </w:pPr>
+            <w:r>
+              <w:rPr>
+                <w:rFonts w:hint="eastAsia" w:ascii="宋体"/>
+                <w:color w:val="000000"/>
+                <w:kern w:val="0"/>
+                <w:sz w:val="22"/>
+                <w:szCs w:val="22"/>
+                <w:lang w:val="zh-CN"/>
+              </w:rPr>
+              <w:t>在该公司独立开发了两个项目，从与客户讨论需求、数据库设计到最后的上线使用，均为独立完成。一个项目为BS，一个为Android程序。</w:t>
             </w:r>
           </w:p>
         </w:tc>
@@ -2573,29 +2015,37 @@
     <w:p/>
     <w:tbl>
       <w:tblPr>
+        <w:tblStyle w:val="7"/>
         <w:tblW w:w="9781" w:type="dxa"/>
         <w:tblInd w:w="-601" w:type="dxa"/>
         <w:tblLayout w:type="fixed"/>
-        <w:tblLook w:val="04A0" w:firstRow="1" w:lastRow="0" w:firstColumn="1" w:lastColumn="0" w:noHBand="0" w:noVBand="1"/>
+        <w:tblCellMar>
+          <w:top w:w="0" w:type="dxa"/>
+          <w:left w:w="108" w:type="dxa"/>
+          <w:bottom w:w="0" w:type="dxa"/>
+          <w:right w:w="108" w:type="dxa"/>
+        </w:tblCellMar>
       </w:tblPr>
       <w:tblGrid>
         <w:gridCol w:w="9781"/>
       </w:tblGrid>
       <w:tr>
+        <w:tblPrEx>
+          <w:tblLayout w:type="fixed"/>
+        </w:tblPrEx>
         <w:trPr>
-          <w:trHeight w:val="336"/>
+          <w:trHeight w:val="336" w:hRule="atLeast"/>
         </w:trPr>
         <w:tc>
           <w:tcPr>
             <w:tcW w:w="9781" w:type="dxa"/>
             <w:tcBorders>
-              <w:top w:val="single" w:sz="6" w:space="0" w:color="auto"/>
-              <w:left w:val="single" w:sz="6" w:space="0" w:color="auto"/>
-              <w:bottom w:val="single" w:sz="6" w:space="0" w:color="auto"/>
-              <w:right w:val="single" w:sz="6" w:space="0" w:color="auto"/>
+              <w:top w:val="single" w:color="auto" w:sz="6" w:space="0"/>
+              <w:left w:val="single" w:color="auto" w:sz="6" w:space="0"/>
+              <w:bottom w:val="single" w:color="auto" w:sz="6" w:space="0"/>
+              <w:right w:val="single" w:color="auto" w:sz="6" w:space="0"/>
             </w:tcBorders>
             <w:shd w:val="clear" w:color="auto" w:fill="C0C0C0"/>
-            <w:hideMark/>
           </w:tcPr>
           <w:p>
             <w:pPr>
@@ -2613,32 +2063,34 @@
                 <w:b/>
                 <w:sz w:val="24"/>
               </w:rPr>
-              <w:lastRenderedPageBreak/>
               <w:t>项目经验：</w:t>
             </w:r>
           </w:p>
         </w:tc>
       </w:tr>
       <w:tr>
+        <w:tblPrEx>
+          <w:tblLayout w:type="fixed"/>
+        </w:tblPrEx>
         <w:trPr>
-          <w:trHeight w:val="1303"/>
+          <w:trHeight w:val="1303" w:hRule="atLeast"/>
         </w:trPr>
         <w:tc>
           <w:tcPr>
             <w:tcW w:w="9781" w:type="dxa"/>
             <w:tcBorders>
-              <w:top w:val="single" w:sz="6" w:space="0" w:color="auto"/>
-              <w:left w:val="single" w:sz="6" w:space="0" w:color="auto"/>
-              <w:bottom w:val="single" w:sz="6" w:space="0" w:color="auto"/>
-              <w:right w:val="single" w:sz="6" w:space="0" w:color="auto"/>
+              <w:top w:val="single" w:color="auto" w:sz="6" w:space="0"/>
+              <w:left w:val="single" w:color="auto" w:sz="6" w:space="0"/>
+              <w:bottom w:val="single" w:color="auto" w:sz="6" w:space="0"/>
+              <w:right w:val="single" w:color="auto" w:sz="6" w:space="0"/>
             </w:tcBorders>
           </w:tcPr>
           <w:p>
             <w:pPr>
-              <w:pStyle w:val="1"/>
+              <w:pStyle w:val="11"/>
               <w:numPr>
                 <w:ilvl w:val="0"/>
-                <w:numId w:val="4"/>
+                <w:numId w:val="3"/>
               </w:numPr>
               <w:rPr>
                 <w:sz w:val="22"/>
@@ -2651,15 +2103,7 @@
                 <w:sz w:val="22"/>
                 <w:szCs w:val="22"/>
               </w:rPr>
-              <w:t>三分天下</w:t>
-            </w:r>
-            <w:r>
-              <w:rPr>
-                <w:rFonts w:hint="eastAsia"/>
-                <w:sz w:val="22"/>
-                <w:szCs w:val="22"/>
-              </w:rPr>
-              <w:t>游戏</w:t>
+              <w:t>三分天下游戏</w:t>
             </w:r>
           </w:p>
           <w:p>
@@ -2670,7 +2114,7 @@
               <w:autoSpaceDE w:val="0"/>
               <w:autoSpaceDN w:val="0"/>
               <w:adjustRightInd w:val="0"/>
-              <w:ind w:firstLineChars="150" w:firstLine="330"/>
+              <w:ind w:firstLine="330" w:firstLineChars="150"/>
               <w:rPr>
                 <w:rFonts w:ascii="宋体"/>
                 <w:color w:val="000000"/>
@@ -2693,7 +2137,7 @@
             </w:r>
             <w:r>
               <w:rPr>
-                <w:rFonts w:ascii="宋体" w:hint="eastAsia"/>
+                <w:rFonts w:hint="eastAsia" w:ascii="宋体"/>
                 <w:color w:val="000000"/>
                 <w:kern w:val="0"/>
                 <w:sz w:val="22"/>
@@ -2711,33 +2155,11 @@
                 <w:szCs w:val="22"/>
                 <w:lang w:val="zh-CN"/>
               </w:rPr>
-              <w:t>并开发模块，维护</w:t>
-            </w:r>
-            <w:r>
-              <w:rPr>
-                <w:rFonts w:ascii="宋体"/>
-                <w:color w:val="000000"/>
-                <w:kern w:val="0"/>
-                <w:sz w:val="22"/>
-                <w:szCs w:val="22"/>
-                <w:lang w:val="zh-CN"/>
-              </w:rPr>
-              <w:t>B</w:t>
-            </w:r>
-            <w:r>
-              <w:rPr>
-                <w:rFonts w:ascii="宋体"/>
-                <w:color w:val="000000"/>
-                <w:kern w:val="0"/>
-                <w:sz w:val="22"/>
-                <w:szCs w:val="22"/>
-                <w:lang w:val="zh-CN"/>
-              </w:rPr>
-              <w:t>ug</w:t>
-            </w:r>
-            <w:r>
-              <w:rPr>
-                <w:rFonts w:ascii="宋体" w:hint="eastAsia"/>
+              <w:t>并开发模块，维护Bug</w:t>
+            </w:r>
+            <w:r>
+              <w:rPr>
+                <w:rFonts w:hint="eastAsia" w:ascii="宋体"/>
                 <w:color w:val="000000"/>
                 <w:kern w:val="0"/>
                 <w:sz w:val="22"/>
@@ -2755,7 +2177,7 @@
               <w:autoSpaceDE w:val="0"/>
               <w:autoSpaceDN w:val="0"/>
               <w:adjustRightInd w:val="0"/>
-              <w:ind w:firstLineChars="150" w:firstLine="330"/>
+              <w:ind w:firstLine="330" w:firstLineChars="150"/>
               <w:rPr>
                 <w:sz w:val="22"/>
                 <w:szCs w:val="22"/>
@@ -2882,16 +2304,7 @@
                 <w:szCs w:val="22"/>
                 <w:lang w:val="zh-CN"/>
               </w:rPr>
-              <w:t>。</w:t>
-            </w:r>
-            <w:r>
-              <w:rPr>
-                <w:rFonts w:hint="eastAsia"/>
-                <w:sz w:val="22"/>
-                <w:szCs w:val="22"/>
-                <w:lang w:val="zh-CN"/>
-              </w:rPr>
-              <w:t>同时</w:t>
+              <w:t>。同时</w:t>
             </w:r>
             <w:r>
               <w:rPr>
@@ -2944,9 +2357,9 @@
               <w:autoSpaceDE w:val="0"/>
               <w:autoSpaceDN w:val="0"/>
               <w:adjustRightInd w:val="0"/>
-              <w:ind w:firstLineChars="150" w:firstLine="330"/>
-              <w:rPr>
-                <w:rFonts w:ascii="宋体" w:hint="eastAsia"/>
+              <w:ind w:firstLine="330" w:firstLineChars="150"/>
+              <w:rPr>
+                <w:rFonts w:hint="eastAsia" w:ascii="宋体"/>
                 <w:color w:val="000000"/>
                 <w:kern w:val="0"/>
                 <w:sz w:val="22"/>
@@ -2968,10 +2381,10 @@
           </w:p>
           <w:p>
             <w:pPr>
-              <w:pStyle w:val="1"/>
+              <w:pStyle w:val="11"/>
               <w:numPr>
                 <w:ilvl w:val="0"/>
-                <w:numId w:val="4"/>
+                <w:numId w:val="3"/>
               </w:numPr>
               <w:rPr>
                 <w:sz w:val="22"/>
@@ -2993,8 +2406,6 @@
               </w:rPr>
               <w:t>聊天服务器</w:t>
             </w:r>
-            <w:bookmarkStart w:id="0" w:name="_GoBack"/>
-            <w:bookmarkEnd w:id="0"/>
           </w:p>
           <w:p>
             <w:pPr>
@@ -3004,7 +2415,7 @@
               <w:autoSpaceDE w:val="0"/>
               <w:autoSpaceDN w:val="0"/>
               <w:adjustRightInd w:val="0"/>
-              <w:ind w:firstLineChars="150" w:firstLine="330"/>
+              <w:ind w:firstLine="330" w:firstLineChars="150"/>
               <w:rPr>
                 <w:rFonts w:ascii="宋体"/>
                 <w:color w:val="000000"/>
@@ -3027,7 +2438,7 @@
             </w:r>
             <w:r>
               <w:rPr>
-                <w:rFonts w:ascii="宋体" w:hint="eastAsia"/>
+                <w:rFonts w:hint="eastAsia" w:ascii="宋体"/>
                 <w:color w:val="000000"/>
                 <w:kern w:val="0"/>
                 <w:sz w:val="22"/>
@@ -3049,7 +2460,7 @@
             </w:r>
             <w:r>
               <w:rPr>
-                <w:rFonts w:ascii="宋体" w:hint="eastAsia"/>
+                <w:rFonts w:hint="eastAsia" w:ascii="宋体"/>
                 <w:color w:val="000000"/>
                 <w:kern w:val="0"/>
                 <w:sz w:val="22"/>
@@ -3067,7 +2478,7 @@
               <w:autoSpaceDE w:val="0"/>
               <w:autoSpaceDN w:val="0"/>
               <w:adjustRightInd w:val="0"/>
-              <w:ind w:firstLineChars="150" w:firstLine="330"/>
+              <w:ind w:firstLine="330" w:firstLineChars="150"/>
               <w:rPr>
                 <w:sz w:val="22"/>
                 <w:szCs w:val="22"/>
@@ -3087,7 +2498,7 @@
             </w:r>
             <w:r>
               <w:rPr>
-                <w:rFonts w:ascii="宋体" w:hint="eastAsia"/>
+                <w:rFonts w:hint="eastAsia" w:ascii="宋体"/>
                 <w:color w:val="000000"/>
                 <w:kern w:val="0"/>
                 <w:sz w:val="22"/>
@@ -3109,7 +2520,7 @@
             </w:r>
             <w:r>
               <w:rPr>
-                <w:rFonts w:ascii="宋体" w:hint="eastAsia"/>
+                <w:rFonts w:hint="eastAsia" w:ascii="宋体"/>
                 <w:color w:val="000000"/>
                 <w:kern w:val="0"/>
                 <w:sz w:val="22"/>
@@ -3131,7 +2542,7 @@
             </w:r>
             <w:r>
               <w:rPr>
-                <w:rFonts w:ascii="宋体" w:hint="eastAsia"/>
+                <w:rFonts w:hint="eastAsia" w:ascii="宋体"/>
                 <w:color w:val="000000"/>
                 <w:kern w:val="0"/>
                 <w:sz w:val="22"/>
@@ -3153,7 +2564,7 @@
             </w:r>
             <w:r>
               <w:rPr>
-                <w:rFonts w:ascii="宋体" w:hint="eastAsia"/>
+                <w:rFonts w:hint="eastAsia" w:ascii="宋体"/>
                 <w:color w:val="000000"/>
                 <w:kern w:val="0"/>
                 <w:sz w:val="22"/>
@@ -3175,7 +2586,7 @@
             </w:r>
             <w:r>
               <w:rPr>
-                <w:rFonts w:ascii="宋体" w:hint="eastAsia"/>
+                <w:rFonts w:hint="eastAsia" w:ascii="宋体"/>
                 <w:color w:val="000000"/>
                 <w:kern w:val="0"/>
                 <w:sz w:val="22"/>
@@ -3197,7 +2608,7 @@
             </w:r>
             <w:r>
               <w:rPr>
-                <w:rFonts w:ascii="宋体" w:hint="eastAsia"/>
+                <w:rFonts w:hint="eastAsia" w:ascii="宋体"/>
                 <w:color w:val="000000"/>
                 <w:kern w:val="0"/>
                 <w:sz w:val="22"/>
@@ -3229,7 +2640,7 @@
             </w:r>
             <w:r>
               <w:rPr>
-                <w:rFonts w:ascii="微软雅黑" w:hAnsi="微软雅黑" w:hint="eastAsia"/>
+                <w:rFonts w:hint="eastAsia" w:ascii="微软雅黑" w:hAnsi="微软雅黑"/>
                 <w:color w:val="333333"/>
                 <w:sz w:val="22"/>
                 <w:szCs w:val="22"/>
@@ -3249,7 +2660,7 @@
             </w:r>
             <w:r>
               <w:rPr>
-                <w:rFonts w:ascii="微软雅黑" w:hAnsi="微软雅黑" w:hint="eastAsia"/>
+                <w:rFonts w:hint="eastAsia" w:ascii="微软雅黑" w:hAnsi="微软雅黑"/>
                 <w:color w:val="333333"/>
                 <w:sz w:val="22"/>
                 <w:szCs w:val="22"/>
@@ -3269,7 +2680,7 @@
             </w:r>
             <w:r>
               <w:rPr>
-                <w:rFonts w:ascii="微软雅黑" w:hAnsi="微软雅黑" w:hint="eastAsia"/>
+                <w:rFonts w:hint="eastAsia" w:ascii="微软雅黑" w:hAnsi="微软雅黑"/>
                 <w:color w:val="333333"/>
                 <w:sz w:val="22"/>
                 <w:szCs w:val="22"/>
@@ -3290,10 +2701,10 @@
           </w:p>
           <w:p>
             <w:pPr>
-              <w:pStyle w:val="1"/>
+              <w:pStyle w:val="11"/>
               <w:numPr>
                 <w:ilvl w:val="0"/>
-                <w:numId w:val="4"/>
+                <w:numId w:val="3"/>
               </w:numPr>
               <w:rPr>
                 <w:sz w:val="22"/>
@@ -3324,7 +2735,7 @@
               <w:autoSpaceDE w:val="0"/>
               <w:autoSpaceDN w:val="0"/>
               <w:adjustRightInd w:val="0"/>
-              <w:ind w:firstLineChars="150" w:firstLine="330"/>
+              <w:ind w:firstLine="330" w:firstLineChars="150"/>
               <w:rPr>
                 <w:rFonts w:ascii="宋体"/>
                 <w:color w:val="000000"/>
@@ -3347,7 +2758,7 @@
             </w:r>
             <w:r>
               <w:rPr>
-                <w:rFonts w:ascii="宋体" w:hint="eastAsia"/>
+                <w:rFonts w:hint="eastAsia" w:ascii="宋体"/>
                 <w:color w:val="000000"/>
                 <w:kern w:val="0"/>
                 <w:sz w:val="22"/>
@@ -3369,7 +2780,7 @@
             </w:r>
             <w:r>
               <w:rPr>
-                <w:rFonts w:ascii="宋体" w:hint="eastAsia"/>
+                <w:rFonts w:hint="eastAsia" w:ascii="宋体"/>
                 <w:color w:val="000000"/>
                 <w:kern w:val="0"/>
                 <w:sz w:val="22"/>
@@ -3387,7 +2798,7 @@
               <w:autoSpaceDE w:val="0"/>
               <w:autoSpaceDN w:val="0"/>
               <w:adjustRightInd w:val="0"/>
-              <w:ind w:firstLineChars="150" w:firstLine="330"/>
+              <w:ind w:firstLine="330" w:firstLineChars="150"/>
               <w:rPr>
                 <w:rFonts w:ascii="宋体"/>
                 <w:color w:val="000000"/>
@@ -3410,7 +2821,7 @@
             </w:r>
             <w:r>
               <w:rPr>
-                <w:rFonts w:ascii="宋体" w:hint="eastAsia"/>
+                <w:rFonts w:hint="eastAsia" w:ascii="宋体"/>
                 <w:color w:val="000000"/>
                 <w:kern w:val="0"/>
                 <w:sz w:val="22"/>
@@ -3432,7 +2843,7 @@
             </w:r>
             <w:r>
               <w:rPr>
-                <w:rFonts w:ascii="宋体" w:hint="eastAsia"/>
+                <w:rFonts w:hint="eastAsia" w:ascii="宋体"/>
                 <w:color w:val="000000"/>
                 <w:kern w:val="0"/>
                 <w:sz w:val="22"/>
@@ -3454,7 +2865,7 @@
             </w:r>
             <w:r>
               <w:rPr>
-                <w:rFonts w:ascii="宋体" w:hint="eastAsia"/>
+                <w:rFonts w:hint="eastAsia" w:ascii="宋体"/>
                 <w:color w:val="000000"/>
                 <w:kern w:val="0"/>
                 <w:sz w:val="22"/>
@@ -3476,7 +2887,7 @@
             </w:r>
             <w:r>
               <w:rPr>
-                <w:rFonts w:ascii="宋体" w:hint="eastAsia"/>
+                <w:rFonts w:hint="eastAsia" w:ascii="宋体"/>
                 <w:color w:val="000000"/>
                 <w:kern w:val="0"/>
                 <w:sz w:val="22"/>
@@ -3498,7 +2909,7 @@
             </w:r>
             <w:r>
               <w:rPr>
-                <w:rFonts w:ascii="宋体" w:hint="eastAsia"/>
+                <w:rFonts w:hint="eastAsia" w:ascii="宋体"/>
                 <w:color w:val="000000"/>
                 <w:kern w:val="0"/>
                 <w:sz w:val="22"/>
@@ -3520,7 +2931,7 @@
             </w:r>
             <w:r>
               <w:rPr>
-                <w:rFonts w:ascii="宋体" w:hint="eastAsia"/>
+                <w:rFonts w:hint="eastAsia" w:ascii="宋体"/>
                 <w:color w:val="000000"/>
                 <w:kern w:val="0"/>
                 <w:sz w:val="22"/>
@@ -3542,7 +2953,7 @@
             </w:r>
             <w:r>
               <w:rPr>
-                <w:rFonts w:ascii="宋体" w:hint="eastAsia"/>
+                <w:rFonts w:hint="eastAsia" w:ascii="宋体"/>
                 <w:color w:val="000000"/>
                 <w:kern w:val="0"/>
                 <w:sz w:val="22"/>
@@ -3564,7 +2975,7 @@
             </w:r>
             <w:r>
               <w:rPr>
-                <w:rFonts w:ascii="宋体" w:hint="eastAsia"/>
+                <w:rFonts w:hint="eastAsia" w:ascii="宋体"/>
                 <w:color w:val="000000"/>
                 <w:kern w:val="0"/>
                 <w:sz w:val="22"/>
@@ -3586,7 +2997,7 @@
             </w:r>
             <w:r>
               <w:rPr>
-                <w:rFonts w:ascii="宋体" w:hint="eastAsia"/>
+                <w:rFonts w:hint="eastAsia" w:ascii="宋体"/>
                 <w:color w:val="000000"/>
                 <w:kern w:val="0"/>
                 <w:sz w:val="22"/>
@@ -3608,7 +3019,7 @@
             </w:r>
             <w:r>
               <w:rPr>
-                <w:rFonts w:ascii="宋体" w:hint="eastAsia"/>
+                <w:rFonts w:hint="eastAsia" w:ascii="宋体"/>
                 <w:color w:val="000000"/>
                 <w:kern w:val="0"/>
                 <w:sz w:val="22"/>
@@ -3630,7 +3041,7 @@
             </w:r>
             <w:r>
               <w:rPr>
-                <w:rFonts w:ascii="宋体" w:hint="eastAsia"/>
+                <w:rFonts w:hint="eastAsia" w:ascii="宋体"/>
                 <w:color w:val="000000"/>
                 <w:kern w:val="0"/>
                 <w:sz w:val="22"/>
@@ -3642,10 +3053,10 @@
           </w:p>
           <w:p>
             <w:pPr>
-              <w:pStyle w:val="1"/>
+              <w:pStyle w:val="11"/>
               <w:numPr>
                 <w:ilvl w:val="0"/>
-                <w:numId w:val="4"/>
+                <w:numId w:val="3"/>
               </w:numPr>
               <w:rPr>
                 <w:sz w:val="22"/>
@@ -3668,7 +3079,7 @@
               <w:autoSpaceDE w:val="0"/>
               <w:autoSpaceDN w:val="0"/>
               <w:adjustRightInd w:val="0"/>
-              <w:ind w:firstLineChars="150" w:firstLine="330"/>
+              <w:ind w:firstLine="330" w:firstLineChars="150"/>
               <w:rPr>
                 <w:rFonts w:ascii="宋体"/>
                 <w:color w:val="000000"/>
@@ -3691,7 +3102,7 @@
             </w:r>
             <w:r>
               <w:rPr>
-                <w:rFonts w:ascii="宋体" w:hint="eastAsia"/>
+                <w:rFonts w:hint="eastAsia" w:ascii="宋体"/>
                 <w:color w:val="000000"/>
                 <w:kern w:val="0"/>
                 <w:sz w:val="22"/>
@@ -3709,33 +3120,11 @@
                 <w:szCs w:val="22"/>
                 <w:lang w:val="zh-CN"/>
               </w:rPr>
-              <w:t>并开发模块，维护</w:t>
-            </w:r>
-            <w:r>
-              <w:rPr>
-                <w:rFonts w:ascii="宋体"/>
-                <w:color w:val="000000"/>
-                <w:kern w:val="0"/>
-                <w:sz w:val="22"/>
-                <w:szCs w:val="22"/>
-                <w:lang w:val="zh-CN"/>
-              </w:rPr>
-              <w:t>B</w:t>
-            </w:r>
-            <w:r>
-              <w:rPr>
-                <w:rFonts w:ascii="宋体"/>
-                <w:color w:val="000000"/>
-                <w:kern w:val="0"/>
-                <w:sz w:val="22"/>
-                <w:szCs w:val="22"/>
-                <w:lang w:val="zh-CN"/>
-              </w:rPr>
-              <w:t>ug</w:t>
-            </w:r>
-            <w:r>
-              <w:rPr>
-                <w:rFonts w:ascii="宋体" w:hint="eastAsia"/>
+              <w:t>并开发模块，维护Bug</w:t>
+            </w:r>
+            <w:r>
+              <w:rPr>
+                <w:rFonts w:hint="eastAsia" w:ascii="宋体"/>
                 <w:color w:val="000000"/>
                 <w:kern w:val="0"/>
                 <w:sz w:val="22"/>
@@ -3753,118 +3142,30 @@
               <w:autoSpaceDE w:val="0"/>
               <w:autoSpaceDN w:val="0"/>
               <w:adjustRightInd w:val="0"/>
-              <w:ind w:firstLineChars="150" w:firstLine="330"/>
-              <w:rPr>
-                <w:rFonts w:ascii="宋体"/>
-                <w:color w:val="000000"/>
-                <w:kern w:val="0"/>
-                <w:sz w:val="22"/>
-                <w:szCs w:val="22"/>
-                <w:lang w:val="zh-CN"/>
-              </w:rPr>
-            </w:pPr>
-            <w:r>
-              <w:rPr>
-                <w:rFonts w:ascii="宋体"/>
-                <w:color w:val="000000"/>
-                <w:kern w:val="0"/>
-                <w:sz w:val="22"/>
-                <w:szCs w:val="22"/>
-                <w:lang w:val="zh-CN"/>
-              </w:rPr>
-              <w:t>简介：军方某业务处理系统，</w:t>
-            </w:r>
-            <w:r>
-              <w:rPr>
-                <w:rFonts w:ascii="宋体"/>
-                <w:color w:val="000000"/>
-                <w:kern w:val="0"/>
-                <w:sz w:val="22"/>
-                <w:szCs w:val="22"/>
-                <w:lang w:val="zh-CN"/>
-              </w:rPr>
-              <w:t>.N</w:t>
-            </w:r>
-            <w:r>
-              <w:rPr>
-                <w:rFonts w:ascii="宋体"/>
-                <w:color w:val="000000"/>
-                <w:kern w:val="0"/>
-                <w:sz w:val="22"/>
-                <w:szCs w:val="22"/>
-                <w:lang w:val="zh-CN"/>
-              </w:rPr>
-              <w:t>et开发，</w:t>
-            </w:r>
-            <w:r>
-              <w:rPr>
-                <w:rFonts w:ascii="宋体"/>
-                <w:color w:val="000000"/>
-                <w:kern w:val="0"/>
-                <w:sz w:val="22"/>
-                <w:szCs w:val="22"/>
-                <w:lang w:val="zh-CN"/>
-              </w:rPr>
-              <w:t>C</w:t>
-            </w:r>
-            <w:r>
-              <w:rPr>
-                <w:rFonts w:ascii="宋体"/>
-                <w:color w:val="000000"/>
-                <w:kern w:val="0"/>
-                <w:sz w:val="22"/>
-                <w:szCs w:val="22"/>
-                <w:lang w:val="zh-CN"/>
-              </w:rPr>
-              <w:t>S</w:t>
-            </w:r>
-            <w:r>
-              <w:rPr>
-                <w:rFonts w:ascii="宋体"/>
-                <w:color w:val="000000"/>
-                <w:kern w:val="0"/>
-                <w:sz w:val="22"/>
-                <w:szCs w:val="22"/>
-                <w:lang w:val="zh-CN"/>
-              </w:rPr>
-              <w:t>架构，通信使用的</w:t>
-            </w:r>
-            <w:r>
-              <w:rPr>
-                <w:rFonts w:ascii="宋体"/>
-                <w:color w:val="000000"/>
-                <w:kern w:val="0"/>
-                <w:sz w:val="22"/>
-                <w:szCs w:val="22"/>
-                <w:lang w:val="zh-CN"/>
-              </w:rPr>
-              <w:t>WCF</w:t>
-            </w:r>
-            <w:r>
-              <w:rPr>
-                <w:rFonts w:ascii="宋体"/>
-                <w:color w:val="000000"/>
-                <w:kern w:val="0"/>
-                <w:sz w:val="22"/>
-                <w:szCs w:val="22"/>
-                <w:lang w:val="zh-CN"/>
-              </w:rPr>
-              <w:t>，我主要负责</w:t>
-            </w:r>
-            <w:r>
-              <w:rPr>
-                <w:rFonts w:ascii="宋体"/>
-                <w:color w:val="000000"/>
-                <w:kern w:val="0"/>
-                <w:sz w:val="22"/>
-                <w:szCs w:val="22"/>
-                <w:lang w:val="zh-CN"/>
-              </w:rPr>
-              <w:t>新功能开发、系统维护。在项目开发过程中，逐渐熟练使用高级编程</w:t>
-            </w:r>
-            <w:r>
-              <w:rPr>
-                <w:rFonts w:ascii="宋体" w:hint="eastAsia"/>
+              <w:ind w:firstLine="330" w:firstLineChars="150"/>
+              <w:rPr>
+                <w:rFonts w:ascii="宋体"/>
+                <w:color w:val="000000"/>
+                <w:kern w:val="0"/>
+                <w:sz w:val="22"/>
+                <w:szCs w:val="22"/>
+                <w:lang w:val="zh-CN"/>
+              </w:rPr>
+            </w:pPr>
+            <w:r>
+              <w:rPr>
+                <w:rFonts w:ascii="宋体"/>
+                <w:color w:val="000000"/>
+                <w:kern w:val="0"/>
+                <w:sz w:val="22"/>
+                <w:szCs w:val="22"/>
+                <w:lang w:val="zh-CN"/>
+              </w:rPr>
+              <w:t>简介：军方某业务处理系统，.Net开发，CS架构，通信使用的WCF，我主要负责新功能开发、系统维护。在项目开发过程中，逐渐熟练使用高级编程</w:t>
+            </w:r>
+            <w:r>
+              <w:rPr>
+                <w:rFonts w:hint="eastAsia" w:ascii="宋体"/>
                 <w:color w:val="000000"/>
                 <w:kern w:val="0"/>
                 <w:sz w:val="22"/>
@@ -3887,7 +3188,7 @@
           </w:p>
           <w:p>
             <w:pPr>
-              <w:pStyle w:val="1"/>
+              <w:pStyle w:val="11"/>
               <w:rPr>
                 <w:sz w:val="22"/>
                 <w:szCs w:val="22"/>
@@ -3909,7 +3210,7 @@
               <w:autoSpaceDE w:val="0"/>
               <w:autoSpaceDN w:val="0"/>
               <w:adjustRightInd w:val="0"/>
-              <w:ind w:firstLineChars="150" w:firstLine="330"/>
+              <w:ind w:firstLine="330" w:firstLineChars="150"/>
               <w:rPr>
                 <w:rFonts w:ascii="宋体"/>
                 <w:color w:val="000000"/>
@@ -3939,52 +3240,30 @@
               <w:autoSpaceDE w:val="0"/>
               <w:autoSpaceDN w:val="0"/>
               <w:adjustRightInd w:val="0"/>
-              <w:ind w:firstLineChars="150" w:firstLine="330"/>
-              <w:rPr>
-                <w:rFonts w:ascii="宋体"/>
-                <w:color w:val="000000"/>
-                <w:kern w:val="0"/>
-                <w:sz w:val="22"/>
-                <w:szCs w:val="22"/>
-                <w:lang w:val="zh-CN"/>
-              </w:rPr>
-            </w:pPr>
-            <w:r>
-              <w:rPr>
-                <w:rFonts w:ascii="宋体"/>
-                <w:color w:val="000000"/>
-                <w:kern w:val="0"/>
-                <w:sz w:val="22"/>
-                <w:szCs w:val="22"/>
-                <w:lang w:val="zh-CN"/>
-              </w:rPr>
-              <w:t>简介：一个关于省计量中心的办公系统，后台使用的</w:t>
-            </w:r>
-            <w:r>
-              <w:rPr>
-                <w:rFonts w:ascii="宋体"/>
-                <w:color w:val="000000"/>
-                <w:kern w:val="0"/>
-                <w:sz w:val="22"/>
-                <w:szCs w:val="22"/>
-                <w:lang w:val="zh-CN"/>
-              </w:rPr>
-              <w:t>.N</w:t>
-            </w:r>
-            <w:r>
-              <w:rPr>
-                <w:rFonts w:ascii="宋体"/>
-                <w:color w:val="000000"/>
-                <w:kern w:val="0"/>
-                <w:sz w:val="22"/>
-                <w:szCs w:val="22"/>
-                <w:lang w:val="zh-CN"/>
-              </w:rPr>
-              <w:t>et开发，前台是用</w:t>
-            </w:r>
-            <w:r>
-              <w:rPr>
-                <w:rFonts w:ascii="宋体" w:hint="eastAsia"/>
+              <w:ind w:firstLine="330" w:firstLineChars="150"/>
+              <w:rPr>
+                <w:rFonts w:ascii="宋体"/>
+                <w:color w:val="000000"/>
+                <w:kern w:val="0"/>
+                <w:sz w:val="22"/>
+                <w:szCs w:val="22"/>
+                <w:lang w:val="zh-CN"/>
+              </w:rPr>
+            </w:pPr>
+            <w:r>
+              <w:rPr>
+                <w:rFonts w:ascii="宋体"/>
+                <w:color w:val="000000"/>
+                <w:kern w:val="0"/>
+                <w:sz w:val="22"/>
+                <w:szCs w:val="22"/>
+                <w:lang w:val="zh-CN"/>
+              </w:rPr>
+              <w:t>简介：一个关于省计量中心的办公系统，后台使用的.Net开发，前台是用</w:t>
+            </w:r>
+            <w:r>
+              <w:rPr>
+                <w:rFonts w:hint="eastAsia" w:ascii="宋体"/>
                 <w:color w:val="000000"/>
                 <w:kern w:val="0"/>
                 <w:sz w:val="22"/>
@@ -4006,7 +3285,7 @@
             </w:r>
             <w:r>
               <w:rPr>
-                <w:rFonts w:ascii="宋体" w:hint="eastAsia"/>
+                <w:rFonts w:hint="eastAsia" w:ascii="宋体"/>
                 <w:color w:val="000000"/>
                 <w:kern w:val="0"/>
                 <w:sz w:val="22"/>
@@ -4035,7 +3314,7 @@
               <w:autoSpaceDE w:val="0"/>
               <w:autoSpaceDN w:val="0"/>
               <w:adjustRightInd w:val="0"/>
-              <w:ind w:firstLineChars="150" w:firstLine="330"/>
+              <w:ind w:firstLine="330" w:firstLineChars="150"/>
               <w:rPr>
                 <w:rFonts w:ascii="宋体"/>
                 <w:color w:val="000000"/>
@@ -4065,7 +3344,7 @@
               <w:autoSpaceDE w:val="0"/>
               <w:autoSpaceDN w:val="0"/>
               <w:adjustRightInd w:val="0"/>
-              <w:ind w:firstLineChars="150" w:firstLine="330"/>
+              <w:ind w:firstLine="330" w:firstLineChars="150"/>
               <w:rPr>
                 <w:rFonts w:ascii="宋体"/>
                 <w:color w:val="000000"/>
@@ -4089,7 +3368,7 @@
           </w:p>
           <w:p>
             <w:pPr>
-              <w:pStyle w:val="1"/>
+              <w:pStyle w:val="11"/>
               <w:rPr>
                 <w:sz w:val="22"/>
                 <w:szCs w:val="22"/>
@@ -4111,7 +3390,7 @@
               <w:autoSpaceDE w:val="0"/>
               <w:autoSpaceDN w:val="0"/>
               <w:adjustRightInd w:val="0"/>
-              <w:ind w:firstLineChars="150" w:firstLine="330"/>
+              <w:ind w:firstLine="330" w:firstLineChars="150"/>
               <w:rPr>
                 <w:rFonts w:ascii="宋体"/>
                 <w:color w:val="000000"/>
@@ -4141,118 +3420,44 @@
               <w:autoSpaceDE w:val="0"/>
               <w:autoSpaceDN w:val="0"/>
               <w:adjustRightInd w:val="0"/>
-              <w:ind w:firstLineChars="150" w:firstLine="330"/>
-              <w:rPr>
-                <w:rFonts w:ascii="宋体"/>
-                <w:color w:val="000000"/>
-                <w:kern w:val="0"/>
-                <w:sz w:val="22"/>
-                <w:lang w:val="zh-CN"/>
-              </w:rPr>
-            </w:pPr>
-            <w:r>
-              <w:rPr>
-                <w:rFonts w:ascii="宋体"/>
-                <w:color w:val="000000"/>
-                <w:kern w:val="0"/>
-                <w:sz w:val="22"/>
-                <w:szCs w:val="22"/>
-                <w:lang w:val="zh-CN"/>
-              </w:rPr>
-              <w:t>简介：该项目为为资中政府做的一个关于政务管理，信息通知，流程显示，流程查询，身份证信息扫描，文档填写以及打印等的一个前后台系统。前台为</w:t>
-            </w:r>
-            <w:r>
-              <w:rPr>
-                <w:rFonts w:ascii="宋体"/>
-                <w:color w:val="000000"/>
-                <w:kern w:val="0"/>
-                <w:sz w:val="22"/>
-                <w:szCs w:val="22"/>
-                <w:lang w:val="zh-CN"/>
-              </w:rPr>
-              <w:t>:Ht</w:t>
-            </w:r>
-            <w:r>
-              <w:rPr>
-                <w:rFonts w:ascii="宋体"/>
-                <w:color w:val="000000"/>
-                <w:kern w:val="0"/>
-                <w:sz w:val="22"/>
-                <w:szCs w:val="22"/>
-                <w:lang w:val="zh-CN"/>
-              </w:rPr>
-              <w:t>m</w:t>
-            </w:r>
-            <w:r>
-              <w:rPr>
-                <w:rFonts w:ascii="宋体"/>
-                <w:color w:val="000000"/>
-                <w:kern w:val="0"/>
-                <w:sz w:val="22"/>
-                <w:szCs w:val="22"/>
-                <w:lang w:val="zh-CN"/>
-              </w:rPr>
-              <w:t>l</w:t>
-            </w:r>
-            <w:r>
-              <w:rPr>
-                <w:rFonts w:ascii="宋体"/>
-                <w:color w:val="000000"/>
-                <w:kern w:val="0"/>
-                <w:sz w:val="22"/>
-                <w:szCs w:val="22"/>
-                <w:lang w:val="zh-CN"/>
-              </w:rPr>
-              <w:t>+Jquery+A</w:t>
-            </w:r>
-            <w:r>
-              <w:rPr>
-                <w:rFonts w:ascii="宋体"/>
-                <w:color w:val="000000"/>
-                <w:kern w:val="0"/>
-                <w:sz w:val="22"/>
-                <w:szCs w:val="22"/>
-                <w:lang w:val="zh-CN"/>
-              </w:rPr>
-              <w:t>jax。后台为:</w:t>
-            </w:r>
-            <w:r>
-              <w:rPr>
-                <w:rFonts w:ascii="宋体"/>
-                <w:color w:val="000000"/>
-                <w:kern w:val="0"/>
-                <w:sz w:val="22"/>
-                <w:szCs w:val="22"/>
-                <w:lang w:val="zh-CN"/>
-              </w:rPr>
-              <w:t>.N</w:t>
-            </w:r>
-            <w:r>
-              <w:rPr>
-                <w:rFonts w:ascii="宋体"/>
-                <w:color w:val="000000"/>
-                <w:kern w:val="0"/>
-                <w:sz w:val="22"/>
-                <w:szCs w:val="22"/>
-                <w:lang w:val="zh-CN"/>
-              </w:rPr>
-              <w:t>et。</w:t>
+              <w:ind w:firstLine="330" w:firstLineChars="150"/>
+              <w:rPr>
+                <w:rFonts w:ascii="宋体"/>
+                <w:color w:val="000000"/>
+                <w:kern w:val="0"/>
+                <w:sz w:val="22"/>
+                <w:lang w:val="zh-CN"/>
+              </w:rPr>
+            </w:pPr>
+            <w:r>
+              <w:rPr>
+                <w:rFonts w:ascii="宋体"/>
+                <w:color w:val="000000"/>
+                <w:kern w:val="0"/>
+                <w:sz w:val="22"/>
+                <w:szCs w:val="22"/>
+                <w:lang w:val="zh-CN"/>
+              </w:rPr>
+              <w:t>简介：该项目为为资中政府做的一个关于政务管理，信息通知，流程显示，流程查询，身份证信息扫描，文档填写以及打印等的一个前后台系统。前台为:Html+Jquery+Ajax。后台为:.Net。</w:t>
             </w:r>
           </w:p>
         </w:tc>
       </w:tr>
       <w:tr>
+        <w:tblPrEx>
+          <w:tblLayout w:type="fixed"/>
+        </w:tblPrEx>
         <w:trPr>
-          <w:trHeight w:val="368"/>
+          <w:trHeight w:val="368" w:hRule="atLeast"/>
         </w:trPr>
         <w:tc>
           <w:tcPr>
             <w:tcW w:w="9781" w:type="dxa"/>
             <w:tcBorders>
-              <w:top w:val="single" w:sz="6" w:space="0" w:color="auto"/>
-              <w:left w:val="single" w:sz="6" w:space="0" w:color="auto"/>
-              <w:bottom w:val="single" w:sz="6" w:space="0" w:color="auto"/>
-              <w:right w:val="single" w:sz="6" w:space="0" w:color="auto"/>
+              <w:top w:val="single" w:color="auto" w:sz="6" w:space="0"/>
+              <w:left w:val="single" w:color="auto" w:sz="6" w:space="0"/>
+              <w:bottom w:val="single" w:color="auto" w:sz="6" w:space="0"/>
+              <w:right w:val="single" w:color="auto" w:sz="6" w:space="0"/>
             </w:tcBorders>
             <w:shd w:val="clear" w:color="auto" w:fill="C0C0C0"/>
           </w:tcPr>
@@ -4288,31 +3493,26 @@
                 <w:b/>
                 <w:sz w:val="24"/>
               </w:rPr>
-              <w:t>仓库</w:t>
-            </w:r>
-            <w:r>
-              <w:rPr>
-                <w:rFonts w:hint="eastAsia"/>
-                <w:b/>
-                <w:sz w:val="24"/>
-              </w:rPr>
-              <w:t>：</w:t>
+              <w:t>仓库：</w:t>
             </w:r>
           </w:p>
         </w:tc>
       </w:tr>
       <w:tr>
+        <w:tblPrEx>
+          <w:tblLayout w:type="fixed"/>
+        </w:tblPrEx>
         <w:trPr>
-          <w:trHeight w:val="3109"/>
+          <w:trHeight w:val="3109" w:hRule="atLeast"/>
         </w:trPr>
         <w:tc>
           <w:tcPr>
             <w:tcW w:w="9781" w:type="dxa"/>
             <w:tcBorders>
-              <w:top w:val="single" w:sz="6" w:space="0" w:color="auto"/>
-              <w:left w:val="single" w:sz="6" w:space="0" w:color="auto"/>
-              <w:bottom w:val="single" w:sz="6" w:space="0" w:color="auto"/>
-              <w:right w:val="single" w:sz="6" w:space="0" w:color="auto"/>
+              <w:top w:val="single" w:color="auto" w:sz="6" w:space="0"/>
+              <w:left w:val="single" w:color="auto" w:sz="6" w:space="0"/>
+              <w:bottom w:val="single" w:color="auto" w:sz="6" w:space="0"/>
+              <w:right w:val="single" w:color="auto" w:sz="6" w:space="0"/>
             </w:tcBorders>
           </w:tcPr>
           <w:p>
@@ -4323,7 +3523,7 @@
               <w:autoSpaceDE w:val="0"/>
               <w:autoSpaceDN w:val="0"/>
               <w:adjustRightInd w:val="0"/>
-              <w:ind w:firstLineChars="150" w:firstLine="330"/>
+              <w:ind w:firstLine="330" w:firstLineChars="150"/>
               <w:rPr>
                 <w:rFonts w:ascii="宋体"/>
                 <w:color w:val="000000"/>
@@ -4344,17 +3544,37 @@
             </w:r>
             <w:r>
               <w:rPr>
-                <w:rFonts w:ascii="宋体" w:hint="eastAsia"/>
-                <w:color w:val="000000"/>
-                <w:kern w:val="0"/>
-                <w:sz w:val="22"/>
-                <w:lang w:val="zh-CN"/>
-              </w:rPr>
-              <w:t>、</w:t>
-            </w:r>
-            <w:r>
-              <w:rPr>
-                <w:rFonts w:ascii="宋体" w:hint="eastAsia"/>
+                <w:rFonts w:hint="eastAsia" w:ascii="宋体"/>
+                <w:color w:val="000000"/>
+                <w:kern w:val="0"/>
+                <w:sz w:val="22"/>
+                <w:lang w:val="zh-CN"/>
+              </w:rPr>
+              <w:t>、C#</w:t>
+            </w:r>
+            <w:r>
+              <w:rPr>
+                <w:rFonts w:ascii="宋体"/>
+                <w:color w:val="000000"/>
+                <w:kern w:val="0"/>
+                <w:sz w:val="22"/>
+                <w:lang w:val="zh-CN"/>
+              </w:rPr>
+              <w:t>仓库</w:t>
+            </w:r>
+            <w:r>
+              <w:rPr>
+                <w:rFonts w:hint="eastAsia" w:ascii="宋体"/>
+                <w:color w:val="000000"/>
+                <w:kern w:val="0"/>
+                <w:sz w:val="22"/>
+                <w:lang w:val="zh-CN"/>
+              </w:rPr>
+              <w:t>：关于</w:t>
+            </w:r>
+            <w:r>
+              <w:rPr>
+                <w:rFonts w:ascii="宋体"/>
                 <w:color w:val="000000"/>
                 <w:kern w:val="0"/>
                 <w:sz w:val="22"/>
@@ -4364,37 +3584,147 @@
             </w:r>
             <w:r>
               <w:rPr>
-                <w:rFonts w:ascii="宋体"/>
-                <w:color w:val="000000"/>
-                <w:kern w:val="0"/>
-                <w:sz w:val="22"/>
-                <w:lang w:val="zh-CN"/>
-              </w:rPr>
-              <w:t>仓库</w:t>
-            </w:r>
-            <w:r>
-              <w:rPr>
-                <w:rFonts w:ascii="宋体" w:hint="eastAsia"/>
-                <w:color w:val="000000"/>
-                <w:kern w:val="0"/>
-                <w:sz w:val="22"/>
-                <w:lang w:val="zh-CN"/>
-              </w:rPr>
-              <w:t>：关于</w:t>
-            </w:r>
-            <w:r>
-              <w:rPr>
-                <w:rFonts w:ascii="宋体"/>
-                <w:color w:val="000000"/>
-                <w:kern w:val="0"/>
-                <w:sz w:val="22"/>
-                <w:lang w:val="zh-CN"/>
-              </w:rPr>
-              <w:t>C#</w:t>
-            </w:r>
-            <w:r>
-              <w:rPr>
-                <w:rFonts w:ascii="宋体" w:hint="eastAsia"/>
+                <w:rFonts w:hint="eastAsia" w:ascii="宋体"/>
+                <w:color w:val="000000"/>
+                <w:kern w:val="0"/>
+                <w:sz w:val="22"/>
+                <w:lang w:val="zh-CN"/>
+              </w:rPr>
+              <w:t>的个人</w:t>
+            </w:r>
+            <w:r>
+              <w:rPr>
+                <w:rFonts w:ascii="宋体"/>
+                <w:color w:val="000000"/>
+                <w:kern w:val="0"/>
+                <w:sz w:val="22"/>
+                <w:lang w:val="zh-CN"/>
+              </w:rPr>
+              <w:t>项目</w:t>
+            </w:r>
+            <w:r>
+              <w:rPr>
+                <w:rFonts w:hint="eastAsia" w:ascii="宋体"/>
+                <w:color w:val="000000"/>
+                <w:kern w:val="0"/>
+                <w:sz w:val="22"/>
+                <w:lang w:val="zh-CN"/>
+              </w:rPr>
+              <w:t>。其中项目</w:t>
+            </w:r>
+            <w:r>
+              <w:rPr>
+                <w:rFonts w:ascii="宋体"/>
+                <w:color w:val="000000"/>
+                <w:kern w:val="0"/>
+                <w:sz w:val="22"/>
+                <w:lang w:val="zh-CN"/>
+              </w:rPr>
+              <w:t>有</w:t>
+            </w:r>
+            <w:r>
+              <w:rPr>
+                <w:rFonts w:hint="eastAsia" w:ascii="宋体"/>
+                <w:color w:val="000000"/>
+                <w:kern w:val="0"/>
+                <w:sz w:val="22"/>
+                <w:lang w:val="zh-CN"/>
+              </w:rPr>
+              <w:t>：Asp .</w:t>
+            </w:r>
+            <w:r>
+              <w:rPr>
+                <w:rFonts w:ascii="宋体"/>
+                <w:color w:val="000000"/>
+                <w:kern w:val="0"/>
+                <w:sz w:val="22"/>
+                <w:lang w:val="zh-CN"/>
+              </w:rPr>
+              <w:t>N</w:t>
+            </w:r>
+            <w:r>
+              <w:rPr>
+                <w:rFonts w:hint="eastAsia" w:ascii="宋体"/>
+                <w:color w:val="000000"/>
+                <w:kern w:val="0"/>
+                <w:sz w:val="22"/>
+                <w:lang w:val="zh-CN"/>
+              </w:rPr>
+              <w:t>et的服务器,WebSocket服务器、</w:t>
+            </w:r>
+            <w:r>
+              <w:rPr>
+                <w:rFonts w:ascii="宋体"/>
+                <w:color w:val="000000"/>
+                <w:kern w:val="0"/>
+                <w:sz w:val="22"/>
+                <w:lang w:val="zh-CN"/>
+              </w:rPr>
+              <w:t>A</w:t>
+            </w:r>
+            <w:r>
+              <w:rPr>
+                <w:rFonts w:hint="eastAsia" w:ascii="宋体"/>
+                <w:color w:val="000000"/>
+                <w:kern w:val="0"/>
+                <w:sz w:val="22"/>
+                <w:lang w:val="zh-CN"/>
+              </w:rPr>
+              <w:t xml:space="preserve">sp </w:t>
+            </w:r>
+            <w:r>
+              <w:rPr>
+                <w:rFonts w:ascii="宋体"/>
+                <w:color w:val="000000"/>
+                <w:kern w:val="0"/>
+                <w:sz w:val="22"/>
+                <w:lang w:val="zh-CN"/>
+              </w:rPr>
+              <w:t>M</w:t>
+            </w:r>
+            <w:r>
+              <w:rPr>
+                <w:rFonts w:hint="eastAsia" w:ascii="宋体"/>
+                <w:color w:val="000000"/>
+                <w:kern w:val="0"/>
+                <w:sz w:val="22"/>
+                <w:lang w:val="zh-CN"/>
+              </w:rPr>
+              <w:t>vc的后台网站，</w:t>
+            </w:r>
+            <w:r>
+              <w:rPr>
+                <w:rFonts w:ascii="宋体"/>
+                <w:color w:val="000000"/>
+                <w:kern w:val="0"/>
+                <w:sz w:val="22"/>
+                <w:lang w:val="zh-CN"/>
+              </w:rPr>
+              <w:t>一些C#</w:t>
+            </w:r>
+            <w:r>
+              <w:rPr>
+                <w:rFonts w:hint="eastAsia" w:ascii="宋体"/>
+                <w:color w:val="000000"/>
+                <w:kern w:val="0"/>
+                <w:sz w:val="22"/>
+                <w:lang w:val="zh-CN"/>
+              </w:rPr>
+              <w:t>常用</w:t>
+            </w:r>
+            <w:r>
+              <w:rPr>
+                <w:rFonts w:ascii="宋体"/>
+                <w:color w:val="000000"/>
+                <w:kern w:val="0"/>
+                <w:sz w:val="22"/>
+                <w:lang w:val="zh-CN"/>
+              </w:rPr>
+              <w:t>工具</w:t>
+            </w:r>
+            <w:r>
+              <w:rPr>
+                <w:rFonts w:hint="eastAsia" w:ascii="宋体"/>
                 <w:color w:val="000000"/>
                 <w:kern w:val="0"/>
                 <w:sz w:val="22"/>
@@ -4404,186 +3734,6 @@
             </w:r>
             <w:r>
               <w:rPr>
-                <w:rFonts w:ascii="宋体" w:hint="eastAsia"/>
-                <w:color w:val="000000"/>
-                <w:kern w:val="0"/>
-                <w:sz w:val="22"/>
-                <w:lang w:val="zh-CN"/>
-              </w:rPr>
-              <w:t>个人</w:t>
-            </w:r>
-            <w:r>
-              <w:rPr>
-                <w:rFonts w:ascii="宋体"/>
-                <w:color w:val="000000"/>
-                <w:kern w:val="0"/>
-                <w:sz w:val="22"/>
-                <w:lang w:val="zh-CN"/>
-              </w:rPr>
-              <w:t>项目</w:t>
-            </w:r>
-            <w:r>
-              <w:rPr>
-                <w:rFonts w:ascii="宋体" w:hint="eastAsia"/>
-                <w:color w:val="000000"/>
-                <w:kern w:val="0"/>
-                <w:sz w:val="22"/>
-                <w:lang w:val="zh-CN"/>
-              </w:rPr>
-              <w:t>。</w:t>
-            </w:r>
-            <w:r>
-              <w:rPr>
-                <w:rFonts w:ascii="宋体" w:hint="eastAsia"/>
-                <w:color w:val="000000"/>
-                <w:kern w:val="0"/>
-                <w:sz w:val="22"/>
-                <w:lang w:val="zh-CN"/>
-              </w:rPr>
-              <w:t>其中项目</w:t>
-            </w:r>
-            <w:r>
-              <w:rPr>
-                <w:rFonts w:ascii="宋体"/>
-                <w:color w:val="000000"/>
-                <w:kern w:val="0"/>
-                <w:sz w:val="22"/>
-                <w:lang w:val="zh-CN"/>
-              </w:rPr>
-              <w:t>有</w:t>
-            </w:r>
-            <w:r>
-              <w:rPr>
-                <w:rFonts w:ascii="宋体" w:hint="eastAsia"/>
-                <w:color w:val="000000"/>
-                <w:kern w:val="0"/>
-                <w:sz w:val="22"/>
-                <w:lang w:val="zh-CN"/>
-              </w:rPr>
-              <w:t>：Asp .</w:t>
-            </w:r>
-            <w:r>
-              <w:rPr>
-                <w:rFonts w:ascii="宋体"/>
-                <w:color w:val="000000"/>
-                <w:kern w:val="0"/>
-                <w:sz w:val="22"/>
-                <w:lang w:val="zh-CN"/>
-              </w:rPr>
-              <w:t>N</w:t>
-            </w:r>
-            <w:r>
-              <w:rPr>
-                <w:rFonts w:ascii="宋体" w:hint="eastAsia"/>
-                <w:color w:val="000000"/>
-                <w:kern w:val="0"/>
-                <w:sz w:val="22"/>
-                <w:lang w:val="zh-CN"/>
-              </w:rPr>
-              <w:t>et</w:t>
-            </w:r>
-            <w:r>
-              <w:rPr>
-                <w:rFonts w:ascii="宋体" w:hint="eastAsia"/>
-                <w:color w:val="000000"/>
-                <w:kern w:val="0"/>
-                <w:sz w:val="22"/>
-                <w:lang w:val="zh-CN"/>
-              </w:rPr>
-              <w:t>的服务器,WebSocket服务器、</w:t>
-            </w:r>
-            <w:r>
-              <w:rPr>
-                <w:rFonts w:ascii="宋体"/>
-                <w:color w:val="000000"/>
-                <w:kern w:val="0"/>
-                <w:sz w:val="22"/>
-                <w:lang w:val="zh-CN"/>
-              </w:rPr>
-              <w:t>A</w:t>
-            </w:r>
-            <w:r>
-              <w:rPr>
-                <w:rFonts w:ascii="宋体" w:hint="eastAsia"/>
-                <w:color w:val="000000"/>
-                <w:kern w:val="0"/>
-                <w:sz w:val="22"/>
-                <w:lang w:val="zh-CN"/>
-              </w:rPr>
-              <w:t xml:space="preserve">sp </w:t>
-            </w:r>
-            <w:r>
-              <w:rPr>
-                <w:rFonts w:ascii="宋体"/>
-                <w:color w:val="000000"/>
-                <w:kern w:val="0"/>
-                <w:sz w:val="22"/>
-                <w:lang w:val="zh-CN"/>
-              </w:rPr>
-              <w:t>M</w:t>
-            </w:r>
-            <w:r>
-              <w:rPr>
-                <w:rFonts w:ascii="宋体" w:hint="eastAsia"/>
-                <w:color w:val="000000"/>
-                <w:kern w:val="0"/>
-                <w:sz w:val="22"/>
-                <w:lang w:val="zh-CN"/>
-              </w:rPr>
-              <w:t>vc的后台网站</w:t>
-            </w:r>
-            <w:r>
-              <w:rPr>
-                <w:rFonts w:ascii="宋体" w:hint="eastAsia"/>
-                <w:color w:val="000000"/>
-                <w:kern w:val="0"/>
-                <w:sz w:val="22"/>
-                <w:lang w:val="zh-CN"/>
-              </w:rPr>
-              <w:t>，</w:t>
-            </w:r>
-            <w:r>
-              <w:rPr>
-                <w:rFonts w:ascii="宋体"/>
-                <w:color w:val="000000"/>
-                <w:kern w:val="0"/>
-                <w:sz w:val="22"/>
-                <w:lang w:val="zh-CN"/>
-              </w:rPr>
-              <w:t>一些C#</w:t>
-            </w:r>
-            <w:r>
-              <w:rPr>
-                <w:rFonts w:ascii="宋体" w:hint="eastAsia"/>
-                <w:color w:val="000000"/>
-                <w:kern w:val="0"/>
-                <w:sz w:val="22"/>
-                <w:lang w:val="zh-CN"/>
-              </w:rPr>
-              <w:t>常用</w:t>
-            </w:r>
-            <w:r>
-              <w:rPr>
-                <w:rFonts w:ascii="宋体"/>
-                <w:color w:val="000000"/>
-                <w:kern w:val="0"/>
-                <w:sz w:val="22"/>
-                <w:lang w:val="zh-CN"/>
-              </w:rPr>
-              <w:t>工具</w:t>
-            </w:r>
-            <w:r>
-              <w:rPr>
-                <w:rFonts w:ascii="宋体" w:hint="eastAsia"/>
-                <w:color w:val="000000"/>
-                <w:kern w:val="0"/>
-                <w:sz w:val="22"/>
-                <w:lang w:val="zh-CN"/>
-              </w:rPr>
-              <w:t>的</w:t>
-            </w:r>
-            <w:r>
-              <w:rPr>
                 <w:rFonts w:ascii="宋体"/>
                 <w:color w:val="000000"/>
                 <w:kern w:val="0"/>
@@ -4594,7 +3744,7 @@
             </w:r>
             <w:r>
               <w:rPr>
-                <w:rFonts w:ascii="宋体" w:hint="eastAsia"/>
+                <w:rFonts w:hint="eastAsia" w:ascii="宋体"/>
                 <w:color w:val="000000"/>
                 <w:kern w:val="0"/>
                 <w:sz w:val="22"/>
@@ -4621,18 +3771,18 @@
               <w:autoSpaceDE w:val="0"/>
               <w:autoSpaceDN w:val="0"/>
               <w:adjustRightInd w:val="0"/>
-              <w:ind w:firstLineChars="150" w:firstLine="330"/>
-              <w:rPr>
-                <w:rFonts w:ascii="宋体"/>
-                <w:color w:val="000000"/>
-                <w:kern w:val="0"/>
-                <w:sz w:val="22"/>
-                <w:lang w:val="zh-CN"/>
-              </w:rPr>
-            </w:pPr>
-            <w:r>
-              <w:rPr>
-                <w:rFonts w:ascii="宋体" w:hint="eastAsia"/>
+              <w:ind w:firstLine="330" w:firstLineChars="150"/>
+              <w:rPr>
+                <w:rFonts w:ascii="宋体"/>
+                <w:color w:val="000000"/>
+                <w:kern w:val="0"/>
+                <w:sz w:val="22"/>
+                <w:lang w:val="zh-CN"/>
+              </w:rPr>
+            </w:pPr>
+            <w:r>
+              <w:rPr>
+                <w:rFonts w:hint="eastAsia" w:ascii="宋体"/>
                 <w:color w:val="000000"/>
                 <w:kern w:val="0"/>
                 <w:sz w:val="22"/>
@@ -4650,18 +3800,35 @@
               </w:rPr>
               <w:t>：</w:t>
             </w:r>
-            <w:hyperlink r:id="rId7" w:history="1">
-              <w:r>
-                <w:rPr>
-                  <w:rStyle w:val="a7"/>
-                  <w:rFonts w:ascii="宋体"/>
-                  <w:kern w:val="0"/>
-                  <w:sz w:val="22"/>
-                  <w:lang w:val="zh-CN"/>
-                </w:rPr>
-                <w:t>https://github.com/xq546247083/Projects</w:t>
-              </w:r>
-            </w:hyperlink>
+            <w:r>
+              <w:fldChar w:fldCharType="begin"/>
+            </w:r>
+            <w:r>
+              <w:instrText xml:space="preserve"> HYPERLINK "https://github.com/xq546247083/Projects" </w:instrText>
+            </w:r>
+            <w:r>
+              <w:fldChar w:fldCharType="separate"/>
+            </w:r>
+            <w:r>
+              <w:rPr>
+                <w:rStyle w:val="6"/>
+                <w:rFonts w:ascii="宋体"/>
+                <w:kern w:val="0"/>
+                <w:sz w:val="22"/>
+                <w:lang w:val="zh-CN"/>
+              </w:rPr>
+              <w:t>https://github.com/xq546247083/Projects</w:t>
+            </w:r>
+            <w:r>
+              <w:rPr>
+                <w:rStyle w:val="6"/>
+                <w:rFonts w:ascii="宋体"/>
+                <w:kern w:val="0"/>
+                <w:sz w:val="22"/>
+                <w:lang w:val="zh-CN"/>
+              </w:rPr>
+              <w:fldChar w:fldCharType="end"/>
+            </w:r>
             <w:r>
               <w:rPr>
                 <w:rFonts w:ascii="宋体"/>
@@ -4681,7 +3848,7 @@
               <w:autoSpaceDE w:val="0"/>
               <w:autoSpaceDN w:val="0"/>
               <w:adjustRightInd w:val="0"/>
-              <w:ind w:firstLineChars="150" w:firstLine="330"/>
+              <w:ind w:firstLine="330" w:firstLineChars="150"/>
               <w:rPr>
                 <w:rFonts w:ascii="宋体"/>
                 <w:color w:val="000000"/>
@@ -4702,7 +3869,7 @@
             </w:r>
             <w:r>
               <w:rPr>
-                <w:rFonts w:ascii="宋体" w:hint="eastAsia"/>
+                <w:rFonts w:hint="eastAsia" w:ascii="宋体"/>
                 <w:color w:val="000000"/>
                 <w:kern w:val="0"/>
                 <w:sz w:val="22"/>
@@ -4722,7 +3889,7 @@
             </w:r>
             <w:r>
               <w:rPr>
-                <w:rFonts w:ascii="宋体" w:hint="eastAsia"/>
+                <w:rFonts w:hint="eastAsia" w:ascii="宋体"/>
                 <w:color w:val="000000"/>
                 <w:kern w:val="0"/>
                 <w:sz w:val="22"/>
@@ -4742,7 +3909,207 @@
             </w:r>
             <w:r>
               <w:rPr>
-                <w:rFonts w:ascii="宋体" w:hint="eastAsia"/>
+                <w:rFonts w:hint="eastAsia" w:ascii="宋体"/>
+                <w:color w:val="000000"/>
+                <w:kern w:val="0"/>
+                <w:sz w:val="22"/>
+                <w:lang w:val="zh-CN"/>
+              </w:rPr>
+              <w:t>的个人</w:t>
+            </w:r>
+            <w:r>
+              <w:rPr>
+                <w:rFonts w:ascii="宋体"/>
+                <w:color w:val="000000"/>
+                <w:kern w:val="0"/>
+                <w:sz w:val="22"/>
+                <w:lang w:val="zh-CN"/>
+              </w:rPr>
+              <w:t>项目</w:t>
+            </w:r>
+            <w:r>
+              <w:rPr>
+                <w:rFonts w:hint="eastAsia" w:ascii="宋体"/>
+                <w:color w:val="000000"/>
+                <w:kern w:val="0"/>
+                <w:sz w:val="22"/>
+                <w:lang w:val="zh-CN"/>
+              </w:rPr>
+              <w:t>。其中项目</w:t>
+            </w:r>
+            <w:r>
+              <w:rPr>
+                <w:rFonts w:ascii="宋体"/>
+                <w:color w:val="000000"/>
+                <w:kern w:val="0"/>
+                <w:sz w:val="22"/>
+                <w:lang w:val="zh-CN"/>
+              </w:rPr>
+              <w:t>有</w:t>
+            </w:r>
+            <w:r>
+              <w:rPr>
+                <w:rFonts w:hint="eastAsia" w:ascii="宋体"/>
+                <w:color w:val="000000"/>
+                <w:kern w:val="0"/>
+                <w:sz w:val="22"/>
+                <w:lang w:val="zh-CN"/>
+              </w:rPr>
+              <w:t>：聊天</w:t>
+            </w:r>
+            <w:r>
+              <w:rPr>
+                <w:rFonts w:ascii="宋体"/>
+                <w:color w:val="000000"/>
+                <w:kern w:val="0"/>
+                <w:sz w:val="22"/>
+                <w:lang w:val="zh-CN"/>
+              </w:rPr>
+              <w:t>服务器</w:t>
+            </w:r>
+            <w:r>
+              <w:rPr>
+                <w:rFonts w:hint="eastAsia" w:ascii="宋体"/>
+                <w:color w:val="000000"/>
+                <w:kern w:val="0"/>
+                <w:sz w:val="22"/>
+                <w:lang w:val="zh-CN"/>
+              </w:rPr>
+              <w:t>、注册登录</w:t>
+            </w:r>
+            <w:r>
+              <w:rPr>
+                <w:rFonts w:ascii="宋体"/>
+                <w:color w:val="000000"/>
+                <w:kern w:val="0"/>
+                <w:sz w:val="22"/>
+                <w:lang w:val="zh-CN"/>
+              </w:rPr>
+              <w:t>等业务服务器</w:t>
+            </w:r>
+            <w:r>
+              <w:rPr>
+                <w:rFonts w:hint="eastAsia" w:ascii="宋体"/>
+                <w:color w:val="000000"/>
+                <w:kern w:val="0"/>
+                <w:sz w:val="22"/>
+                <w:lang w:val="zh-CN"/>
+              </w:rPr>
+              <w:t>、文件</w:t>
+            </w:r>
+            <w:r>
+              <w:rPr>
+                <w:rFonts w:ascii="宋体"/>
+                <w:color w:val="000000"/>
+                <w:kern w:val="0"/>
+                <w:sz w:val="22"/>
+                <w:lang w:val="zh-CN"/>
+              </w:rPr>
+              <w:t>服务器</w:t>
+            </w:r>
+            <w:r>
+              <w:rPr>
+                <w:rFonts w:hint="eastAsia" w:ascii="宋体"/>
+                <w:color w:val="000000"/>
+                <w:kern w:val="0"/>
+                <w:sz w:val="22"/>
+                <w:lang w:val="zh-CN"/>
+              </w:rPr>
+              <w:t>、一个</w:t>
+            </w:r>
+            <w:r>
+              <w:rPr>
+                <w:rFonts w:ascii="宋体"/>
+                <w:color w:val="000000"/>
+                <w:kern w:val="0"/>
+                <w:sz w:val="22"/>
+                <w:lang w:val="zh-CN"/>
+              </w:rPr>
+              <w:t>自用的邮件提醒项目</w:t>
+            </w:r>
+            <w:r>
+              <w:rPr>
+                <w:rFonts w:hint="eastAsia" w:ascii="宋体"/>
+                <w:color w:val="000000"/>
+                <w:kern w:val="0"/>
+                <w:sz w:val="22"/>
+                <w:lang w:val="zh-CN"/>
+              </w:rPr>
+              <w:t>、以及</w:t>
+            </w:r>
+            <w:r>
+              <w:rPr>
+                <w:rFonts w:ascii="宋体"/>
+                <w:color w:val="000000"/>
+                <w:kern w:val="0"/>
+                <w:sz w:val="22"/>
+                <w:lang w:val="zh-CN"/>
+              </w:rPr>
+              <w:t>在</w:t>
+            </w:r>
+            <w:r>
+              <w:rPr>
+                <w:rFonts w:hint="eastAsia" w:ascii="宋体"/>
+                <w:color w:val="000000"/>
+                <w:kern w:val="0"/>
+                <w:sz w:val="22"/>
+                <w:lang w:val="zh-CN"/>
+              </w:rPr>
+              <w:t>看书</w:t>
+            </w:r>
+            <w:r>
+              <w:rPr>
+                <w:rFonts w:ascii="宋体"/>
+                <w:color w:val="000000"/>
+                <w:kern w:val="0"/>
+                <w:sz w:val="22"/>
+                <w:lang w:val="zh-CN"/>
+              </w:rPr>
+              <w:t>以及</w:t>
+            </w:r>
+            <w:r>
+              <w:rPr>
+                <w:rFonts w:hint="eastAsia" w:ascii="宋体"/>
+                <w:color w:val="000000"/>
+                <w:kern w:val="0"/>
+                <w:sz w:val="22"/>
+                <w:lang w:val="zh-CN"/>
+              </w:rPr>
+              <w:t>开发</w:t>
+            </w:r>
+            <w:r>
+              <w:rPr>
+                <w:rFonts w:ascii="宋体"/>
+                <w:color w:val="000000"/>
+                <w:kern w:val="0"/>
+                <w:sz w:val="22"/>
+                <w:lang w:val="zh-CN"/>
+              </w:rPr>
+              <w:t>项目过程</w:t>
+            </w:r>
+            <w:r>
+              <w:rPr>
+                <w:rFonts w:hint="eastAsia" w:ascii="宋体"/>
+                <w:color w:val="000000"/>
+                <w:kern w:val="0"/>
+                <w:sz w:val="22"/>
+                <w:lang w:val="zh-CN"/>
+              </w:rPr>
+              <w:t>中的一些</w:t>
+            </w:r>
+            <w:r>
+              <w:rPr>
+                <w:rFonts w:ascii="宋体"/>
+                <w:color w:val="000000"/>
+                <w:kern w:val="0"/>
+                <w:sz w:val="22"/>
+                <w:lang w:val="zh-CN"/>
+              </w:rPr>
+              <w:t>理解</w:t>
+            </w:r>
+            <w:r>
+              <w:rPr>
+                <w:rFonts w:hint="eastAsia" w:ascii="宋体"/>
                 <w:color w:val="000000"/>
                 <w:kern w:val="0"/>
                 <w:sz w:val="22"/>
@@ -4752,226 +4119,6 @@
             </w:r>
             <w:r>
               <w:rPr>
-                <w:rFonts w:ascii="宋体" w:hint="eastAsia"/>
-                <w:color w:val="000000"/>
-                <w:kern w:val="0"/>
-                <w:sz w:val="22"/>
-                <w:lang w:val="zh-CN"/>
-              </w:rPr>
-              <w:t>个人</w:t>
-            </w:r>
-            <w:r>
-              <w:rPr>
-                <w:rFonts w:ascii="宋体"/>
-                <w:color w:val="000000"/>
-                <w:kern w:val="0"/>
-                <w:sz w:val="22"/>
-                <w:lang w:val="zh-CN"/>
-              </w:rPr>
-              <w:t>项目</w:t>
-            </w:r>
-            <w:r>
-              <w:rPr>
-                <w:rFonts w:ascii="宋体" w:hint="eastAsia"/>
-                <w:color w:val="000000"/>
-                <w:kern w:val="0"/>
-                <w:sz w:val="22"/>
-                <w:lang w:val="zh-CN"/>
-              </w:rPr>
-              <w:t>。</w:t>
-            </w:r>
-            <w:r>
-              <w:rPr>
-                <w:rFonts w:ascii="宋体" w:hint="eastAsia"/>
-                <w:color w:val="000000"/>
-                <w:kern w:val="0"/>
-                <w:sz w:val="22"/>
-                <w:lang w:val="zh-CN"/>
-              </w:rPr>
-              <w:t>其中项目</w:t>
-            </w:r>
-            <w:r>
-              <w:rPr>
-                <w:rFonts w:ascii="宋体"/>
-                <w:color w:val="000000"/>
-                <w:kern w:val="0"/>
-                <w:sz w:val="22"/>
-                <w:lang w:val="zh-CN"/>
-              </w:rPr>
-              <w:t>有</w:t>
-            </w:r>
-            <w:r>
-              <w:rPr>
-                <w:rFonts w:ascii="宋体" w:hint="eastAsia"/>
-                <w:color w:val="000000"/>
-                <w:kern w:val="0"/>
-                <w:sz w:val="22"/>
-                <w:lang w:val="zh-CN"/>
-              </w:rPr>
-              <w:t>：聊天</w:t>
-            </w:r>
-            <w:r>
-              <w:rPr>
-                <w:rFonts w:ascii="宋体"/>
-                <w:color w:val="000000"/>
-                <w:kern w:val="0"/>
-                <w:sz w:val="22"/>
-                <w:lang w:val="zh-CN"/>
-              </w:rPr>
-              <w:t>服务器</w:t>
-            </w:r>
-            <w:r>
-              <w:rPr>
-                <w:rFonts w:ascii="宋体" w:hint="eastAsia"/>
-                <w:color w:val="000000"/>
-                <w:kern w:val="0"/>
-                <w:sz w:val="22"/>
-                <w:lang w:val="zh-CN"/>
-              </w:rPr>
-              <w:t>、注册登录</w:t>
-            </w:r>
-            <w:r>
-              <w:rPr>
-                <w:rFonts w:ascii="宋体"/>
-                <w:color w:val="000000"/>
-                <w:kern w:val="0"/>
-                <w:sz w:val="22"/>
-                <w:lang w:val="zh-CN"/>
-              </w:rPr>
-              <w:t>等业务服务器</w:t>
-            </w:r>
-            <w:r>
-              <w:rPr>
-                <w:rFonts w:ascii="宋体" w:hint="eastAsia"/>
-                <w:color w:val="000000"/>
-                <w:kern w:val="0"/>
-                <w:sz w:val="22"/>
-                <w:lang w:val="zh-CN"/>
-              </w:rPr>
-              <w:t>、文件</w:t>
-            </w:r>
-            <w:r>
-              <w:rPr>
-                <w:rFonts w:ascii="宋体"/>
-                <w:color w:val="000000"/>
-                <w:kern w:val="0"/>
-                <w:sz w:val="22"/>
-                <w:lang w:val="zh-CN"/>
-              </w:rPr>
-              <w:t>服务器</w:t>
-            </w:r>
-            <w:r>
-              <w:rPr>
-                <w:rFonts w:ascii="宋体" w:hint="eastAsia"/>
-                <w:color w:val="000000"/>
-                <w:kern w:val="0"/>
-                <w:sz w:val="22"/>
-                <w:lang w:val="zh-CN"/>
-              </w:rPr>
-              <w:t>、一个</w:t>
-            </w:r>
-            <w:r>
-              <w:rPr>
-                <w:rFonts w:ascii="宋体"/>
-                <w:color w:val="000000"/>
-                <w:kern w:val="0"/>
-                <w:sz w:val="22"/>
-                <w:lang w:val="zh-CN"/>
-              </w:rPr>
-              <w:t>自用的邮件提醒项目</w:t>
-            </w:r>
-            <w:r>
-              <w:rPr>
-                <w:rFonts w:ascii="宋体" w:hint="eastAsia"/>
-                <w:color w:val="000000"/>
-                <w:kern w:val="0"/>
-                <w:sz w:val="22"/>
-                <w:lang w:val="zh-CN"/>
-              </w:rPr>
-              <w:t>、以及</w:t>
-            </w:r>
-            <w:r>
-              <w:rPr>
-                <w:rFonts w:ascii="宋体"/>
-                <w:color w:val="000000"/>
-                <w:kern w:val="0"/>
-                <w:sz w:val="22"/>
-                <w:lang w:val="zh-CN"/>
-              </w:rPr>
-              <w:t>在</w:t>
-            </w:r>
-            <w:r>
-              <w:rPr>
-                <w:rFonts w:ascii="宋体" w:hint="eastAsia"/>
-                <w:color w:val="000000"/>
-                <w:kern w:val="0"/>
-                <w:sz w:val="22"/>
-                <w:lang w:val="zh-CN"/>
-              </w:rPr>
-              <w:t>看书</w:t>
-            </w:r>
-            <w:r>
-              <w:rPr>
-                <w:rFonts w:ascii="宋体"/>
-                <w:color w:val="000000"/>
-                <w:kern w:val="0"/>
-                <w:sz w:val="22"/>
-                <w:lang w:val="zh-CN"/>
-              </w:rPr>
-              <w:t>以及</w:t>
-            </w:r>
-            <w:r>
-              <w:rPr>
-                <w:rFonts w:ascii="宋体" w:hint="eastAsia"/>
-                <w:color w:val="000000"/>
-                <w:kern w:val="0"/>
-                <w:sz w:val="22"/>
-                <w:lang w:val="zh-CN"/>
-              </w:rPr>
-              <w:t>开发</w:t>
-            </w:r>
-            <w:r>
-              <w:rPr>
-                <w:rFonts w:ascii="宋体"/>
-                <w:color w:val="000000"/>
-                <w:kern w:val="0"/>
-                <w:sz w:val="22"/>
-                <w:lang w:val="zh-CN"/>
-              </w:rPr>
-              <w:t>项目过程</w:t>
-            </w:r>
-            <w:r>
-              <w:rPr>
-                <w:rFonts w:ascii="宋体" w:hint="eastAsia"/>
-                <w:color w:val="000000"/>
-                <w:kern w:val="0"/>
-                <w:sz w:val="22"/>
-                <w:lang w:val="zh-CN"/>
-              </w:rPr>
-              <w:t>中的一些</w:t>
-            </w:r>
-            <w:r>
-              <w:rPr>
-                <w:rFonts w:ascii="宋体"/>
-                <w:color w:val="000000"/>
-                <w:kern w:val="0"/>
-                <w:sz w:val="22"/>
-                <w:lang w:val="zh-CN"/>
-              </w:rPr>
-              <w:t>理解</w:t>
-            </w:r>
-            <w:r>
-              <w:rPr>
-                <w:rFonts w:ascii="宋体" w:hint="eastAsia"/>
-                <w:color w:val="000000"/>
-                <w:kern w:val="0"/>
-                <w:sz w:val="22"/>
-                <w:lang w:val="zh-CN"/>
-              </w:rPr>
-              <w:t>的</w:t>
-            </w:r>
-            <w:r>
-              <w:rPr>
                 <w:rFonts w:ascii="宋体"/>
                 <w:color w:val="000000"/>
                 <w:kern w:val="0"/>
@@ -4982,7 +4129,7 @@
             </w:r>
             <w:r>
               <w:rPr>
-                <w:rFonts w:ascii="宋体" w:hint="eastAsia"/>
+                <w:rFonts w:hint="eastAsia" w:ascii="宋体"/>
                 <w:color w:val="000000"/>
                 <w:kern w:val="0"/>
                 <w:sz w:val="22"/>
@@ -5002,7 +4149,7 @@
             </w:r>
             <w:r>
               <w:rPr>
-                <w:rFonts w:ascii="宋体" w:hint="eastAsia"/>
+                <w:rFonts w:hint="eastAsia" w:ascii="宋体"/>
                 <w:color w:val="000000"/>
                 <w:kern w:val="0"/>
                 <w:sz w:val="22"/>
@@ -5029,17 +4176,17 @@
               <w:autoSpaceDE w:val="0"/>
               <w:autoSpaceDN w:val="0"/>
               <w:adjustRightInd w:val="0"/>
-              <w:ind w:firstLineChars="150" w:firstLine="330"/>
-              <w:rPr>
-                <w:rFonts w:ascii="宋体"/>
-                <w:color w:val="000000"/>
-                <w:kern w:val="0"/>
-                <w:sz w:val="22"/>
-              </w:rPr>
-            </w:pPr>
-            <w:r>
-              <w:rPr>
-                <w:rFonts w:ascii="宋体" w:hint="eastAsia"/>
+              <w:ind w:firstLine="330" w:firstLineChars="150"/>
+              <w:rPr>
+                <w:rFonts w:ascii="宋体"/>
+                <w:color w:val="000000"/>
+                <w:kern w:val="0"/>
+                <w:sz w:val="22"/>
+              </w:rPr>
+            </w:pPr>
+            <w:r>
+              <w:rPr>
+                <w:rFonts w:hint="eastAsia" w:ascii="宋体"/>
                 <w:color w:val="000000"/>
                 <w:kern w:val="0"/>
                 <w:sz w:val="22"/>
@@ -5056,17 +4203,33 @@
               </w:rPr>
               <w:t>：</w:t>
             </w:r>
-            <w:hyperlink r:id="rId8" w:history="1">
-              <w:r>
-                <w:rPr>
-                  <w:rStyle w:val="a7"/>
-                  <w:rFonts w:ascii="宋体"/>
-                  <w:kern w:val="0"/>
-                  <w:sz w:val="22"/>
-                </w:rPr>
-                <w:t>https://github.com/xq546247083/xq.goproject.com</w:t>
-              </w:r>
-            </w:hyperlink>
+            <w:r>
+              <w:fldChar w:fldCharType="begin"/>
+            </w:r>
+            <w:r>
+              <w:instrText xml:space="preserve"> HYPERLINK "https://github.com/xq546247083/xq.goproject.com" </w:instrText>
+            </w:r>
+            <w:r>
+              <w:fldChar w:fldCharType="separate"/>
+            </w:r>
+            <w:r>
+              <w:rPr>
+                <w:rStyle w:val="6"/>
+                <w:rFonts w:ascii="宋体"/>
+                <w:kern w:val="0"/>
+                <w:sz w:val="22"/>
+              </w:rPr>
+              <w:t>https://github.com/xq546247083/xq.goproject.com</w:t>
+            </w:r>
+            <w:r>
+              <w:rPr>
+                <w:rStyle w:val="6"/>
+                <w:rFonts w:ascii="宋体"/>
+                <w:kern w:val="0"/>
+                <w:sz w:val="22"/>
+              </w:rPr>
+              <w:fldChar w:fldCharType="end"/>
+            </w:r>
             <w:r>
               <w:rPr>
                 <w:rFonts w:ascii="宋体"/>
@@ -5085,17 +4248,17 @@
               <w:autoSpaceDE w:val="0"/>
               <w:autoSpaceDN w:val="0"/>
               <w:adjustRightInd w:val="0"/>
-              <w:ind w:firstLineChars="150" w:firstLine="330"/>
-              <w:rPr>
-                <w:rFonts w:ascii="宋体"/>
-                <w:color w:val="000000"/>
-                <w:kern w:val="0"/>
-                <w:sz w:val="22"/>
-              </w:rPr>
-            </w:pPr>
-            <w:r>
-              <w:rPr>
-                <w:rFonts w:ascii="宋体" w:hint="eastAsia"/>
+              <w:ind w:firstLine="330" w:firstLineChars="150"/>
+              <w:rPr>
+                <w:rFonts w:ascii="宋体"/>
+                <w:color w:val="000000"/>
+                <w:kern w:val="0"/>
+                <w:sz w:val="22"/>
+              </w:rPr>
+            </w:pPr>
+            <w:r>
+              <w:rPr>
+                <w:rFonts w:hint="eastAsia" w:ascii="宋体"/>
                 <w:color w:val="000000"/>
                 <w:kern w:val="0"/>
                 <w:sz w:val="22"/>
@@ -5113,7 +4276,7 @@
             </w:r>
             <w:r>
               <w:rPr>
-                <w:rFonts w:ascii="宋体" w:hint="eastAsia"/>
+                <w:rFonts w:hint="eastAsia" w:ascii="宋体"/>
                 <w:color w:val="000000"/>
                 <w:kern w:val="0"/>
                 <w:sz w:val="22"/>
@@ -5131,7 +4294,7 @@
             </w:r>
             <w:r>
               <w:rPr>
-                <w:rFonts w:ascii="宋体" w:hint="eastAsia"/>
+                <w:rFonts w:hint="eastAsia" w:ascii="宋体"/>
                 <w:color w:val="000000"/>
                 <w:kern w:val="0"/>
                 <w:sz w:val="22"/>
@@ -5156,7 +4319,7 @@
               <w:autoSpaceDE w:val="0"/>
               <w:autoSpaceDN w:val="0"/>
               <w:adjustRightInd w:val="0"/>
-              <w:ind w:firstLineChars="150" w:firstLine="330"/>
+              <w:ind w:firstLine="330" w:firstLineChars="150"/>
               <w:rPr>
                 <w:rFonts w:ascii="宋体"/>
                 <w:color w:val="000000"/>
@@ -5175,24 +4338,40 @@
             </w:r>
             <w:r>
               <w:rPr>
-                <w:rFonts w:ascii="宋体" w:hint="eastAsia"/>
+                <w:rFonts w:hint="eastAsia" w:ascii="宋体"/>
                 <w:color w:val="000000"/>
                 <w:kern w:val="0"/>
                 <w:sz w:val="22"/>
               </w:rPr>
               <w:t>：</w:t>
             </w:r>
-            <w:hyperlink r:id="rId9" w:history="1">
-              <w:r>
-                <w:rPr>
-                  <w:rStyle w:val="a7"/>
-                  <w:rFonts w:ascii="宋体"/>
-                  <w:kern w:val="0"/>
-                  <w:sz w:val="22"/>
-                </w:rPr>
-                <w:t>https://github.com/xq546247083/Note</w:t>
-              </w:r>
-            </w:hyperlink>
+            <w:r>
+              <w:fldChar w:fldCharType="begin"/>
+            </w:r>
+            <w:r>
+              <w:instrText xml:space="preserve"> HYPERLINK "https://github.com/xq546247083/Note" </w:instrText>
+            </w:r>
+            <w:r>
+              <w:fldChar w:fldCharType="separate"/>
+            </w:r>
+            <w:r>
+              <w:rPr>
+                <w:rStyle w:val="6"/>
+                <w:rFonts w:ascii="宋体"/>
+                <w:kern w:val="0"/>
+                <w:sz w:val="22"/>
+              </w:rPr>
+              <w:t>https://github.com/xq546247083/Note</w:t>
+            </w:r>
+            <w:r>
+              <w:rPr>
+                <w:rStyle w:val="6"/>
+                <w:rFonts w:ascii="宋体"/>
+                <w:kern w:val="0"/>
+                <w:sz w:val="22"/>
+              </w:rPr>
+              <w:fldChar w:fldCharType="end"/>
+            </w:r>
           </w:p>
         </w:tc>
       </w:tr>
@@ -5200,26 +4379,35 @@
     <w:p/>
     <w:tbl>
       <w:tblPr>
+        <w:tblStyle w:val="7"/>
         <w:tblW w:w="9781" w:type="dxa"/>
         <w:tblInd w:w="-601" w:type="dxa"/>
         <w:tblLayout w:type="fixed"/>
-        <w:tblLook w:val="04A0" w:firstRow="1" w:lastRow="0" w:firstColumn="1" w:lastColumn="0" w:noHBand="0" w:noVBand="1"/>
+        <w:tblCellMar>
+          <w:top w:w="0" w:type="dxa"/>
+          <w:left w:w="108" w:type="dxa"/>
+          <w:bottom w:w="0" w:type="dxa"/>
+          <w:right w:w="108" w:type="dxa"/>
+        </w:tblCellMar>
       </w:tblPr>
       <w:tblGrid>
         <w:gridCol w:w="9781"/>
       </w:tblGrid>
       <w:tr>
+        <w:tblPrEx>
+          <w:tblLayout w:type="fixed"/>
+        </w:tblPrEx>
         <w:trPr>
-          <w:trHeight w:val="368"/>
+          <w:trHeight w:val="368" w:hRule="atLeast"/>
         </w:trPr>
         <w:tc>
           <w:tcPr>
             <w:tcW w:w="9781" w:type="dxa"/>
             <w:tcBorders>
-              <w:top w:val="single" w:sz="6" w:space="0" w:color="auto"/>
-              <w:left w:val="single" w:sz="6" w:space="0" w:color="auto"/>
-              <w:bottom w:val="single" w:sz="6" w:space="0" w:color="auto"/>
-              <w:right w:val="single" w:sz="6" w:space="0" w:color="auto"/>
+              <w:top w:val="single" w:color="auto" w:sz="6" w:space="0"/>
+              <w:left w:val="single" w:color="auto" w:sz="6" w:space="0"/>
+              <w:bottom w:val="single" w:color="auto" w:sz="6" w:space="0"/>
+              <w:right w:val="single" w:color="auto" w:sz="6" w:space="0"/>
             </w:tcBorders>
             <w:shd w:val="clear" w:color="auto" w:fill="C0C0C0"/>
           </w:tcPr>
@@ -5240,32 +4428,26 @@
                 <w:b/>
                 <w:sz w:val="24"/>
               </w:rPr>
-              <w:lastRenderedPageBreak/>
-              <w:t>个人网站</w:t>
-            </w:r>
-            <w:r>
-              <w:rPr>
-                <w:rFonts w:hint="eastAsia"/>
-                <w:b/>
-                <w:sz w:val="24"/>
-              </w:rPr>
-              <w:t>：</w:t>
+              <w:t>个人网站：</w:t>
             </w:r>
           </w:p>
         </w:tc>
       </w:tr>
       <w:tr>
+        <w:tblPrEx>
+          <w:tblLayout w:type="fixed"/>
+        </w:tblPrEx>
         <w:trPr>
-          <w:trHeight w:val="978"/>
+          <w:trHeight w:val="978" w:hRule="atLeast"/>
         </w:trPr>
         <w:tc>
           <w:tcPr>
             <w:tcW w:w="9781" w:type="dxa"/>
             <w:tcBorders>
-              <w:top w:val="single" w:sz="6" w:space="0" w:color="auto"/>
-              <w:left w:val="single" w:sz="6" w:space="0" w:color="auto"/>
-              <w:bottom w:val="single" w:sz="6" w:space="0" w:color="auto"/>
-              <w:right w:val="single" w:sz="6" w:space="0" w:color="auto"/>
+              <w:top w:val="single" w:color="auto" w:sz="6" w:space="0"/>
+              <w:left w:val="single" w:color="auto" w:sz="6" w:space="0"/>
+              <w:bottom w:val="single" w:color="auto" w:sz="6" w:space="0"/>
+              <w:right w:val="single" w:color="auto" w:sz="6" w:space="0"/>
             </w:tcBorders>
           </w:tcPr>
           <w:p>
@@ -5276,18 +4458,18 @@
               <w:autoSpaceDE w:val="0"/>
               <w:autoSpaceDN w:val="0"/>
               <w:adjustRightInd w:val="0"/>
-              <w:ind w:firstLineChars="150" w:firstLine="330"/>
-              <w:rPr>
-                <w:rFonts w:ascii="宋体"/>
-                <w:color w:val="000000"/>
-                <w:kern w:val="0"/>
-                <w:sz w:val="22"/>
-                <w:lang w:val="zh-CN"/>
-              </w:rPr>
-            </w:pPr>
-            <w:r>
-              <w:rPr>
-                <w:rFonts w:ascii="宋体" w:hint="eastAsia"/>
+              <w:ind w:firstLine="330" w:firstLineChars="150"/>
+              <w:rPr>
+                <w:rFonts w:ascii="宋体"/>
+                <w:color w:val="000000"/>
+                <w:kern w:val="0"/>
+                <w:sz w:val="22"/>
+                <w:lang w:val="zh-CN"/>
+              </w:rPr>
+            </w:pPr>
+            <w:r>
+              <w:rPr>
+                <w:rFonts w:hint="eastAsia" w:ascii="宋体"/>
                 <w:color w:val="000000"/>
                 <w:kern w:val="0"/>
                 <w:sz w:val="22"/>
@@ -5307,7 +4489,7 @@
             </w:r>
             <w:r>
               <w:rPr>
-                <w:rFonts w:ascii="宋体" w:hint="eastAsia"/>
+                <w:rFonts w:hint="eastAsia" w:ascii="宋体"/>
                 <w:color w:val="000000"/>
                 <w:kern w:val="0"/>
                 <w:sz w:val="22"/>
@@ -5327,7 +4509,7 @@
             </w:r>
             <w:r>
               <w:rPr>
-                <w:rFonts w:ascii="宋体" w:hint="eastAsia"/>
+                <w:rFonts w:hint="eastAsia" w:ascii="宋体"/>
                 <w:color w:val="000000"/>
                 <w:kern w:val="0"/>
                 <w:sz w:val="22"/>
@@ -5347,7 +4529,7 @@
             </w:r>
             <w:r>
               <w:rPr>
-                <w:rFonts w:ascii="宋体" w:hint="eastAsia"/>
+                <w:rFonts w:hint="eastAsia" w:ascii="宋体"/>
                 <w:color w:val="000000"/>
                 <w:kern w:val="0"/>
                 <w:sz w:val="22"/>
@@ -5367,7 +4549,7 @@
             </w:r>
             <w:r>
               <w:rPr>
-                <w:rFonts w:ascii="宋体" w:hint="eastAsia"/>
+                <w:rFonts w:hint="eastAsia" w:ascii="宋体"/>
                 <w:color w:val="000000"/>
                 <w:kern w:val="0"/>
                 <w:sz w:val="22"/>
@@ -5387,7 +4569,7 @@
             </w:r>
             <w:r>
               <w:rPr>
-                <w:rFonts w:ascii="宋体" w:hint="eastAsia"/>
+                <w:rFonts w:hint="eastAsia" w:ascii="宋体"/>
                 <w:color w:val="000000"/>
                 <w:kern w:val="0"/>
                 <w:sz w:val="22"/>
@@ -5414,17 +4596,17 @@
               <w:autoSpaceDE w:val="0"/>
               <w:autoSpaceDN w:val="0"/>
               <w:adjustRightInd w:val="0"/>
-              <w:ind w:firstLineChars="150" w:firstLine="330"/>
-              <w:rPr>
-                <w:rFonts w:ascii="宋体"/>
-                <w:color w:val="000000"/>
-                <w:kern w:val="0"/>
-                <w:sz w:val="22"/>
-              </w:rPr>
-            </w:pPr>
-            <w:r>
-              <w:rPr>
-                <w:rFonts w:ascii="宋体" w:hint="eastAsia"/>
+              <w:ind w:firstLine="330" w:firstLineChars="150"/>
+              <w:rPr>
+                <w:rFonts w:ascii="宋体"/>
+                <w:color w:val="000000"/>
+                <w:kern w:val="0"/>
+                <w:sz w:val="22"/>
+              </w:rPr>
+            </w:pPr>
+            <w:r>
+              <w:rPr>
+                <w:rFonts w:hint="eastAsia" w:ascii="宋体"/>
                 <w:color w:val="000000"/>
                 <w:kern w:val="0"/>
                 <w:sz w:val="22"/>
@@ -5432,33 +4614,53 @@
               </w:rPr>
               <w:t>地址：</w:t>
             </w:r>
-            <w:hyperlink r:id="rId10" w:history="1">
-              <w:r>
-                <w:rPr>
-                  <w:rStyle w:val="a7"/>
-                  <w:rFonts w:ascii="宋体"/>
-                  <w:kern w:val="0"/>
-                  <w:sz w:val="22"/>
-                  <w:lang w:val="zh-CN"/>
-                </w:rPr>
-                <w:t>http://xiaohe.info/</w:t>
-              </w:r>
-            </w:hyperlink>
+            <w:r>
+              <w:fldChar w:fldCharType="begin"/>
+            </w:r>
+            <w:r>
+              <w:instrText xml:space="preserve"> HYPERLINK "http://xiaohe.info/" </w:instrText>
+            </w:r>
+            <w:r>
+              <w:fldChar w:fldCharType="separate"/>
+            </w:r>
+            <w:r>
+              <w:rPr>
+                <w:rStyle w:val="6"/>
+                <w:rFonts w:ascii="宋体"/>
+                <w:kern w:val="0"/>
+                <w:sz w:val="22"/>
+                <w:lang w:val="zh-CN"/>
+              </w:rPr>
+              <w:t>http://xiaohe.info/</w:t>
+            </w:r>
+            <w:r>
+              <w:rPr>
+                <w:rStyle w:val="6"/>
+                <w:rFonts w:ascii="宋体"/>
+                <w:kern w:val="0"/>
+                <w:sz w:val="22"/>
+                <w:lang w:val="zh-CN"/>
+              </w:rPr>
+              <w:fldChar w:fldCharType="end"/>
+            </w:r>
           </w:p>
         </w:tc>
       </w:tr>
       <w:tr>
+        <w:tblPrEx>
+          <w:tblLayout w:type="fixed"/>
+        </w:tblPrEx>
         <w:trPr>
-          <w:trHeight w:val="368"/>
+          <w:trHeight w:val="368" w:hRule="atLeast"/>
         </w:trPr>
         <w:tc>
           <w:tcPr>
             <w:tcW w:w="9781" w:type="dxa"/>
             <w:tcBorders>
-              <w:top w:val="single" w:sz="6" w:space="0" w:color="auto"/>
-              <w:left w:val="single" w:sz="6" w:space="0" w:color="auto"/>
-              <w:bottom w:val="single" w:sz="6" w:space="0" w:color="auto"/>
-              <w:right w:val="single" w:sz="6" w:space="0" w:color="auto"/>
+              <w:top w:val="single" w:color="auto" w:sz="6" w:space="0"/>
+              <w:left w:val="single" w:color="auto" w:sz="6" w:space="0"/>
+              <w:bottom w:val="single" w:color="auto" w:sz="6" w:space="0"/>
+              <w:right w:val="single" w:color="auto" w:sz="6" w:space="0"/>
             </w:tcBorders>
             <w:shd w:val="clear" w:color="auto" w:fill="C0C0C0"/>
           </w:tcPr>
@@ -5500,17 +4702,20 @@
         </w:tc>
       </w:tr>
       <w:tr>
+        <w:tblPrEx>
+          <w:tblLayout w:type="fixed"/>
+        </w:tblPrEx>
         <w:trPr>
-          <w:trHeight w:val="1264"/>
+          <w:trHeight w:val="1264" w:hRule="atLeast"/>
         </w:trPr>
         <w:tc>
           <w:tcPr>
             <w:tcW w:w="9781" w:type="dxa"/>
             <w:tcBorders>
-              <w:top w:val="single" w:sz="6" w:space="0" w:color="auto"/>
-              <w:left w:val="single" w:sz="6" w:space="0" w:color="auto"/>
-              <w:bottom w:val="single" w:sz="6" w:space="0" w:color="auto"/>
-              <w:right w:val="single" w:sz="6" w:space="0" w:color="auto"/>
+              <w:top w:val="single" w:color="auto" w:sz="6" w:space="0"/>
+              <w:left w:val="single" w:color="auto" w:sz="6" w:space="0"/>
+              <w:bottom w:val="single" w:color="auto" w:sz="6" w:space="0"/>
+              <w:right w:val="single" w:color="auto" w:sz="6" w:space="0"/>
             </w:tcBorders>
           </w:tcPr>
           <w:p>
@@ -5521,34 +4726,24 @@
               <w:autoSpaceDE w:val="0"/>
               <w:autoSpaceDN w:val="0"/>
               <w:adjustRightInd w:val="0"/>
-              <w:ind w:firstLineChars="150" w:firstLine="330"/>
-              <w:rPr>
-                <w:rFonts w:ascii="宋体"/>
-                <w:color w:val="000000"/>
-                <w:kern w:val="0"/>
-                <w:sz w:val="22"/>
-                <w:lang w:val="zh-CN"/>
-              </w:rPr>
-            </w:pPr>
-            <w:r>
-              <w:rPr>
-                <w:rFonts w:ascii="宋体" w:hint="eastAsia"/>
-                <w:color w:val="000000"/>
-                <w:kern w:val="0"/>
-                <w:sz w:val="22"/>
-                <w:lang w:val="zh-CN"/>
-              </w:rPr>
-              <w:t>1、</w:t>
-            </w:r>
-            <w:r>
-              <w:rPr>
-                <w:rFonts w:ascii="宋体" w:hint="eastAsia"/>
-                <w:color w:val="000000"/>
-                <w:kern w:val="0"/>
-                <w:sz w:val="22"/>
-                <w:lang w:val="zh-CN"/>
-              </w:rPr>
-              <w:t>已读：</w:t>
+              <w:ind w:firstLine="330" w:firstLineChars="150"/>
+              <w:rPr>
+                <w:rFonts w:ascii="宋体"/>
+                <w:color w:val="000000"/>
+                <w:kern w:val="0"/>
+                <w:sz w:val="22"/>
+                <w:lang w:val="zh-CN"/>
+              </w:rPr>
+            </w:pPr>
+            <w:r>
+              <w:rPr>
+                <w:rFonts w:hint="eastAsia" w:ascii="宋体"/>
+                <w:color w:val="000000"/>
+                <w:kern w:val="0"/>
+                <w:sz w:val="22"/>
+                <w:lang w:val="zh-CN"/>
+              </w:rPr>
+              <w:t>1、已读：</w:t>
             </w:r>
             <w:r>
               <w:rPr>
@@ -5562,7 +4757,7 @@
             </w:r>
             <w:r>
               <w:rPr>
-                <w:rFonts w:ascii="宋体" w:hint="eastAsia"/>
+                <w:rFonts w:hint="eastAsia" w:ascii="宋体"/>
                 <w:color w:val="000000"/>
                 <w:kern w:val="0"/>
                 <w:sz w:val="22"/>
@@ -5582,7 +4777,7 @@
             </w:r>
             <w:r>
               <w:rPr>
-                <w:rFonts w:ascii="宋体" w:hint="eastAsia"/>
+                <w:rFonts w:hint="eastAsia" w:ascii="宋体"/>
                 <w:color w:val="000000"/>
                 <w:kern w:val="0"/>
                 <w:sz w:val="22"/>
@@ -5602,7 +4797,7 @@
             </w:r>
             <w:r>
               <w:rPr>
-                <w:rFonts w:ascii="宋体" w:hint="eastAsia"/>
+                <w:rFonts w:hint="eastAsia" w:ascii="宋体"/>
                 <w:color w:val="000000"/>
                 <w:kern w:val="0"/>
                 <w:sz w:val="22"/>
@@ -5622,7 +4817,7 @@
             </w:r>
             <w:r>
               <w:rPr>
-                <w:rFonts w:ascii="宋体" w:hint="eastAsia"/>
+                <w:rFonts w:hint="eastAsia" w:ascii="宋体"/>
                 <w:color w:val="000000"/>
                 <w:kern w:val="0"/>
                 <w:sz w:val="22"/>
@@ -5642,7 +4837,7 @@
             </w:r>
             <w:r>
               <w:rPr>
-                <w:rFonts w:ascii="宋体" w:hint="eastAsia"/>
+                <w:rFonts w:hint="eastAsia" w:ascii="宋体"/>
                 <w:color w:val="000000"/>
                 <w:kern w:val="0"/>
                 <w:sz w:val="22"/>
@@ -5662,7 +4857,7 @@
             </w:r>
             <w:r>
               <w:rPr>
-                <w:rFonts w:ascii="宋体" w:hint="eastAsia"/>
+                <w:rFonts w:hint="eastAsia" w:ascii="宋体"/>
                 <w:color w:val="000000"/>
                 <w:kern w:val="0"/>
                 <w:sz w:val="22"/>
@@ -5682,7 +4877,7 @@
             </w:r>
             <w:r>
               <w:rPr>
-                <w:rFonts w:ascii="宋体" w:hint="eastAsia"/>
+                <w:rFonts w:hint="eastAsia" w:ascii="宋体"/>
                 <w:color w:val="000000"/>
                 <w:kern w:val="0"/>
                 <w:sz w:val="22"/>
@@ -5702,13 +4897,32 @@
             </w:r>
             <w:r>
               <w:rPr>
-                <w:rFonts w:ascii="宋体" w:hint="eastAsia"/>
+                <w:rFonts w:hint="eastAsia" w:ascii="宋体"/>
                 <w:color w:val="000000"/>
                 <w:kern w:val="0"/>
                 <w:sz w:val="22"/>
                 <w:lang w:val="zh-CN"/>
               </w:rPr>
               <w:t>、大型网站技术架构：核心原理与案例分析</w:t>
+            </w:r>
+            <w:r>
+              <w:rPr>
+                <w:rFonts w:hint="default" w:ascii="宋体"/>
+                <w:color w:val="000000"/>
+                <w:kern w:val="0"/>
+                <w:sz w:val="22"/>
+              </w:rPr>
+              <w:t>、</w:t>
+            </w:r>
+            <w:r>
+              <w:rPr>
+                <w:rFonts w:hint="eastAsia" w:ascii="宋体"/>
+                <w:color w:val="000000"/>
+                <w:kern w:val="0"/>
+                <w:sz w:val="22"/>
+                <w:lang w:val="zh-CN"/>
+              </w:rPr>
+              <w:t>Go语言高级编程</w:t>
             </w:r>
           </w:p>
           <w:p>
@@ -5719,35 +4933,36 @@
               <w:autoSpaceDE w:val="0"/>
               <w:autoSpaceDN w:val="0"/>
               <w:adjustRightInd w:val="0"/>
-              <w:ind w:firstLineChars="150" w:firstLine="330"/>
-              <w:rPr>
-                <w:rFonts w:ascii="宋体"/>
-                <w:color w:val="000000"/>
-                <w:kern w:val="0"/>
-                <w:sz w:val="22"/>
-                <w:lang w:val="zh-CN"/>
-              </w:rPr>
-            </w:pPr>
-            <w:r>
-              <w:rPr>
-                <w:rFonts w:ascii="宋体" w:hint="eastAsia"/>
-                <w:color w:val="000000"/>
-                <w:kern w:val="0"/>
-                <w:sz w:val="22"/>
-                <w:lang w:val="zh-CN"/>
-              </w:rPr>
-              <w:t>2、</w:t>
-            </w:r>
-            <w:r>
-              <w:rPr>
-                <w:rFonts w:ascii="宋体" w:hint="eastAsia"/>
-                <w:color w:val="000000"/>
-                <w:kern w:val="0"/>
-                <w:sz w:val="22"/>
-                <w:lang w:val="zh-CN"/>
-              </w:rPr>
-              <w:t>在读：Go语言高级编程</w:t>
-            </w:r>
+              <w:ind w:firstLine="330" w:firstLineChars="150"/>
+              <w:rPr>
+                <w:rFonts w:ascii="宋体"/>
+                <w:color w:val="000000"/>
+                <w:kern w:val="0"/>
+                <w:sz w:val="22"/>
+                <w:lang w:val="zh-CN"/>
+              </w:rPr>
+            </w:pPr>
+            <w:r>
+              <w:rPr>
+                <w:rFonts w:hint="eastAsia" w:ascii="宋体"/>
+                <w:color w:val="000000"/>
+                <w:kern w:val="0"/>
+                <w:sz w:val="22"/>
+                <w:lang w:val="zh-CN"/>
+              </w:rPr>
+              <w:t>2、在读：</w:t>
+            </w:r>
+            <w:r>
+              <w:rPr>
+                <w:rFonts w:hint="default" w:ascii="宋体"/>
+                <w:color w:val="000000"/>
+                <w:kern w:val="0"/>
+                <w:sz w:val="22"/>
+              </w:rPr>
+              <w:t>算法 第4版</w:t>
+            </w:r>
+            <w:bookmarkStart w:id="0" w:name="_GoBack"/>
+            <w:bookmarkEnd w:id="0"/>
           </w:p>
           <w:p>
             <w:pPr>
@@ -5757,7 +4972,7 @@
               <w:autoSpaceDE w:val="0"/>
               <w:autoSpaceDN w:val="0"/>
               <w:adjustRightInd w:val="0"/>
-              <w:ind w:firstLineChars="150" w:firstLine="330"/>
+              <w:ind w:firstLine="330" w:firstLineChars="150"/>
               <w:rPr>
                 <w:rFonts w:ascii="宋体" w:cs="Calibri"/>
                 <w:kern w:val="0"/>
@@ -5767,19 +4982,11 @@
             </w:pPr>
             <w:r>
               <w:rPr>
-                <w:rFonts w:ascii="宋体" w:hAnsi="宋体" w:cs="Calibri" w:hint="eastAsia"/>
-                <w:sz w:val="22"/>
-                <w:szCs w:val="22"/>
-              </w:rPr>
-              <w:t>3、</w:t>
-            </w:r>
-            <w:r>
-              <w:rPr>
-                <w:rFonts w:ascii="宋体" w:hAnsi="宋体" w:cs="Calibri" w:hint="eastAsia"/>
-                <w:sz w:val="22"/>
-                <w:szCs w:val="22"/>
-              </w:rPr>
-              <w:t>待读：重构</w:t>
+                <w:rFonts w:hint="eastAsia" w:ascii="宋体" w:hAnsi="宋体" w:cs="Calibri"/>
+                <w:sz w:val="22"/>
+                <w:szCs w:val="22"/>
+              </w:rPr>
+              <w:t>3、待读：重构</w:t>
             </w:r>
             <w:r>
               <w:rPr>
@@ -5791,51 +4998,30 @@
             </w:r>
             <w:r>
               <w:rPr>
-                <w:rFonts w:ascii="宋体" w:hAnsi="宋体" w:cs="Calibri" w:hint="eastAsia"/>
-                <w:sz w:val="22"/>
-                <w:szCs w:val="22"/>
-              </w:rPr>
-              <w:t>改善既有代码的设计</w:t>
-            </w:r>
-            <w:r>
-              <w:rPr>
-                <w:rFonts w:ascii="宋体" w:hAnsi="宋体" w:cs="Calibri" w:hint="eastAsia"/>
-                <w:sz w:val="22"/>
-                <w:szCs w:val="22"/>
-              </w:rPr>
-              <w:t>、</w:t>
-            </w:r>
-            <w:r>
-              <w:rPr>
-                <w:rFonts w:ascii="宋体" w:hAnsi="宋体" w:cs="Calibri" w:hint="eastAsia"/>
-                <w:sz w:val="22"/>
-                <w:szCs w:val="22"/>
-              </w:rPr>
-              <w:t>程序员修炼之道</w:t>
-            </w:r>
-            <w:r>
-              <w:rPr>
-                <w:rFonts w:ascii="宋体" w:hAnsi="宋体" w:cs="Calibri" w:hint="eastAsia"/>
-                <w:sz w:val="22"/>
-                <w:szCs w:val="22"/>
-              </w:rPr>
-              <w:t>、人月神话</w:t>
+                <w:rFonts w:hint="eastAsia" w:ascii="宋体" w:hAnsi="宋体" w:cs="Calibri"/>
+                <w:sz w:val="22"/>
+                <w:szCs w:val="22"/>
+              </w:rPr>
+              <w:t>改善既有代码的设计、程序员修炼之道、人月神话</w:t>
             </w:r>
           </w:p>
         </w:tc>
       </w:tr>
       <w:tr>
+        <w:tblPrEx>
+          <w:tblLayout w:type="fixed"/>
+        </w:tblPrEx>
         <w:trPr>
-          <w:trHeight w:val="368"/>
+          <w:trHeight w:val="368" w:hRule="atLeast"/>
         </w:trPr>
         <w:tc>
           <w:tcPr>
             <w:tcW w:w="9781" w:type="dxa"/>
             <w:tcBorders>
-              <w:top w:val="single" w:sz="6" w:space="0" w:color="auto"/>
-              <w:left w:val="single" w:sz="6" w:space="0" w:color="auto"/>
-              <w:bottom w:val="single" w:sz="6" w:space="0" w:color="auto"/>
-              <w:right w:val="single" w:sz="6" w:space="0" w:color="auto"/>
+              <w:top w:val="single" w:color="auto" w:sz="6" w:space="0"/>
+              <w:left w:val="single" w:color="auto" w:sz="6" w:space="0"/>
+              <w:bottom w:val="single" w:color="auto" w:sz="6" w:space="0"/>
+              <w:right w:val="single" w:color="auto" w:sz="6" w:space="0"/>
             </w:tcBorders>
             <w:shd w:val="clear" w:color="auto" w:fill="C0C0C0"/>
           </w:tcPr>
@@ -5862,67 +5048,60 @@
         </w:tc>
       </w:tr>
       <w:tr>
+        <w:tblPrEx>
+          <w:tblLayout w:type="fixed"/>
+        </w:tblPrEx>
         <w:trPr>
-          <w:trHeight w:val="1371"/>
+          <w:trHeight w:val="1371" w:hRule="atLeast"/>
         </w:trPr>
         <w:tc>
           <w:tcPr>
             <w:tcW w:w="9781" w:type="dxa"/>
             <w:tcBorders>
-              <w:top w:val="single" w:sz="6" w:space="0" w:color="auto"/>
-              <w:left w:val="single" w:sz="6" w:space="0" w:color="auto"/>
-              <w:bottom w:val="single" w:sz="6" w:space="0" w:color="auto"/>
-              <w:right w:val="single" w:sz="6" w:space="0" w:color="auto"/>
+              <w:top w:val="single" w:color="auto" w:sz="6" w:space="0"/>
+              <w:left w:val="single" w:color="auto" w:sz="6" w:space="0"/>
+              <w:bottom w:val="single" w:color="auto" w:sz="6" w:space="0"/>
+              <w:right w:val="single" w:color="auto" w:sz="6" w:space="0"/>
             </w:tcBorders>
           </w:tcPr>
           <w:p>
             <w:pPr>
-              <w:spacing w:afterLines="10" w:after="31" w:line="288" w:lineRule="auto"/>
-              <w:ind w:leftChars="51" w:left="107" w:right="-176" w:firstLineChars="200" w:firstLine="440"/>
-              <w:rPr>
-                <w:rFonts w:ascii="宋体"/>
-                <w:color w:val="000000"/>
-                <w:kern w:val="0"/>
-                <w:sz w:val="22"/>
-                <w:lang w:val="zh-CN"/>
-              </w:rPr>
-            </w:pPr>
-            <w:r>
-              <w:rPr>
-                <w:rFonts w:ascii="宋体" w:hint="eastAsia"/>
-                <w:color w:val="000000"/>
-                <w:kern w:val="0"/>
-                <w:sz w:val="22"/>
-                <w:lang w:val="zh-CN"/>
-              </w:rPr>
-              <w:t>本人热心、自信、自律、上进心强。</w:t>
-            </w:r>
-            <w:r>
-              <w:rPr>
-                <w:rFonts w:ascii="宋体" w:hint="eastAsia"/>
-                <w:color w:val="000000"/>
-                <w:kern w:val="0"/>
-                <w:sz w:val="22"/>
-                <w:lang w:val="zh-CN"/>
-              </w:rPr>
-              <w:t>能够快速接受新知识和快速适应新环境，具有良好的团队</w:t>
-            </w:r>
-          </w:p>
-          <w:p>
-            <w:pPr>
-              <w:spacing w:afterLines="10" w:after="31" w:line="288" w:lineRule="auto"/>
-              <w:ind w:leftChars="51" w:left="107" w:right="-176"/>
-              <w:rPr>
-                <w:rFonts w:ascii="宋体"/>
-                <w:color w:val="000000"/>
-                <w:kern w:val="0"/>
-                <w:sz w:val="22"/>
-                <w:lang w:val="zh-CN"/>
-              </w:rPr>
-            </w:pPr>
-            <w:r>
-              <w:rPr>
-                <w:rFonts w:ascii="宋体" w:hint="eastAsia"/>
+              <w:spacing w:after="31" w:afterLines="10" w:line="288" w:lineRule="auto"/>
+              <w:ind w:left="107" w:leftChars="51" w:right="-176" w:firstLine="440" w:firstLineChars="200"/>
+              <w:rPr>
+                <w:rFonts w:ascii="宋体"/>
+                <w:color w:val="000000"/>
+                <w:kern w:val="0"/>
+                <w:sz w:val="22"/>
+                <w:lang w:val="zh-CN"/>
+              </w:rPr>
+            </w:pPr>
+            <w:r>
+              <w:rPr>
+                <w:rFonts w:hint="eastAsia" w:ascii="宋体"/>
+                <w:color w:val="000000"/>
+                <w:kern w:val="0"/>
+                <w:sz w:val="22"/>
+                <w:lang w:val="zh-CN"/>
+              </w:rPr>
+              <w:t>本人热心、自信、自律、上进心强。能够快速接受新知识和快速适应新环境，具有良好的团队</w:t>
+            </w:r>
+          </w:p>
+          <w:p>
+            <w:pPr>
+              <w:spacing w:after="31" w:afterLines="10" w:line="288" w:lineRule="auto"/>
+              <w:ind w:left="107" w:leftChars="51" w:right="-176"/>
+              <w:rPr>
+                <w:rFonts w:ascii="宋体"/>
+                <w:color w:val="000000"/>
+                <w:kern w:val="0"/>
+                <w:sz w:val="22"/>
+                <w:lang w:val="zh-CN"/>
+              </w:rPr>
+            </w:pPr>
+            <w:r>
+              <w:rPr>
+                <w:rFonts w:hint="eastAsia" w:ascii="宋体"/>
                 <w:color w:val="000000"/>
                 <w:kern w:val="0"/>
                 <w:sz w:val="22"/>
@@ -5938,66 +5117,28 @@
     <w:sectPr>
       <w:pgSz w:w="11906" w:h="16838"/>
       <w:pgMar w:top="1440" w:right="1800" w:bottom="1440" w:left="1800" w:header="851" w:footer="992" w:gutter="0"/>
-      <w:cols w:space="425"/>
-      <w:docGrid w:type="lines" w:linePitch="312"/>
+      <w:cols w:space="425" w:num="1"/>
+      <w:docGrid w:type="lines" w:linePitch="312" w:charSpace="0"/>
     </w:sectPr>
   </w:body>
 </w:document>
 </file>
 
-<file path=word/endnotes.xml><?xml version="1.0" encoding="utf-8"?>
-<w:endnotes xmlns:wpc="http://schemas.microsoft.com/office/word/2010/wordprocessingCanvas" xmlns:mc="http://schemas.openxmlformats.org/markup-compatibility/2006" xmlns:o="urn:schemas-microsoft-com:office:office" xmlns:r="http://schemas.openxmlformats.org/officeDocument/2006/relationships" xmlns:m="http://schemas.openxmlformats.org/officeDocument/2006/math" xmlns:v="urn:schemas-microsoft-com:vml" xmlns:wp14="http://schemas.microsoft.com/office/word/2010/wordprocessingDrawing" xmlns:wp="http://schemas.openxmlformats.org/drawingml/2006/wordprocessingDrawing" xmlns:w10="urn:schemas-microsoft-com:office:word" xmlns:w="http://schemas.openxmlformats.org/wordprocessingml/2006/main" xmlns:w14="http://schemas.microsoft.com/office/word/2010/wordml" xmlns:w15="http://schemas.microsoft.com/office/word/2012/wordml" xmlns:wpg="http://schemas.microsoft.com/office/word/2010/wordprocessingGroup" xmlns:wpi="http://schemas.microsoft.com/office/word/2010/wordprocessingInk" xmlns:wne="http://schemas.microsoft.com/office/word/2006/wordml" xmlns:wps="http://schemas.microsoft.com/office/word/2010/wordprocessingShape" mc:Ignorable="w14 w15 wp14">
-  <w:endnote w:type="separator" w:id="-1">
-    <w:p>
-      <w:r>
-        <w:separator/>
-      </w:r>
-    </w:p>
-  </w:endnote>
-  <w:endnote w:type="continuationSeparator" w:id="0">
-    <w:p>
-      <w:r>
-        <w:continuationSeparator/>
-      </w:r>
-    </w:p>
-  </w:endnote>
-</w:endnotes>
-</file>
-
-<file path=word/footnotes.xml><?xml version="1.0" encoding="utf-8"?>
-<w:footnotes xmlns:wpc="http://schemas.microsoft.com/office/word/2010/wordprocessingCanvas" xmlns:mc="http://schemas.openxmlformats.org/markup-compatibility/2006" xmlns:o="urn:schemas-microsoft-com:office:office" xmlns:r="http://schemas.openxmlformats.org/officeDocument/2006/relationships" xmlns:m="http://schemas.openxmlformats.org/officeDocument/2006/math" xmlns:v="urn:schemas-microsoft-com:vml" xmlns:wp14="http://schemas.microsoft.com/office/word/2010/wordprocessingDrawing" xmlns:wp="http://schemas.openxmlformats.org/drawingml/2006/wordprocessingDrawing" xmlns:w10="urn:schemas-microsoft-com:office:word" xmlns:w="http://schemas.openxmlformats.org/wordprocessingml/2006/main" xmlns:w14="http://schemas.microsoft.com/office/word/2010/wordml" xmlns:w15="http://schemas.microsoft.com/office/word/2012/wordml" xmlns:wpg="http://schemas.microsoft.com/office/word/2010/wordprocessingGroup" xmlns:wpi="http://schemas.microsoft.com/office/word/2010/wordprocessingInk" xmlns:wne="http://schemas.microsoft.com/office/word/2006/wordml" xmlns:wps="http://schemas.microsoft.com/office/word/2010/wordprocessingShape" mc:Ignorable="w14 w15 wp14">
-  <w:footnote w:type="separator" w:id="-1">
-    <w:p>
-      <w:r>
-        <w:separator/>
-      </w:r>
-    </w:p>
-  </w:footnote>
-  <w:footnote w:type="continuationSeparator" w:id="0">
-    <w:p>
-      <w:r>
-        <w:continuationSeparator/>
-      </w:r>
-    </w:p>
-  </w:footnote>
-</w:footnotes>
-</file>
-
 <file path=word/numbering.xml><?xml version="1.0" encoding="utf-8"?>
-<w:numbering xmlns:wpc="http://schemas.microsoft.com/office/word/2010/wordprocessingCanvas" xmlns:mc="http://schemas.openxmlformats.org/markup-compatibility/2006" xmlns:o="urn:schemas-microsoft-com:office:office" xmlns:r="http://schemas.openxmlformats.org/officeDocument/2006/relationships" xmlns:m="http://schemas.openxmlformats.org/officeDocument/2006/math" xmlns:v="urn:schemas-microsoft-com:vml" xmlns:wp14="http://schemas.microsoft.com/office/word/2010/wordprocessingDrawing" xmlns:wp="http://schemas.openxmlformats.org/drawingml/2006/wordprocessingDrawing" xmlns:w10="urn:schemas-microsoft-com:office:word" xmlns:w="http://schemas.openxmlformats.org/wordprocessingml/2006/main" xmlns:w14="http://schemas.microsoft.com/office/word/2010/wordml" xmlns:w15="http://schemas.microsoft.com/office/word/2012/wordml" xmlns:wpg="http://schemas.microsoft.com/office/word/2010/wordprocessingGroup" xmlns:wpi="http://schemas.microsoft.com/office/word/2010/wordprocessingInk" xmlns:wne="http://schemas.microsoft.com/office/word/2006/wordml" xmlns:wps="http://schemas.microsoft.com/office/word/2010/wordprocessingShape" mc:Ignorable="w14 w15 wp14">
+<w:numbering xmlns:wpc="http://schemas.microsoft.com/office/word/2010/wordprocessingCanvas" xmlns:mc="http://schemas.openxmlformats.org/markup-compatibility/2006" xmlns:o="urn:schemas-microsoft-com:office:office" xmlns:r="http://schemas.openxmlformats.org/officeDocument/2006/relationships" xmlns:m="http://schemas.openxmlformats.org/officeDocument/2006/math" xmlns:v="urn:schemas-microsoft-com:vml" xmlns:wp14="http://schemas.microsoft.com/office/word/2010/wordprocessingDrawing" xmlns:wp="http://schemas.openxmlformats.org/drawingml/2006/wordprocessingDrawing" xmlns:w10="urn:schemas-microsoft-com:office:word" xmlns:w="http://schemas.openxmlformats.org/wordprocessingml/2006/main" xmlns:w14="http://schemas.microsoft.com/office/word/2010/wordml" xmlns:wpg="http://schemas.microsoft.com/office/word/2010/wordprocessingGroup" xmlns:wpi="http://schemas.microsoft.com/office/word/2010/wordprocessingInk" xmlns:wne="http://schemas.microsoft.com/office/word/2006/wordml" xmlns:wps="http://schemas.microsoft.com/office/word/2010/wordprocessingShape" mc:Ignorable="w14 wp14">
   <w:abstractNum w:abstractNumId="0">
     <w:nsid w:val="4E2243DA"/>
-    <w:multiLevelType w:val="hybridMultilevel"/>
-    <w:tmpl w:val="20CC8CC0"/>
-    <w:lvl w:ilvl="0" w:tplc="E5F0BFB6">
+    <w:multiLevelType w:val="multilevel"/>
+    <w:tmpl w:val="4E2243DA"/>
+    <w:lvl w:ilvl="0" w:tentative="0">
       <w:start w:val="1"/>
       <w:numFmt w:val="decimal"/>
-      <w:pStyle w:val="1"/>
+      <w:pStyle w:val="11"/>
       <w:lvlText w:val="%1)"/>
       <w:lvlJc w:val="left"/>
       <w:pPr>
         <w:tabs>
-          <w:tab w:val="num" w:pos="760"/>
+          <w:tab w:val="left" w:pos="760"/>
         </w:tabs>
         <w:ind w:left="760" w:hanging="420"/>
       </w:pPr>
@@ -6005,7 +5146,7 @@
         <w:rFonts w:hint="eastAsia"/>
       </w:rPr>
     </w:lvl>
-    <w:lvl w:ilvl="1" w:tplc="04090019" w:tentative="1">
+    <w:lvl w:ilvl="1" w:tentative="0">
       <w:start w:val="1"/>
       <w:numFmt w:val="lowerLetter"/>
       <w:lvlText w:val="%2)"/>
@@ -6014,7 +5155,7 @@
         <w:ind w:left="1180" w:hanging="420"/>
       </w:pPr>
     </w:lvl>
-    <w:lvl w:ilvl="2" w:tplc="0409001B" w:tentative="1">
+    <w:lvl w:ilvl="2" w:tentative="0">
       <w:start w:val="1"/>
       <w:numFmt w:val="lowerRoman"/>
       <w:lvlText w:val="%3."/>
@@ -6023,7 +5164,7 @@
         <w:ind w:left="1600" w:hanging="420"/>
       </w:pPr>
     </w:lvl>
-    <w:lvl w:ilvl="3" w:tplc="0409000F" w:tentative="1">
+    <w:lvl w:ilvl="3" w:tentative="0">
       <w:start w:val="1"/>
       <w:numFmt w:val="decimal"/>
       <w:lvlText w:val="%4."/>
@@ -6032,7 +5173,7 @@
         <w:ind w:left="2020" w:hanging="420"/>
       </w:pPr>
     </w:lvl>
-    <w:lvl w:ilvl="4" w:tplc="04090019" w:tentative="1">
+    <w:lvl w:ilvl="4" w:tentative="0">
       <w:start w:val="1"/>
       <w:numFmt w:val="lowerLetter"/>
       <w:lvlText w:val="%5)"/>
@@ -6041,7 +5182,7 @@
         <w:ind w:left="2440" w:hanging="420"/>
       </w:pPr>
     </w:lvl>
-    <w:lvl w:ilvl="5" w:tplc="0409001B" w:tentative="1">
+    <w:lvl w:ilvl="5" w:tentative="0">
       <w:start w:val="1"/>
       <w:numFmt w:val="lowerRoman"/>
       <w:lvlText w:val="%6."/>
@@ -6050,7 +5191,7 @@
         <w:ind w:left="2860" w:hanging="420"/>
       </w:pPr>
     </w:lvl>
-    <w:lvl w:ilvl="6" w:tplc="0409000F" w:tentative="1">
+    <w:lvl w:ilvl="6" w:tentative="0">
       <w:start w:val="1"/>
       <w:numFmt w:val="decimal"/>
       <w:lvlText w:val="%7."/>
@@ -6059,7 +5200,7 @@
         <w:ind w:left="3280" w:hanging="420"/>
       </w:pPr>
     </w:lvl>
-    <w:lvl w:ilvl="7" w:tplc="04090019" w:tentative="1">
+    <w:lvl w:ilvl="7" w:tentative="0">
       <w:start w:val="1"/>
       <w:numFmt w:val="lowerLetter"/>
       <w:lvlText w:val="%8)"/>
@@ -6068,7 +5209,7 @@
         <w:ind w:left="3700" w:hanging="420"/>
       </w:pPr>
     </w:lvl>
-    <w:lvl w:ilvl="8" w:tplc="0409001B" w:tentative="1">
+    <w:lvl w:ilvl="8" w:tentative="0">
       <w:start w:val="1"/>
       <w:numFmt w:val="lowerRoman"/>
       <w:lvlText w:val="%9."/>
@@ -6080,12 +5221,12 @@
   </w:abstractNum>
   <w:abstractNum w:abstractNumId="1">
     <w:nsid w:val="5F894558"/>
-    <w:multiLevelType w:val="hybridMultilevel"/>
-    <w:tmpl w:val="1F88304A"/>
-    <w:lvl w:ilvl="0" w:tplc="78E2039E">
+    <w:multiLevelType w:val="multilevel"/>
+    <w:tmpl w:val="5F894558"/>
+    <w:lvl w:ilvl="0" w:tentative="0">
       <w:start w:val="1"/>
       <w:numFmt w:val="decimal"/>
-      <w:pStyle w:val="a"/>
+      <w:pStyle w:val="10"/>
       <w:lvlText w:val="%1)"/>
       <w:lvlJc w:val="left"/>
       <w:pPr>
@@ -6105,7 +5246,6 @@
         <w:shadow w:val="0"/>
         <w:emboss w:val="0"/>
         <w:imprint w:val="0"/>
-        <w:noProof w:val="0"/>
         <w:snapToGrid w:val="0"/>
         <w:vanish w:val="0"/>
         <w:color w:val="000000"/>
@@ -6116,13 +5256,9 @@
         <w:sz w:val="0"/>
         <w:szCs w:val="0"/>
         <w:u w:val="none" w:color="000000"/>
-        <w:effect w:val="none"/>
-        <w:bdr w:val="none" w:sz="0" w:space="0" w:color="000000"/>
         <w:shd w:val="clear" w:color="000000" w:fill="000000"/>
         <w:vertAlign w:val="baseline"/>
-        <w:em w:val="none"/>
-        <w:lang w:val="x-none" w:eastAsia="x-none" w:bidi="x-none"/>
-        <w:specVanish w:val="0"/>
+        <w:lang w:val="zh-CN" w:eastAsia="zh-CN" w:bidi="zh-CN"/>
         <w14:glow w14:rad="0">
           <w14:srgbClr w14:val="000000"/>
         </w14:glow>
@@ -6130,26 +5266,19 @@
           <w14:srgbClr w14:val="000000"/>
         </w14:shadow>
         <w14:reflection w14:blurRad="0" w14:stA="0" w14:stPos="0" w14:endA="0" w14:endPos="0" w14:dist="0" w14:dir="0" w14:fadeDir="0" w14:sx="0" w14:sy="0" w14:kx="0" w14:ky="0" w14:algn="none"/>
-        <w14:textOutline w14:w="0" w14:cap="rnd" w14:cmpd="sng" w14:algn="ctr">
-          <w14:noFill/>
-          <w14:prstDash w14:val="solid"/>
-          <w14:bevel/>
-        </w14:textOutline>
-        <w14:scene3d>
-          <w14:camera w14:prst="orthographicFront"/>
+        <w14:props3d w14:extrusionH="0" w14:contourW="0" w14:prstMaterial="none"/>
+        <w14:scene3d w14:prst="orthographicFront">
           <w14:lightRig w14:rig="threePt" w14:dir="t">
             <w14:rot w14:lat="0" w14:lon="0" w14:rev="0"/>
           </w14:lightRig>
         </w14:scene3d>
-        <w14:props3d w14:extrusionH="0" w14:contourW="0" w14:prstMaterial="none"/>
         <w14:ligatures w14:val="none"/>
         <w14:numForm w14:val="default"/>
         <w14:numSpacing w14:val="default"/>
-        <w14:stylisticSets/>
-        <w14:cntxtAlts w14:val="0"/>
+        <w14:cntxtalts w14:val="0"/>
       </w:rPr>
     </w:lvl>
-    <w:lvl w:ilvl="1" w:tplc="04090019" w:tentative="1">
+    <w:lvl w:ilvl="1" w:tentative="0">
       <w:start w:val="1"/>
       <w:numFmt w:val="lowerLetter"/>
       <w:lvlText w:val="%2)"/>
@@ -6158,7 +5287,7 @@
         <w:ind w:left="1260" w:hanging="420"/>
       </w:pPr>
     </w:lvl>
-    <w:lvl w:ilvl="2" w:tplc="0409001B" w:tentative="1">
+    <w:lvl w:ilvl="2" w:tentative="0">
       <w:start w:val="1"/>
       <w:numFmt w:val="lowerRoman"/>
       <w:lvlText w:val="%3."/>
@@ -6167,7 +5296,7 @@
         <w:ind w:left="1680" w:hanging="420"/>
       </w:pPr>
     </w:lvl>
-    <w:lvl w:ilvl="3" w:tplc="0409000F" w:tentative="1">
+    <w:lvl w:ilvl="3" w:tentative="0">
       <w:start w:val="1"/>
       <w:numFmt w:val="decimal"/>
       <w:lvlText w:val="%4."/>
@@ -6176,7 +5305,7 @@
         <w:ind w:left="2100" w:hanging="420"/>
       </w:pPr>
     </w:lvl>
-    <w:lvl w:ilvl="4" w:tplc="04090019" w:tentative="1">
+    <w:lvl w:ilvl="4" w:tentative="0">
       <w:start w:val="1"/>
       <w:numFmt w:val="lowerLetter"/>
       <w:lvlText w:val="%5)"/>
@@ -6185,7 +5314,7 @@
         <w:ind w:left="2520" w:hanging="420"/>
       </w:pPr>
     </w:lvl>
-    <w:lvl w:ilvl="5" w:tplc="0409001B" w:tentative="1">
+    <w:lvl w:ilvl="5" w:tentative="0">
       <w:start w:val="1"/>
       <w:numFmt w:val="lowerRoman"/>
       <w:lvlText w:val="%6."/>
@@ -6194,7 +5323,7 @@
         <w:ind w:left="2940" w:hanging="420"/>
       </w:pPr>
     </w:lvl>
-    <w:lvl w:ilvl="6" w:tplc="0409000F" w:tentative="1">
+    <w:lvl w:ilvl="6" w:tentative="0">
       <w:start w:val="1"/>
       <w:numFmt w:val="decimal"/>
       <w:lvlText w:val="%7."/>
@@ -6203,7 +5332,7 @@
         <w:ind w:left="3360" w:hanging="420"/>
       </w:pPr>
     </w:lvl>
-    <w:lvl w:ilvl="7" w:tplc="04090019" w:tentative="1">
+    <w:lvl w:ilvl="7" w:tentative="0">
       <w:start w:val="1"/>
       <w:numFmt w:val="lowerLetter"/>
       <w:lvlText w:val="%8)"/>
@@ -6212,7 +5341,7 @@
         <w:ind w:left="3780" w:hanging="420"/>
       </w:pPr>
     </w:lvl>
-    <w:lvl w:ilvl="8" w:tplc="0409001B" w:tentative="1">
+    <w:lvl w:ilvl="8" w:tentative="0">
       <w:start w:val="1"/>
       <w:numFmt w:val="lowerRoman"/>
       <w:lvlText w:val="%9."/>
@@ -6226,15 +5355,9 @@
     <w:abstractNumId w:val="1"/>
   </w:num>
   <w:num w:numId="2">
-    <w:abstractNumId w:val="1"/>
-    <w:lvlOverride w:ilvl="0">
-      <w:startOverride w:val="1"/>
-    </w:lvlOverride>
+    <w:abstractNumId w:val="0"/>
   </w:num>
   <w:num w:numId="3">
-    <w:abstractNumId w:val="0"/>
-  </w:num>
-  <w:num w:numId="4">
     <w:abstractNumId w:val="0"/>
     <w:lvlOverride w:ilvl="0">
       <w:startOverride w:val="1"/>
@@ -6244,414 +5367,287 @@
 </file>
 
 <file path=word/styles.xml><?xml version="1.0" encoding="utf-8"?>
-<w:styles xmlns:mc="http://schemas.openxmlformats.org/markup-compatibility/2006" xmlns:r="http://schemas.openxmlformats.org/officeDocument/2006/relationships" xmlns:w="http://schemas.openxmlformats.org/wordprocessingml/2006/main" xmlns:w14="http://schemas.microsoft.com/office/word/2010/wordml" xmlns:w15="http://schemas.microsoft.com/office/word/2012/wordml" mc:Ignorable="w14 w15">
+<w:styles xmlns:mc="http://schemas.openxmlformats.org/markup-compatibility/2006" xmlns:o="urn:schemas-microsoft-com:office:office" xmlns:r="http://schemas.openxmlformats.org/officeDocument/2006/relationships" xmlns:m="http://schemas.openxmlformats.org/officeDocument/2006/math" xmlns:v="urn:schemas-microsoft-com:vml" xmlns:w="http://schemas.openxmlformats.org/wordprocessingml/2006/main" xmlns:w14="http://schemas.microsoft.com/office/word/2010/wordml" xmlns:w10="urn:schemas-microsoft-com:office:word" xmlns:sl="http://schemas.openxmlformats.org/schemaLibrary/2006/main" mc:Ignorable="w14">
   <w:docDefaults>
     <w:rPrDefault>
       <w:rPr>
-        <w:rFonts w:asciiTheme="minorHAnsi" w:eastAsiaTheme="minorEastAsia" w:hAnsiTheme="minorHAnsi" w:cstheme="minorBidi"/>
-        <w:kern w:val="2"/>
-        <w:sz w:val="21"/>
-        <w:szCs w:val="22"/>
-        <w:lang w:val="en-US" w:eastAsia="zh-CN" w:bidi="ar-SA"/>
+        <w:rFonts w:ascii="Times New Roman" w:hAnsi="Times New Roman" w:eastAsia="宋体" w:cs="Times New Roman"/>
       </w:rPr>
     </w:rPrDefault>
-    <w:pPrDefault/>
   </w:docDefaults>
-  <w:latentStyles w:defLockedState="0" w:defUIPriority="99" w:defSemiHidden="0" w:defUnhideWhenUsed="0" w:defQFormat="0" w:count="371">
-    <w:lsdException w:name="Normal" w:uiPriority="0" w:qFormat="1"/>
-    <w:lsdException w:name="heading 1" w:uiPriority="9" w:qFormat="1"/>
-    <w:lsdException w:name="heading 2" w:semiHidden="1" w:uiPriority="9" w:unhideWhenUsed="1" w:qFormat="1"/>
-    <w:lsdException w:name="heading 3" w:semiHidden="1" w:uiPriority="9" w:unhideWhenUsed="1" w:qFormat="1"/>
-    <w:lsdException w:name="heading 4" w:semiHidden="1" w:uiPriority="9" w:unhideWhenUsed="1" w:qFormat="1"/>
-    <w:lsdException w:name="heading 5" w:semiHidden="1" w:uiPriority="9" w:unhideWhenUsed="1" w:qFormat="1"/>
-    <w:lsdException w:name="heading 6" w:semiHidden="1" w:uiPriority="9" w:unhideWhenUsed="1" w:qFormat="1"/>
-    <w:lsdException w:name="heading 7" w:semiHidden="1" w:uiPriority="9" w:unhideWhenUsed="1" w:qFormat="1"/>
-    <w:lsdException w:name="heading 8" w:semiHidden="1" w:uiPriority="9" w:unhideWhenUsed="1" w:qFormat="1"/>
-    <w:lsdException w:name="heading 9" w:semiHidden="1" w:uiPriority="9" w:unhideWhenUsed="1" w:qFormat="1"/>
-    <w:lsdException w:name="index 1" w:semiHidden="1" w:unhideWhenUsed="1"/>
-    <w:lsdException w:name="index 2" w:semiHidden="1" w:unhideWhenUsed="1"/>
-    <w:lsdException w:name="index 3" w:semiHidden="1" w:unhideWhenUsed="1"/>
-    <w:lsdException w:name="index 4" w:semiHidden="1" w:unhideWhenUsed="1"/>
-    <w:lsdException w:name="index 5" w:semiHidden="1" w:unhideWhenUsed="1"/>
-    <w:lsdException w:name="index 6" w:semiHidden="1" w:unhideWhenUsed="1"/>
-    <w:lsdException w:name="index 7" w:semiHidden="1" w:unhideWhenUsed="1"/>
-    <w:lsdException w:name="index 8" w:semiHidden="1" w:unhideWhenUsed="1"/>
-    <w:lsdException w:name="index 9" w:semiHidden="1" w:unhideWhenUsed="1"/>
-    <w:lsdException w:name="toc 1" w:semiHidden="1" w:uiPriority="39" w:unhideWhenUsed="1"/>
-    <w:lsdException w:name="toc 2" w:semiHidden="1" w:uiPriority="39" w:unhideWhenUsed="1"/>
-    <w:lsdException w:name="toc 3" w:semiHidden="1" w:uiPriority="39" w:unhideWhenUsed="1"/>
-    <w:lsdException w:name="toc 4" w:semiHidden="1" w:uiPriority="39" w:unhideWhenUsed="1"/>
-    <w:lsdException w:name="toc 5" w:semiHidden="1" w:uiPriority="39" w:unhideWhenUsed="1"/>
-    <w:lsdException w:name="toc 6" w:semiHidden="1" w:uiPriority="39" w:unhideWhenUsed="1"/>
-    <w:lsdException w:name="toc 7" w:semiHidden="1" w:uiPriority="39" w:unhideWhenUsed="1"/>
-    <w:lsdException w:name="toc 8" w:semiHidden="1" w:uiPriority="39" w:unhideWhenUsed="1"/>
-    <w:lsdException w:name="toc 9" w:semiHidden="1" w:uiPriority="39" w:unhideWhenUsed="1"/>
-    <w:lsdException w:name="Normal Indent" w:semiHidden="1" w:unhideWhenUsed="1"/>
-    <w:lsdException w:name="footnote text" w:semiHidden="1" w:unhideWhenUsed="1"/>
-    <w:lsdException w:name="annotation text" w:semiHidden="1" w:unhideWhenUsed="1"/>
-    <w:lsdException w:name="header" w:semiHidden="1" w:unhideWhenUsed="1"/>
-    <w:lsdException w:name="footer" w:semiHidden="1" w:unhideWhenUsed="1"/>
-    <w:lsdException w:name="index heading" w:semiHidden="1" w:unhideWhenUsed="1"/>
-    <w:lsdException w:name="caption" w:semiHidden="1" w:uiPriority="35" w:unhideWhenUsed="1" w:qFormat="1"/>
-    <w:lsdException w:name="table of figures" w:semiHidden="1" w:unhideWhenUsed="1"/>
-    <w:lsdException w:name="envelope address" w:semiHidden="1" w:unhideWhenUsed="1"/>
-    <w:lsdException w:name="envelope return" w:semiHidden="1" w:unhideWhenUsed="1"/>
-    <w:lsdException w:name="footnote reference" w:semiHidden="1" w:unhideWhenUsed="1"/>
-    <w:lsdException w:name="annotation reference" w:semiHidden="1" w:unhideWhenUsed="1"/>
-    <w:lsdException w:name="line number" w:semiHidden="1" w:unhideWhenUsed="1"/>
-    <w:lsdException w:name="page number" w:semiHidden="1" w:unhideWhenUsed="1"/>
-    <w:lsdException w:name="endnote reference" w:semiHidden="1" w:unhideWhenUsed="1"/>
-    <w:lsdException w:name="endnote text" w:semiHidden="1" w:unhideWhenUsed="1"/>
-    <w:lsdException w:name="table of authorities" w:semiHidden="1" w:unhideWhenUsed="1"/>
-    <w:lsdException w:name="macro" w:semiHidden="1" w:unhideWhenUsed="1"/>
-    <w:lsdException w:name="toa heading" w:semiHidden="1" w:unhideWhenUsed="1"/>
-    <w:lsdException w:name="List" w:semiHidden="1" w:unhideWhenUsed="1"/>
-    <w:lsdException w:name="List Bullet" w:semiHidden="1" w:unhideWhenUsed="1"/>
-    <w:lsdException w:name="List Number" w:semiHidden="1" w:unhideWhenUsed="1"/>
-    <w:lsdException w:name="List 2" w:semiHidden="1" w:unhideWhenUsed="1"/>
-    <w:lsdException w:name="List 3" w:semiHidden="1" w:unhideWhenUsed="1"/>
-    <w:lsdException w:name="List 4" w:semiHidden="1" w:unhideWhenUsed="1"/>
-    <w:lsdException w:name="List 5" w:semiHidden="1" w:unhideWhenUsed="1"/>
-    <w:lsdException w:name="List Bullet 2" w:semiHidden="1" w:unhideWhenUsed="1"/>
-    <w:lsdException w:name="List Bullet 3" w:semiHidden="1" w:unhideWhenUsed="1"/>
-    <w:lsdException w:name="List Bullet 4" w:semiHidden="1" w:unhideWhenUsed="1"/>
-    <w:lsdException w:name="List Bullet 5" w:semiHidden="1" w:unhideWhenUsed="1"/>
-    <w:lsdException w:name="List Number 2" w:semiHidden="1" w:unhideWhenUsed="1"/>
-    <w:lsdException w:name="List Number 3" w:semiHidden="1" w:unhideWhenUsed="1"/>
-    <w:lsdException w:name="List Number 4" w:semiHidden="1" w:unhideWhenUsed="1"/>
-    <w:lsdException w:name="List Number 5" w:semiHidden="1" w:unhideWhenUsed="1"/>
-    <w:lsdException w:name="Title" w:uiPriority="10" w:qFormat="1"/>
-    <w:lsdException w:name="Closing" w:semiHidden="1" w:unhideWhenUsed="1"/>
-    <w:lsdException w:name="Signature" w:semiHidden="1" w:unhideWhenUsed="1"/>
-    <w:lsdException w:name="Default Paragraph Font" w:semiHidden="1" w:uiPriority="1" w:unhideWhenUsed="1"/>
-    <w:lsdException w:name="Body Text" w:semiHidden="1" w:unhideWhenUsed="1"/>
-    <w:lsdException w:name="Body Text Indent" w:semiHidden="1" w:unhideWhenUsed="1"/>
-    <w:lsdException w:name="List Continue" w:semiHidden="1" w:unhideWhenUsed="1"/>
-    <w:lsdException w:name="List Continue 2" w:semiHidden="1" w:unhideWhenUsed="1"/>
-    <w:lsdException w:name="List Continue 3" w:semiHidden="1" w:unhideWhenUsed="1"/>
-    <w:lsdException w:name="List Continue 4" w:semiHidden="1" w:unhideWhenUsed="1"/>
-    <w:lsdException w:name="List Continue 5" w:semiHidden="1" w:unhideWhenUsed="1"/>
-    <w:lsdException w:name="Message Header" w:semiHidden="1" w:unhideWhenUsed="1"/>
-    <w:lsdException w:name="Subtitle" w:uiPriority="11" w:qFormat="1"/>
-    <w:lsdException w:name="Salutation" w:semiHidden="1" w:unhideWhenUsed="1"/>
-    <w:lsdException w:name="Date" w:semiHidden="1" w:unhideWhenUsed="1"/>
-    <w:lsdException w:name="Body Text First Indent" w:semiHidden="1" w:unhideWhenUsed="1"/>
-    <w:lsdException w:name="Body Text First Indent 2" w:semiHidden="1" w:unhideWhenUsed="1"/>
-    <w:lsdException w:name="Note Heading" w:semiHidden="1" w:unhideWhenUsed="1"/>
-    <w:lsdException w:name="Body Text 2" w:semiHidden="1" w:unhideWhenUsed="1"/>
-    <w:lsdException w:name="Body Text 3" w:semiHidden="1" w:unhideWhenUsed="1"/>
-    <w:lsdException w:name="Body Text Indent 2" w:semiHidden="1" w:unhideWhenUsed="1"/>
-    <w:lsdException w:name="Body Text Indent 3" w:semiHidden="1" w:unhideWhenUsed="1"/>
-    <w:lsdException w:name="Block Text" w:semiHidden="1" w:unhideWhenUsed="1"/>
-    <w:lsdException w:name="Hyperlink" w:semiHidden="1" w:unhideWhenUsed="1"/>
-    <w:lsdException w:name="FollowedHyperlink" w:semiHidden="1" w:unhideWhenUsed="1"/>
-    <w:lsdException w:name="Strong" w:uiPriority="22" w:qFormat="1"/>
-    <w:lsdException w:name="Emphasis" w:uiPriority="20" w:qFormat="1"/>
-    <w:lsdException w:name="Document Map" w:semiHidden="1" w:unhideWhenUsed="1"/>
-    <w:lsdException w:name="Plain Text" w:semiHidden="1" w:unhideWhenUsed="1"/>
-    <w:lsdException w:name="E-mail Signature" w:semiHidden="1" w:unhideWhenUsed="1"/>
-    <w:lsdException w:name="HTML Top of Form" w:semiHidden="1" w:unhideWhenUsed="1"/>
-    <w:lsdException w:name="HTML Bottom of Form" w:semiHidden="1" w:unhideWhenUsed="1"/>
-    <w:lsdException w:name="Normal (Web)" w:semiHidden="1" w:unhideWhenUsed="1"/>
-    <w:lsdException w:name="HTML Acronym" w:semiHidden="1" w:unhideWhenUsed="1"/>
-    <w:lsdException w:name="HTML Address" w:semiHidden="1" w:unhideWhenUsed="1"/>
-    <w:lsdException w:name="HTML Cite" w:semiHidden="1" w:unhideWhenUsed="1"/>
-    <w:lsdException w:name="HTML Code" w:semiHidden="1" w:unhideWhenUsed="1"/>
-    <w:lsdException w:name="HTML Definition" w:semiHidden="1" w:unhideWhenUsed="1"/>
-    <w:lsdException w:name="HTML Keyboard" w:semiHidden="1" w:unhideWhenUsed="1"/>
-    <w:lsdException w:name="HTML Preformatted" w:semiHidden="1" w:unhideWhenUsed="1"/>
-    <w:lsdException w:name="HTML Sample" w:semiHidden="1" w:unhideWhenUsed="1"/>
-    <w:lsdException w:name="HTML Typewriter" w:semiHidden="1" w:unhideWhenUsed="1"/>
-    <w:lsdException w:name="HTML Variable" w:semiHidden="1" w:unhideWhenUsed="1"/>
-    <w:lsdException w:name="Normal Table" w:semiHidden="1" w:unhideWhenUsed="1"/>
-    <w:lsdException w:name="annotation subject" w:semiHidden="1" w:unhideWhenUsed="1"/>
-    <w:lsdException w:name="No List" w:semiHidden="1" w:unhideWhenUsed="1"/>
-    <w:lsdException w:name="Outline List 1" w:semiHidden="1" w:unhideWhenUsed="1"/>
-    <w:lsdException w:name="Outline List 2" w:semiHidden="1" w:unhideWhenUsed="1"/>
-    <w:lsdException w:name="Outline List 3" w:semiHidden="1" w:unhideWhenUsed="1"/>
-    <w:lsdException w:name="Table Simple 1" w:semiHidden="1" w:unhideWhenUsed="1"/>
-    <w:lsdException w:name="Table Simple 2" w:semiHidden="1" w:unhideWhenUsed="1"/>
-    <w:lsdException w:name="Table Simple 3" w:semiHidden="1" w:unhideWhenUsed="1"/>
-    <w:lsdException w:name="Table Classic 1" w:semiHidden="1" w:unhideWhenUsed="1"/>
-    <w:lsdException w:name="Table Classic 2" w:semiHidden="1" w:unhideWhenUsed="1"/>
-    <w:lsdException w:name="Table Classic 3" w:semiHidden="1" w:unhideWhenUsed="1"/>
-    <w:lsdException w:name="Table Classic 4" w:semiHidden="1" w:unhideWhenUsed="1"/>
-    <w:lsdException w:name="Table Colorful 1" w:semiHidden="1" w:unhideWhenUsed="1"/>
-    <w:lsdException w:name="Table Colorful 2" w:semiHidden="1" w:unhideWhenUsed="1"/>
-    <w:lsdException w:name="Table Colorful 3" w:semiHidden="1" w:unhideWhenUsed="1"/>
-    <w:lsdException w:name="Table Columns 1" w:semiHidden="1" w:unhideWhenUsed="1"/>
-    <w:lsdException w:name="Table Columns 2" w:semiHidden="1" w:unhideWhenUsed="1"/>
-    <w:lsdException w:name="Table Columns 3" w:semiHidden="1" w:unhideWhenUsed="1"/>
-    <w:lsdException w:name="Table Columns 4" w:semiHidden="1" w:unhideWhenUsed="1"/>
-    <w:lsdException w:name="Table Columns 5" w:semiHidden="1" w:unhideWhenUsed="1"/>
-    <w:lsdException w:name="Table Grid 1" w:semiHidden="1" w:unhideWhenUsed="1"/>
-    <w:lsdException w:name="Table Grid 2" w:semiHidden="1" w:unhideWhenUsed="1"/>
-    <w:lsdException w:name="Table Grid 3" w:semiHidden="1" w:unhideWhenUsed="1"/>
-    <w:lsdException w:name="Table Grid 4" w:semiHidden="1" w:unhideWhenUsed="1"/>
-    <w:lsdException w:name="Table Grid 5" w:semiHidden="1" w:unhideWhenUsed="1"/>
-    <w:lsdException w:name="Table Grid 6" w:semiHidden="1" w:unhideWhenUsed="1"/>
-    <w:lsdException w:name="Table Grid 7" w:semiHidden="1" w:unhideWhenUsed="1"/>
-    <w:lsdException w:name="Table Grid 8" w:semiHidden="1" w:unhideWhenUsed="1"/>
-    <w:lsdException w:name="Table List 1" w:semiHidden="1" w:unhideWhenUsed="1"/>
-    <w:lsdException w:name="Table List 2" w:semiHidden="1" w:unhideWhenUsed="1"/>
-    <w:lsdException w:name="Table List 3" w:semiHidden="1" w:unhideWhenUsed="1"/>
-    <w:lsdException w:name="Table List 4" w:semiHidden="1" w:unhideWhenUsed="1"/>
-    <w:lsdException w:name="Table List 5" w:semiHidden="1" w:unhideWhenUsed="1"/>
-    <w:lsdException w:name="Table List 6" w:semiHidden="1" w:unhideWhenUsed="1"/>
-    <w:lsdException w:name="Table List 7" w:semiHidden="1" w:unhideWhenUsed="1"/>
-    <w:lsdException w:name="Table List 8" w:semiHidden="1" w:unhideWhenUsed="1"/>
-    <w:lsdException w:name="Table 3D effects 1" w:semiHidden="1" w:unhideWhenUsed="1"/>
-    <w:lsdException w:name="Table 3D effects 2" w:semiHidden="1" w:unhideWhenUsed="1"/>
-    <w:lsdException w:name="Table 3D effects 3" w:semiHidden="1" w:unhideWhenUsed="1"/>
-    <w:lsdException w:name="Table Contemporary" w:semiHidden="1" w:unhideWhenUsed="1"/>
-    <w:lsdException w:name="Table Elegant" w:semiHidden="1" w:unhideWhenUsed="1"/>
-    <w:lsdException w:name="Table Professional" w:semiHidden="1" w:unhideWhenUsed="1"/>
-    <w:lsdException w:name="Table Subtle 1" w:semiHidden="1" w:unhideWhenUsed="1"/>
-    <w:lsdException w:name="Table Subtle 2" w:semiHidden="1" w:unhideWhenUsed="1"/>
-    <w:lsdException w:name="Table Web 1" w:semiHidden="1" w:unhideWhenUsed="1"/>
-    <w:lsdException w:name="Table Web 2" w:semiHidden="1" w:unhideWhenUsed="1"/>
-    <w:lsdException w:name="Table Web 3" w:semiHidden="1" w:unhideWhenUsed="1"/>
-    <w:lsdException w:name="Balloon Text" w:semiHidden="1" w:unhideWhenUsed="1"/>
-    <w:lsdException w:name="Table Grid" w:uiPriority="39"/>
-    <w:lsdException w:name="Table Theme" w:semiHidden="1" w:unhideWhenUsed="1"/>
-    <w:lsdException w:name="Placeholder Text" w:semiHidden="1"/>
-    <w:lsdException w:name="No Spacing" w:uiPriority="1" w:qFormat="1"/>
-    <w:lsdException w:name="Light Shading" w:uiPriority="60"/>
-    <w:lsdException w:name="Light List" w:uiPriority="61"/>
-    <w:lsdException w:name="Light Grid" w:uiPriority="62"/>
-    <w:lsdException w:name="Medium Shading 1" w:uiPriority="63"/>
-    <w:lsdException w:name="Medium Shading 2" w:uiPriority="64"/>
-    <w:lsdException w:name="Medium List 1" w:uiPriority="65"/>
-    <w:lsdException w:name="Medium List 2" w:uiPriority="66"/>
-    <w:lsdException w:name="Medium Grid 1" w:uiPriority="67"/>
-    <w:lsdException w:name="Medium Grid 2" w:uiPriority="68"/>
-    <w:lsdException w:name="Medium Grid 3" w:uiPriority="69"/>
-    <w:lsdException w:name="Dark List" w:uiPriority="70"/>
-    <w:lsdException w:name="Colorful Shading" w:uiPriority="71"/>
-    <w:lsdException w:name="Colorful List" w:uiPriority="72"/>
-    <w:lsdException w:name="Colorful Grid" w:uiPriority="73"/>
-    <w:lsdException w:name="Light Shading Accent 1" w:uiPriority="60"/>
-    <w:lsdException w:name="Light List Accent 1" w:uiPriority="61"/>
-    <w:lsdException w:name="Light Grid Accent 1" w:uiPriority="62"/>
-    <w:lsdException w:name="Medium Shading 1 Accent 1" w:uiPriority="63"/>
-    <w:lsdException w:name="Medium Shading 2 Accent 1" w:uiPriority="64"/>
-    <w:lsdException w:name="Medium List 1 Accent 1" w:uiPriority="65"/>
-    <w:lsdException w:name="Revision" w:semiHidden="1"/>
-    <w:lsdException w:name="List Paragraph" w:uiPriority="34" w:qFormat="1"/>
-    <w:lsdException w:name="Quote" w:uiPriority="29" w:qFormat="1"/>
-    <w:lsdException w:name="Intense Quote" w:uiPriority="30" w:qFormat="1"/>
-    <w:lsdException w:name="Medium List 2 Accent 1" w:uiPriority="66"/>
-    <w:lsdException w:name="Medium Grid 1 Accent 1" w:uiPriority="67"/>
-    <w:lsdException w:name="Medium Grid 2 Accent 1" w:uiPriority="68"/>
-    <w:lsdException w:name="Medium Grid 3 Accent 1" w:uiPriority="69"/>
-    <w:lsdException w:name="Dark List Accent 1" w:uiPriority="70"/>
-    <w:lsdException w:name="Colorful Shading Accent 1" w:uiPriority="71"/>
-    <w:lsdException w:name="Colorful List Accent 1" w:uiPriority="72"/>
-    <w:lsdException w:name="Colorful Grid Accent 1" w:uiPriority="73"/>
-    <w:lsdException w:name="Light Shading Accent 2" w:uiPriority="60"/>
-    <w:lsdException w:name="Light List Accent 2" w:uiPriority="61"/>
-    <w:lsdException w:name="Light Grid Accent 2" w:uiPriority="62"/>
-    <w:lsdException w:name="Medium Shading 1 Accent 2" w:uiPriority="63"/>
-    <w:lsdException w:name="Medium Shading 2 Accent 2" w:uiPriority="64"/>
-    <w:lsdException w:name="Medium List 1 Accent 2" w:uiPriority="65"/>
-    <w:lsdException w:name="Medium List 2 Accent 2" w:uiPriority="66"/>
-    <w:lsdException w:name="Medium Grid 1 Accent 2" w:uiPriority="67"/>
-    <w:lsdException w:name="Medium Grid 2 Accent 2" w:uiPriority="68"/>
-    <w:lsdException w:name="Medium Grid 3 Accent 2" w:uiPriority="69"/>
-    <w:lsdException w:name="Dark List Accent 2" w:uiPriority="70"/>
-    <w:lsdException w:name="Colorful Shading Accent 2" w:uiPriority="71"/>
-    <w:lsdException w:name="Colorful List Accent 2" w:uiPriority="72"/>
-    <w:lsdException w:name="Colorful Grid Accent 2" w:uiPriority="73"/>
-    <w:lsdException w:name="Light Shading Accent 3" w:uiPriority="60"/>
-    <w:lsdException w:name="Light List Accent 3" w:uiPriority="61"/>
-    <w:lsdException w:name="Light Grid Accent 3" w:uiPriority="62"/>
-    <w:lsdException w:name="Medium Shading 1 Accent 3" w:uiPriority="63"/>
-    <w:lsdException w:name="Medium Shading 2 Accent 3" w:uiPriority="64"/>
-    <w:lsdException w:name="Medium List 1 Accent 3" w:uiPriority="65"/>
-    <w:lsdException w:name="Medium List 2 Accent 3" w:uiPriority="66"/>
-    <w:lsdException w:name="Medium Grid 1 Accent 3" w:uiPriority="67"/>
-    <w:lsdException w:name="Medium Grid 2 Accent 3" w:uiPriority="68"/>
-    <w:lsdException w:name="Medium Grid 3 Accent 3" w:uiPriority="69"/>
-    <w:lsdException w:name="Dark List Accent 3" w:uiPriority="70"/>
-    <w:lsdException w:name="Colorful Shading Accent 3" w:uiPriority="71"/>
-    <w:lsdException w:name="Colorful List Accent 3" w:uiPriority="72"/>
-    <w:lsdException w:name="Colorful Grid Accent 3" w:uiPriority="73"/>
-    <w:lsdException w:name="Light Shading Accent 4" w:uiPriority="60"/>
-    <w:lsdException w:name="Light List Accent 4" w:uiPriority="61"/>
-    <w:lsdException w:name="Light Grid Accent 4" w:uiPriority="62"/>
-    <w:lsdException w:name="Medium Shading 1 Accent 4" w:uiPriority="63"/>
-    <w:lsdException w:name="Medium Shading 2 Accent 4" w:uiPriority="64"/>
-    <w:lsdException w:name="Medium List 1 Accent 4" w:uiPriority="65"/>
-    <w:lsdException w:name="Medium List 2 Accent 4" w:uiPriority="66"/>
-    <w:lsdException w:name="Medium Grid 1 Accent 4" w:uiPriority="67"/>
-    <w:lsdException w:name="Medium Grid 2 Accent 4" w:uiPriority="68"/>
-    <w:lsdException w:name="Medium Grid 3 Accent 4" w:uiPriority="69"/>
-    <w:lsdException w:name="Dark List Accent 4" w:uiPriority="70"/>
-    <w:lsdException w:name="Colorful Shading Accent 4" w:uiPriority="71"/>
-    <w:lsdException w:name="Colorful List Accent 4" w:uiPriority="72"/>
-    <w:lsdException w:name="Colorful Grid Accent 4" w:uiPriority="73"/>
-    <w:lsdException w:name="Light Shading Accent 5" w:uiPriority="60"/>
-    <w:lsdException w:name="Light List Accent 5" w:uiPriority="61"/>
-    <w:lsdException w:name="Light Grid Accent 5" w:uiPriority="62"/>
-    <w:lsdException w:name="Medium Shading 1 Accent 5" w:uiPriority="63"/>
-    <w:lsdException w:name="Medium Shading 2 Accent 5" w:uiPriority="64"/>
-    <w:lsdException w:name="Medium List 1 Accent 5" w:uiPriority="65"/>
-    <w:lsdException w:name="Medium List 2 Accent 5" w:uiPriority="66"/>
-    <w:lsdException w:name="Medium Grid 1 Accent 5" w:uiPriority="67"/>
-    <w:lsdException w:name="Medium Grid 2 Accent 5" w:uiPriority="68"/>
-    <w:lsdException w:name="Medium Grid 3 Accent 5" w:uiPriority="69"/>
-    <w:lsdException w:name="Dark List Accent 5" w:uiPriority="70"/>
-    <w:lsdException w:name="Colorful Shading Accent 5" w:uiPriority="71"/>
-    <w:lsdException w:name="Colorful List Accent 5" w:uiPriority="72"/>
-    <w:lsdException w:name="Colorful Grid Accent 5" w:uiPriority="73"/>
-    <w:lsdException w:name="Light Shading Accent 6" w:uiPriority="60"/>
-    <w:lsdException w:name="Light List Accent 6" w:uiPriority="61"/>
-    <w:lsdException w:name="Light Grid Accent 6" w:uiPriority="62"/>
-    <w:lsdException w:name="Medium Shading 1 Accent 6" w:uiPriority="63"/>
-    <w:lsdException w:name="Medium Shading 2 Accent 6" w:uiPriority="64"/>
-    <w:lsdException w:name="Medium List 1 Accent 6" w:uiPriority="65"/>
-    <w:lsdException w:name="Medium List 2 Accent 6" w:uiPriority="66"/>
-    <w:lsdException w:name="Medium Grid 1 Accent 6" w:uiPriority="67"/>
-    <w:lsdException w:name="Medium Grid 2 Accent 6" w:uiPriority="68"/>
-    <w:lsdException w:name="Medium Grid 3 Accent 6" w:uiPriority="69"/>
-    <w:lsdException w:name="Dark List Accent 6" w:uiPriority="70"/>
-    <w:lsdException w:name="Colorful Shading Accent 6" w:uiPriority="71"/>
-    <w:lsdException w:name="Colorful List Accent 6" w:uiPriority="72"/>
-    <w:lsdException w:name="Colorful Grid Accent 6" w:uiPriority="73"/>
-    <w:lsdException w:name="Subtle Emphasis" w:uiPriority="19" w:qFormat="1"/>
-    <w:lsdException w:name="Intense Emphasis" w:uiPriority="21" w:qFormat="1"/>
-    <w:lsdException w:name="Subtle Reference" w:uiPriority="31" w:qFormat="1"/>
-    <w:lsdException w:name="Intense Reference" w:uiPriority="32" w:qFormat="1"/>
-    <w:lsdException w:name="Book Title" w:uiPriority="33" w:qFormat="1"/>
-    <w:lsdException w:name="Bibliography" w:semiHidden="1" w:uiPriority="37" w:unhideWhenUsed="1"/>
-    <w:lsdException w:name="TOC Heading" w:semiHidden="1" w:uiPriority="39" w:unhideWhenUsed="1" w:qFormat="1"/>
-    <w:lsdException w:name="Plain Table 1" w:uiPriority="41"/>
-    <w:lsdException w:name="Plain Table 2" w:uiPriority="42"/>
-    <w:lsdException w:name="Plain Table 3" w:uiPriority="43"/>
-    <w:lsdException w:name="Plain Table 4" w:uiPriority="44"/>
-    <w:lsdException w:name="Plain Table 5" w:uiPriority="45"/>
-    <w:lsdException w:name="Grid Table Light" w:uiPriority="40"/>
-    <w:lsdException w:name="Grid Table 1 Light" w:uiPriority="46"/>
-    <w:lsdException w:name="Grid Table 2" w:uiPriority="47"/>
-    <w:lsdException w:name="Grid Table 3" w:uiPriority="48"/>
-    <w:lsdException w:name="Grid Table 4" w:uiPriority="49"/>
-    <w:lsdException w:name="Grid Table 5 Dark" w:uiPriority="50"/>
-    <w:lsdException w:name="Grid Table 6 Colorful" w:uiPriority="51"/>
-    <w:lsdException w:name="Grid Table 7 Colorful" w:uiPriority="52"/>
-    <w:lsdException w:name="Grid Table 1 Light Accent 1" w:uiPriority="46"/>
-    <w:lsdException w:name="Grid Table 2 Accent 1" w:uiPriority="47"/>
-    <w:lsdException w:name="Grid Table 3 Accent 1" w:uiPriority="48"/>
-    <w:lsdException w:name="Grid Table 4 Accent 1" w:uiPriority="49"/>
-    <w:lsdException w:name="Grid Table 5 Dark Accent 1" w:uiPriority="50"/>
-    <w:lsdException w:name="Grid Table 6 Colorful Accent 1" w:uiPriority="51"/>
-    <w:lsdException w:name="Grid Table 7 Colorful Accent 1" w:uiPriority="52"/>
-    <w:lsdException w:name="Grid Table 1 Light Accent 2" w:uiPriority="46"/>
-    <w:lsdException w:name="Grid Table 2 Accent 2" w:uiPriority="47"/>
-    <w:lsdException w:name="Grid Table 3 Accent 2" w:uiPriority="48"/>
-    <w:lsdException w:name="Grid Table 4 Accent 2" w:uiPriority="49"/>
-    <w:lsdException w:name="Grid Table 5 Dark Accent 2" w:uiPriority="50"/>
-    <w:lsdException w:name="Grid Table 6 Colorful Accent 2" w:uiPriority="51"/>
-    <w:lsdException w:name="Grid Table 7 Colorful Accent 2" w:uiPriority="52"/>
-    <w:lsdException w:name="Grid Table 1 Light Accent 3" w:uiPriority="46"/>
-    <w:lsdException w:name="Grid Table 2 Accent 3" w:uiPriority="47"/>
-    <w:lsdException w:name="Grid Table 3 Accent 3" w:uiPriority="48"/>
-    <w:lsdException w:name="Grid Table 4 Accent 3" w:uiPriority="49"/>
-    <w:lsdException w:name="Grid Table 5 Dark Accent 3" w:uiPriority="50"/>
-    <w:lsdException w:name="Grid Table 6 Colorful Accent 3" w:uiPriority="51"/>
-    <w:lsdException w:name="Grid Table 7 Colorful Accent 3" w:uiPriority="52"/>
-    <w:lsdException w:name="Grid Table 1 Light Accent 4" w:uiPriority="46"/>
-    <w:lsdException w:name="Grid Table 2 Accent 4" w:uiPriority="47"/>
-    <w:lsdException w:name="Grid Table 3 Accent 4" w:uiPriority="48"/>
-    <w:lsdException w:name="Grid Table 4 Accent 4" w:uiPriority="49"/>
-    <w:lsdException w:name="Grid Table 5 Dark Accent 4" w:uiPriority="50"/>
-    <w:lsdException w:name="Grid Table 6 Colorful Accent 4" w:uiPriority="51"/>
-    <w:lsdException w:name="Grid Table 7 Colorful Accent 4" w:uiPriority="52"/>
-    <w:lsdException w:name="Grid Table 1 Light Accent 5" w:uiPriority="46"/>
-    <w:lsdException w:name="Grid Table 2 Accent 5" w:uiPriority="47"/>
-    <w:lsdException w:name="Grid Table 3 Accent 5" w:uiPriority="48"/>
-    <w:lsdException w:name="Grid Table 4 Accent 5" w:uiPriority="49"/>
-    <w:lsdException w:name="Grid Table 5 Dark Accent 5" w:uiPriority="50"/>
-    <w:lsdException w:name="Grid Table 6 Colorful Accent 5" w:uiPriority="51"/>
-    <w:lsdException w:name="Grid Table 7 Colorful Accent 5" w:uiPriority="52"/>
-    <w:lsdException w:name="Grid Table 1 Light Accent 6" w:uiPriority="46"/>
-    <w:lsdException w:name="Grid Table 2 Accent 6" w:uiPriority="47"/>
-    <w:lsdException w:name="Grid Table 3 Accent 6" w:uiPriority="48"/>
-    <w:lsdException w:name="Grid Table 4 Accent 6" w:uiPriority="49"/>
-    <w:lsdException w:name="Grid Table 5 Dark Accent 6" w:uiPriority="50"/>
-    <w:lsdException w:name="Grid Table 6 Colorful Accent 6" w:uiPriority="51"/>
-    <w:lsdException w:name="Grid Table 7 Colorful Accent 6" w:uiPriority="52"/>
-    <w:lsdException w:name="List Table 1 Light" w:uiPriority="46"/>
-    <w:lsdException w:name="List Table 2" w:uiPriority="47"/>
-    <w:lsdException w:name="List Table 3" w:uiPriority="48"/>
-    <w:lsdException w:name="List Table 4" w:uiPriority="49"/>
-    <w:lsdException w:name="List Table 5 Dark" w:uiPriority="50"/>
-    <w:lsdException w:name="List Table 6 Colorful" w:uiPriority="51"/>
-    <w:lsdException w:name="List Table 7 Colorful" w:uiPriority="52"/>
-    <w:lsdException w:name="List Table 1 Light Accent 1" w:uiPriority="46"/>
-    <w:lsdException w:name="List Table 2 Accent 1" w:uiPriority="47"/>
-    <w:lsdException w:name="List Table 3 Accent 1" w:uiPriority="48"/>
-    <w:lsdException w:name="List Table 4 Accent 1" w:uiPriority="49"/>
-    <w:lsdException w:name="List Table 5 Dark Accent 1" w:uiPriority="50"/>
-    <w:lsdException w:name="List Table 6 Colorful Accent 1" w:uiPriority="51"/>
-    <w:lsdException w:name="List Table 7 Colorful Accent 1" w:uiPriority="52"/>
-    <w:lsdException w:name="List Table 1 Light Accent 2" w:uiPriority="46"/>
-    <w:lsdException w:name="List Table 2 Accent 2" w:uiPriority="47"/>
-    <w:lsdException w:name="List Table 3 Accent 2" w:uiPriority="48"/>
-    <w:lsdException w:name="List Table 4 Accent 2" w:uiPriority="49"/>
-    <w:lsdException w:name="List Table 5 Dark Accent 2" w:uiPriority="50"/>
-    <w:lsdException w:name="List Table 6 Colorful Accent 2" w:uiPriority="51"/>
-    <w:lsdException w:name="List Table 7 Colorful Accent 2" w:uiPriority="52"/>
-    <w:lsdException w:name="List Table 1 Light Accent 3" w:uiPriority="46"/>
-    <w:lsdException w:name="List Table 2 Accent 3" w:uiPriority="47"/>
-    <w:lsdException w:name="List Table 3 Accent 3" w:uiPriority="48"/>
-    <w:lsdException w:name="List Table 4 Accent 3" w:uiPriority="49"/>
-    <w:lsdException w:name="List Table 5 Dark Accent 3" w:uiPriority="50"/>
-    <w:lsdException w:name="List Table 6 Colorful Accent 3" w:uiPriority="51"/>
-    <w:lsdException w:name="List Table 7 Colorful Accent 3" w:uiPriority="52"/>
-    <w:lsdException w:name="List Table 1 Light Accent 4" w:uiPriority="46"/>
-    <w:lsdException w:name="List Table 2 Accent 4" w:uiPriority="47"/>
-    <w:lsdException w:name="List Table 3 Accent 4" w:uiPriority="48"/>
-    <w:lsdException w:name="List Table 4 Accent 4" w:uiPriority="49"/>
-    <w:lsdException w:name="List Table 5 Dark Accent 4" w:uiPriority="50"/>
-    <w:lsdException w:name="List Table 6 Colorful Accent 4" w:uiPriority="51"/>
-    <w:lsdException w:name="List Table 7 Colorful Accent 4" w:uiPriority="52"/>
-    <w:lsdException w:name="List Table 1 Light Accent 5" w:uiPriority="46"/>
-    <w:lsdException w:name="List Table 2 Accent 5" w:uiPriority="47"/>
-    <w:lsdException w:name="List Table 3 Accent 5" w:uiPriority="48"/>
-    <w:lsdException w:name="List Table 4 Accent 5" w:uiPriority="49"/>
-    <w:lsdException w:name="List Table 5 Dark Accent 5" w:uiPriority="50"/>
-    <w:lsdException w:name="List Table 6 Colorful Accent 5" w:uiPriority="51"/>
-    <w:lsdException w:name="List Table 7 Colorful Accent 5" w:uiPriority="52"/>
-    <w:lsdException w:name="List Table 1 Light Accent 6" w:uiPriority="46"/>
-    <w:lsdException w:name="List Table 2 Accent 6" w:uiPriority="47"/>
-    <w:lsdException w:name="List Table 3 Accent 6" w:uiPriority="48"/>
-    <w:lsdException w:name="List Table 4 Accent 6" w:uiPriority="49"/>
-    <w:lsdException w:name="List Table 5 Dark Accent 6" w:uiPriority="50"/>
-    <w:lsdException w:name="List Table 6 Colorful Accent 6" w:uiPriority="51"/>
-    <w:lsdException w:name="List Table 7 Colorful Accent 6" w:uiPriority="52"/>
+  <w:latentStyles w:count="260" w:defQFormat="0" w:defUnhideWhenUsed="1" w:defSemiHidden="1" w:defUIPriority="99" w:defLockedState="0">
+    <w:lsdException w:qFormat="1" w:unhideWhenUsed="0" w:uiPriority="0" w:semiHidden="0" w:name="Normal"/>
+    <w:lsdException w:qFormat="1" w:unhideWhenUsed="0" w:uiPriority="9" w:semiHidden="0" w:name="heading 1"/>
+    <w:lsdException w:qFormat="1" w:uiPriority="9" w:name="heading 2"/>
+    <w:lsdException w:qFormat="1" w:uiPriority="9" w:name="heading 3"/>
+    <w:lsdException w:qFormat="1" w:uiPriority="9" w:name="heading 4"/>
+    <w:lsdException w:qFormat="1" w:uiPriority="9" w:name="heading 5"/>
+    <w:lsdException w:qFormat="1" w:uiPriority="9" w:name="heading 6"/>
+    <w:lsdException w:qFormat="1" w:uiPriority="9" w:name="heading 7"/>
+    <w:lsdException w:qFormat="1" w:uiPriority="9" w:name="heading 8"/>
+    <w:lsdException w:qFormat="1" w:uiPriority="9" w:name="heading 9"/>
+    <w:lsdException w:uiPriority="99" w:name="index 1"/>
+    <w:lsdException w:uiPriority="99" w:name="index 2"/>
+    <w:lsdException w:uiPriority="99" w:name="index 3"/>
+    <w:lsdException w:uiPriority="99" w:name="index 4"/>
+    <w:lsdException w:uiPriority="99" w:name="index 5"/>
+    <w:lsdException w:uiPriority="99" w:name="index 6"/>
+    <w:lsdException w:uiPriority="99" w:name="index 7"/>
+    <w:lsdException w:uiPriority="99" w:name="index 8"/>
+    <w:lsdException w:uiPriority="99" w:name="index 9"/>
+    <w:lsdException w:uiPriority="39" w:name="toc 1"/>
+    <w:lsdException w:uiPriority="39" w:name="toc 2"/>
+    <w:lsdException w:uiPriority="39" w:name="toc 3"/>
+    <w:lsdException w:uiPriority="39" w:name="toc 4"/>
+    <w:lsdException w:uiPriority="39" w:name="toc 5"/>
+    <w:lsdException w:uiPriority="39" w:name="toc 6"/>
+    <w:lsdException w:uiPriority="39" w:name="toc 7"/>
+    <w:lsdException w:uiPriority="39" w:name="toc 8"/>
+    <w:lsdException w:uiPriority="39" w:name="toc 9"/>
+    <w:lsdException w:uiPriority="99" w:name="Normal Indent"/>
+    <w:lsdException w:uiPriority="99" w:name="footnote text"/>
+    <w:lsdException w:uiPriority="99" w:name="annotation text"/>
+    <w:lsdException w:uiPriority="99" w:semiHidden="0" w:name="header"/>
+    <w:lsdException w:qFormat="1" w:uiPriority="99" w:semiHidden="0" w:name="footer"/>
+    <w:lsdException w:uiPriority="99" w:name="index heading"/>
+    <w:lsdException w:qFormat="1" w:uiPriority="35" w:name="caption"/>
+    <w:lsdException w:uiPriority="99" w:name="table of figures"/>
+    <w:lsdException w:uiPriority="99" w:name="envelope address"/>
+    <w:lsdException w:uiPriority="99" w:name="envelope return"/>
+    <w:lsdException w:uiPriority="99" w:name="footnote reference"/>
+    <w:lsdException w:uiPriority="99" w:name="annotation reference"/>
+    <w:lsdException w:uiPriority="99" w:name="line number"/>
+    <w:lsdException w:uiPriority="99" w:name="page number"/>
+    <w:lsdException w:uiPriority="99" w:name="endnote reference"/>
+    <w:lsdException w:uiPriority="99" w:name="endnote text"/>
+    <w:lsdException w:uiPriority="99" w:name="table of authorities"/>
+    <w:lsdException w:uiPriority="99" w:name="macro"/>
+    <w:lsdException w:uiPriority="99" w:name="toa heading"/>
+    <w:lsdException w:uiPriority="99" w:name="List"/>
+    <w:lsdException w:uiPriority="99" w:name="List Bullet"/>
+    <w:lsdException w:uiPriority="99" w:name="List Number"/>
+    <w:lsdException w:uiPriority="99" w:name="List 2"/>
+    <w:lsdException w:uiPriority="99" w:name="List 3"/>
+    <w:lsdException w:uiPriority="99" w:name="List 4"/>
+    <w:lsdException w:uiPriority="99" w:name="List 5"/>
+    <w:lsdException w:uiPriority="99" w:name="List Bullet 2"/>
+    <w:lsdException w:uiPriority="99" w:name="List Bullet 3"/>
+    <w:lsdException w:uiPriority="99" w:name="List Bullet 4"/>
+    <w:lsdException w:uiPriority="99" w:name="List Bullet 5"/>
+    <w:lsdException w:uiPriority="99" w:name="List Number 2"/>
+    <w:lsdException w:uiPriority="99" w:name="List Number 3"/>
+    <w:lsdException w:uiPriority="99" w:name="List Number 4"/>
+    <w:lsdException w:uiPriority="99" w:name="List Number 5"/>
+    <w:lsdException w:qFormat="1" w:unhideWhenUsed="0" w:uiPriority="10" w:semiHidden="0" w:name="Title"/>
+    <w:lsdException w:uiPriority="99" w:name="Closing"/>
+    <w:lsdException w:uiPriority="99" w:name="Signature"/>
+    <w:lsdException w:uiPriority="1" w:name="Default Paragraph Font"/>
+    <w:lsdException w:uiPriority="99" w:name="Body Text"/>
+    <w:lsdException w:uiPriority="99" w:name="Body Text Indent"/>
+    <w:lsdException w:uiPriority="99" w:name="List Continue"/>
+    <w:lsdException w:uiPriority="99" w:name="List Continue 2"/>
+    <w:lsdException w:uiPriority="99" w:name="List Continue 3"/>
+    <w:lsdException w:uiPriority="99" w:name="List Continue 4"/>
+    <w:lsdException w:uiPriority="99" w:name="List Continue 5"/>
+    <w:lsdException w:uiPriority="99" w:name="Message Header"/>
+    <w:lsdException w:qFormat="1" w:unhideWhenUsed="0" w:uiPriority="11" w:semiHidden="0" w:name="Subtitle"/>
+    <w:lsdException w:uiPriority="99" w:name="Salutation"/>
+    <w:lsdException w:uiPriority="99" w:name="Date"/>
+    <w:lsdException w:uiPriority="99" w:name="Body Text First Indent"/>
+    <w:lsdException w:uiPriority="99" w:name="Body Text First Indent 2"/>
+    <w:lsdException w:uiPriority="99" w:name="Note Heading"/>
+    <w:lsdException w:uiPriority="99" w:name="Body Text 2"/>
+    <w:lsdException w:uiPriority="99" w:name="Body Text 3"/>
+    <w:lsdException w:uiPriority="99" w:name="Body Text Indent 2"/>
+    <w:lsdException w:uiPriority="99" w:name="Body Text Indent 3"/>
+    <w:lsdException w:uiPriority="99" w:name="Block Text"/>
+    <w:lsdException w:uiPriority="99" w:semiHidden="0" w:name="Hyperlink"/>
+    <w:lsdException w:uiPriority="99" w:name="FollowedHyperlink"/>
+    <w:lsdException w:qFormat="1" w:unhideWhenUsed="0" w:uiPriority="22" w:semiHidden="0" w:name="Strong"/>
+    <w:lsdException w:qFormat="1" w:unhideWhenUsed="0" w:uiPriority="20" w:semiHidden="0" w:name="Emphasis"/>
+    <w:lsdException w:uiPriority="99" w:name="Document Map"/>
+    <w:lsdException w:uiPriority="99" w:name="Plain Text"/>
+    <w:lsdException w:uiPriority="99" w:name="E-mail Signature"/>
+    <w:lsdException w:uiPriority="99" w:semiHidden="0" w:name="Normal (Web)"/>
+    <w:lsdException w:uiPriority="99" w:name="HTML Acronym"/>
+    <w:lsdException w:uiPriority="99" w:name="HTML Address"/>
+    <w:lsdException w:uiPriority="99" w:name="HTML Cite"/>
+    <w:lsdException w:uiPriority="99" w:name="HTML Code"/>
+    <w:lsdException w:uiPriority="99" w:name="HTML Definition"/>
+    <w:lsdException w:uiPriority="99" w:name="HTML Keyboard"/>
+    <w:lsdException w:uiPriority="99" w:name="HTML Preformatted"/>
+    <w:lsdException w:uiPriority="99" w:name="HTML Sample"/>
+    <w:lsdException w:uiPriority="99" w:name="HTML Typewriter"/>
+    <w:lsdException w:uiPriority="99" w:name="HTML Variable"/>
+    <w:lsdException w:uiPriority="99" w:name="Normal Table"/>
+    <w:lsdException w:uiPriority="99" w:name="annotation subject"/>
+    <w:lsdException w:uiPriority="99" w:name="Table Simple 1"/>
+    <w:lsdException w:uiPriority="99" w:name="Table Simple 2"/>
+    <w:lsdException w:uiPriority="99" w:name="Table Simple 3"/>
+    <w:lsdException w:uiPriority="99" w:name="Table Classic 1"/>
+    <w:lsdException w:uiPriority="99" w:name="Table Classic 2"/>
+    <w:lsdException w:uiPriority="99" w:name="Table Classic 3"/>
+    <w:lsdException w:uiPriority="99" w:name="Table Classic 4"/>
+    <w:lsdException w:uiPriority="99" w:name="Table Colorful 1"/>
+    <w:lsdException w:uiPriority="99" w:name="Table Colorful 2"/>
+    <w:lsdException w:uiPriority="99" w:name="Table Colorful 3"/>
+    <w:lsdException w:uiPriority="99" w:name="Table Columns 1"/>
+    <w:lsdException w:uiPriority="99" w:name="Table Columns 2"/>
+    <w:lsdException w:uiPriority="99" w:name="Table Columns 3"/>
+    <w:lsdException w:uiPriority="99" w:name="Table Columns 4"/>
+    <w:lsdException w:uiPriority="99" w:name="Table Columns 5"/>
+    <w:lsdException w:uiPriority="99" w:name="Table Grid 1"/>
+    <w:lsdException w:uiPriority="99" w:name="Table Grid 2"/>
+    <w:lsdException w:uiPriority="99" w:name="Table Grid 3"/>
+    <w:lsdException w:uiPriority="99" w:name="Table Grid 4"/>
+    <w:lsdException w:uiPriority="99" w:name="Table Grid 5"/>
+    <w:lsdException w:uiPriority="99" w:name="Table Grid 6"/>
+    <w:lsdException w:uiPriority="99" w:name="Table Grid 7"/>
+    <w:lsdException w:uiPriority="99" w:name="Table Grid 8"/>
+    <w:lsdException w:uiPriority="99" w:name="Table List 1"/>
+    <w:lsdException w:uiPriority="99" w:name="Table List 2"/>
+    <w:lsdException w:uiPriority="99" w:name="Table List 3"/>
+    <w:lsdException w:uiPriority="99" w:name="Table List 4"/>
+    <w:lsdException w:uiPriority="99" w:name="Table List 5"/>
+    <w:lsdException w:uiPriority="99" w:name="Table List 6"/>
+    <w:lsdException w:uiPriority="99" w:name="Table List 7"/>
+    <w:lsdException w:uiPriority="99" w:name="Table List 8"/>
+    <w:lsdException w:uiPriority="99" w:name="Table 3D effects 1"/>
+    <w:lsdException w:uiPriority="99" w:name="Table 3D effects 2"/>
+    <w:lsdException w:uiPriority="99" w:name="Table 3D effects 3"/>
+    <w:lsdException w:uiPriority="99" w:name="Table Contemporary"/>
+    <w:lsdException w:uiPriority="99" w:name="Table Elegant"/>
+    <w:lsdException w:uiPriority="99" w:name="Table Professional"/>
+    <w:lsdException w:uiPriority="99" w:name="Table Subtle 1"/>
+    <w:lsdException w:uiPriority="99" w:name="Table Subtle 2"/>
+    <w:lsdException w:uiPriority="99" w:name="Table Web 1"/>
+    <w:lsdException w:uiPriority="99" w:name="Table Web 2"/>
+    <w:lsdException w:uiPriority="99" w:name="Table Web 3"/>
+    <w:lsdException w:uiPriority="99" w:name="Balloon Text"/>
+    <w:lsdException w:unhideWhenUsed="0" w:uiPriority="39" w:semiHidden="0" w:name="Table Grid"/>
+    <w:lsdException w:uiPriority="99" w:name="Table Theme"/>
+    <w:lsdException w:unhideWhenUsed="0" w:uiPriority="60" w:semiHidden="0" w:name="Light Shading"/>
+    <w:lsdException w:unhideWhenUsed="0" w:uiPriority="61" w:semiHidden="0" w:name="Light List"/>
+    <w:lsdException w:unhideWhenUsed="0" w:uiPriority="62" w:semiHidden="0" w:name="Light Grid"/>
+    <w:lsdException w:unhideWhenUsed="0" w:uiPriority="63" w:semiHidden="0" w:name="Medium Shading 1"/>
+    <w:lsdException w:unhideWhenUsed="0" w:uiPriority="64" w:semiHidden="0" w:name="Medium Shading 2"/>
+    <w:lsdException w:unhideWhenUsed="0" w:uiPriority="65" w:semiHidden="0" w:name="Medium List 1"/>
+    <w:lsdException w:unhideWhenUsed="0" w:uiPriority="66" w:semiHidden="0" w:name="Medium List 2"/>
+    <w:lsdException w:unhideWhenUsed="0" w:uiPriority="67" w:semiHidden="0" w:name="Medium Grid 1"/>
+    <w:lsdException w:unhideWhenUsed="0" w:uiPriority="68" w:semiHidden="0" w:name="Medium Grid 2"/>
+    <w:lsdException w:unhideWhenUsed="0" w:uiPriority="69" w:semiHidden="0" w:name="Medium Grid 3"/>
+    <w:lsdException w:unhideWhenUsed="0" w:uiPriority="70" w:semiHidden="0" w:name="Dark List"/>
+    <w:lsdException w:unhideWhenUsed="0" w:uiPriority="71" w:semiHidden="0" w:name="Colorful Shading"/>
+    <w:lsdException w:unhideWhenUsed="0" w:uiPriority="72" w:semiHidden="0" w:name="Colorful List"/>
+    <w:lsdException w:unhideWhenUsed="0" w:uiPriority="73" w:semiHidden="0" w:name="Colorful Grid"/>
+    <w:lsdException w:unhideWhenUsed="0" w:uiPriority="60" w:semiHidden="0" w:name="Light Shading Accent 1"/>
+    <w:lsdException w:unhideWhenUsed="0" w:uiPriority="61" w:semiHidden="0" w:name="Light List Accent 1"/>
+    <w:lsdException w:unhideWhenUsed="0" w:uiPriority="62" w:semiHidden="0" w:name="Light Grid Accent 1"/>
+    <w:lsdException w:unhideWhenUsed="0" w:uiPriority="63" w:semiHidden="0" w:name="Medium Shading 1 Accent 1"/>
+    <w:lsdException w:unhideWhenUsed="0" w:uiPriority="64" w:semiHidden="0" w:name="Medium Shading 2 Accent 1"/>
+    <w:lsdException w:unhideWhenUsed="0" w:uiPriority="65" w:semiHidden="0" w:name="Medium List 1 Accent 1"/>
+    <w:lsdException w:unhideWhenUsed="0" w:uiPriority="66" w:semiHidden="0" w:name="Medium List 2 Accent 1"/>
+    <w:lsdException w:unhideWhenUsed="0" w:uiPriority="67" w:semiHidden="0" w:name="Medium Grid 1 Accent 1"/>
+    <w:lsdException w:unhideWhenUsed="0" w:uiPriority="68" w:semiHidden="0" w:name="Medium Grid 2 Accent 1"/>
+    <w:lsdException w:unhideWhenUsed="0" w:uiPriority="69" w:semiHidden="0" w:name="Medium Grid 3 Accent 1"/>
+    <w:lsdException w:unhideWhenUsed="0" w:uiPriority="70" w:semiHidden="0" w:name="Dark List Accent 1"/>
+    <w:lsdException w:unhideWhenUsed="0" w:uiPriority="71" w:semiHidden="0" w:name="Colorful Shading Accent 1"/>
+    <w:lsdException w:unhideWhenUsed="0" w:uiPriority="72" w:semiHidden="0" w:name="Colorful List Accent 1"/>
+    <w:lsdException w:unhideWhenUsed="0" w:uiPriority="73" w:semiHidden="0" w:name="Colorful Grid Accent 1"/>
+    <w:lsdException w:unhideWhenUsed="0" w:uiPriority="60" w:semiHidden="0" w:name="Light Shading Accent 2"/>
+    <w:lsdException w:unhideWhenUsed="0" w:uiPriority="61" w:semiHidden="0" w:name="Light List Accent 2"/>
+    <w:lsdException w:unhideWhenUsed="0" w:uiPriority="62" w:semiHidden="0" w:name="Light Grid Accent 2"/>
+    <w:lsdException w:unhideWhenUsed="0" w:uiPriority="63" w:semiHidden="0" w:name="Medium Shading 1 Accent 2"/>
+    <w:lsdException w:unhideWhenUsed="0" w:uiPriority="64" w:semiHidden="0" w:name="Medium Shading 2 Accent 2"/>
+    <w:lsdException w:unhideWhenUsed="0" w:uiPriority="65" w:semiHidden="0" w:name="Medium List 1 Accent 2"/>
+    <w:lsdException w:unhideWhenUsed="0" w:uiPriority="66" w:semiHidden="0" w:name="Medium List 2 Accent 2"/>
+    <w:lsdException w:unhideWhenUsed="0" w:uiPriority="67" w:semiHidden="0" w:name="Medium Grid 1 Accent 2"/>
+    <w:lsdException w:unhideWhenUsed="0" w:uiPriority="68" w:semiHidden="0" w:name="Medium Grid 2 Accent 2"/>
+    <w:lsdException w:unhideWhenUsed="0" w:uiPriority="69" w:semiHidden="0" w:name="Medium Grid 3 Accent 2"/>
+    <w:lsdException w:unhideWhenUsed="0" w:uiPriority="70" w:semiHidden="0" w:name="Dark List Accent 2"/>
+    <w:lsdException w:unhideWhenUsed="0" w:uiPriority="71" w:semiHidden="0" w:name="Colorful Shading Accent 2"/>
+    <w:lsdException w:unhideWhenUsed="0" w:uiPriority="72" w:semiHidden="0" w:name="Colorful List Accent 2"/>
+    <w:lsdException w:unhideWhenUsed="0" w:uiPriority="73" w:semiHidden="0" w:name="Colorful Grid Accent 2"/>
+    <w:lsdException w:unhideWhenUsed="0" w:uiPriority="60" w:semiHidden="0" w:name="Light Shading Accent 3"/>
+    <w:lsdException w:unhideWhenUsed="0" w:uiPriority="61" w:semiHidden="0" w:name="Light List Accent 3"/>
+    <w:lsdException w:unhideWhenUsed="0" w:uiPriority="62" w:semiHidden="0" w:name="Light Grid Accent 3"/>
+    <w:lsdException w:unhideWhenUsed="0" w:uiPriority="63" w:semiHidden="0" w:name="Medium Shading 1 Accent 3"/>
+    <w:lsdException w:unhideWhenUsed="0" w:uiPriority="64" w:semiHidden="0" w:name="Medium Shading 2 Accent 3"/>
+    <w:lsdException w:unhideWhenUsed="0" w:uiPriority="65" w:semiHidden="0" w:name="Medium List 1 Accent 3"/>
+    <w:lsdException w:unhideWhenUsed="0" w:uiPriority="66" w:semiHidden="0" w:name="Medium List 2 Accent 3"/>
+    <w:lsdException w:unhideWhenUsed="0" w:uiPriority="67" w:semiHidden="0" w:name="Medium Grid 1 Accent 3"/>
+    <w:lsdException w:unhideWhenUsed="0" w:uiPriority="68" w:semiHidden="0" w:name="Medium Grid 2 Accent 3"/>
+    <w:lsdException w:unhideWhenUsed="0" w:uiPriority="69" w:semiHidden="0" w:name="Medium Grid 3 Accent 3"/>
+    <w:lsdException w:unhideWhenUsed="0" w:uiPriority="70" w:semiHidden="0" w:name="Dark List Accent 3"/>
+    <w:lsdException w:unhideWhenUsed="0" w:uiPriority="71" w:semiHidden="0" w:name="Colorful Shading Accent 3"/>
+    <w:lsdException w:unhideWhenUsed="0" w:uiPriority="72" w:semiHidden="0" w:name="Colorful List Accent 3"/>
+    <w:lsdException w:unhideWhenUsed="0" w:uiPriority="73" w:semiHidden="0" w:name="Colorful Grid Accent 3"/>
+    <w:lsdException w:unhideWhenUsed="0" w:uiPriority="60" w:semiHidden="0" w:name="Light Shading Accent 4"/>
+    <w:lsdException w:unhideWhenUsed="0" w:uiPriority="61" w:semiHidden="0" w:name="Light List Accent 4"/>
+    <w:lsdException w:unhideWhenUsed="0" w:uiPriority="62" w:semiHidden="0" w:name="Light Grid Accent 4"/>
+    <w:lsdException w:unhideWhenUsed="0" w:uiPriority="63" w:semiHidden="0" w:name="Medium Shading 1 Accent 4"/>
+    <w:lsdException w:unhideWhenUsed="0" w:uiPriority="64" w:semiHidden="0" w:name="Medium Shading 2 Accent 4"/>
+    <w:lsdException w:unhideWhenUsed="0" w:uiPriority="65" w:semiHidden="0" w:name="Medium List 1 Accent 4"/>
+    <w:lsdException w:unhideWhenUsed="0" w:uiPriority="66" w:semiHidden="0" w:name="Medium List 2 Accent 4"/>
+    <w:lsdException w:unhideWhenUsed="0" w:uiPriority="67" w:semiHidden="0" w:name="Medium Grid 1 Accent 4"/>
+    <w:lsdException w:unhideWhenUsed="0" w:uiPriority="68" w:semiHidden="0" w:name="Medium Grid 2 Accent 4"/>
+    <w:lsdException w:unhideWhenUsed="0" w:uiPriority="69" w:semiHidden="0" w:name="Medium Grid 3 Accent 4"/>
+    <w:lsdException w:unhideWhenUsed="0" w:uiPriority="70" w:semiHidden="0" w:name="Dark List Accent 4"/>
+    <w:lsdException w:unhideWhenUsed="0" w:uiPriority="71" w:semiHidden="0" w:name="Colorful Shading Accent 4"/>
+    <w:lsdException w:unhideWhenUsed="0" w:uiPriority="72" w:semiHidden="0" w:name="Colorful List Accent 4"/>
+    <w:lsdException w:unhideWhenUsed="0" w:uiPriority="73" w:semiHidden="0" w:name="Colorful Grid Accent 4"/>
+    <w:lsdException w:unhideWhenUsed="0" w:uiPriority="60" w:semiHidden="0" w:name="Light Shading Accent 5"/>
+    <w:lsdException w:unhideWhenUsed="0" w:uiPriority="61" w:semiHidden="0" w:name="Light List Accent 5"/>
+    <w:lsdException w:unhideWhenUsed="0" w:uiPriority="62" w:semiHidden="0" w:name="Light Grid Accent 5"/>
+    <w:lsdException w:unhideWhenUsed="0" w:uiPriority="63" w:semiHidden="0" w:name="Medium Shading 1 Accent 5"/>
+    <w:lsdException w:unhideWhenUsed="0" w:uiPriority="64" w:semiHidden="0" w:name="Medium Shading 2 Accent 5"/>
+    <w:lsdException w:unhideWhenUsed="0" w:uiPriority="65" w:semiHidden="0" w:name="Medium List 1 Accent 5"/>
+    <w:lsdException w:unhideWhenUsed="0" w:uiPriority="66" w:semiHidden="0" w:name="Medium List 2 Accent 5"/>
+    <w:lsdException w:unhideWhenUsed="0" w:uiPriority="67" w:semiHidden="0" w:name="Medium Grid 1 Accent 5"/>
+    <w:lsdException w:unhideWhenUsed="0" w:uiPriority="68" w:semiHidden="0" w:name="Medium Grid 2 Accent 5"/>
+    <w:lsdException w:unhideWhenUsed="0" w:uiPriority="69" w:semiHidden="0" w:name="Medium Grid 3 Accent 5"/>
+    <w:lsdException w:unhideWhenUsed="0" w:uiPriority="70" w:semiHidden="0" w:name="Dark List Accent 5"/>
+    <w:lsdException w:unhideWhenUsed="0" w:uiPriority="71" w:semiHidden="0" w:name="Colorful Shading Accent 5"/>
+    <w:lsdException w:unhideWhenUsed="0" w:uiPriority="72" w:semiHidden="0" w:name="Colorful List Accent 5"/>
+    <w:lsdException w:unhideWhenUsed="0" w:uiPriority="73" w:semiHidden="0" w:name="Colorful Grid Accent 5"/>
+    <w:lsdException w:unhideWhenUsed="0" w:uiPriority="60" w:semiHidden="0" w:name="Light Shading Accent 6"/>
+    <w:lsdException w:unhideWhenUsed="0" w:uiPriority="61" w:semiHidden="0" w:name="Light List Accent 6"/>
+    <w:lsdException w:unhideWhenUsed="0" w:uiPriority="62" w:semiHidden="0" w:name="Light Grid Accent 6"/>
+    <w:lsdException w:unhideWhenUsed="0" w:uiPriority="63" w:semiHidden="0" w:name="Medium Shading 1 Accent 6"/>
+    <w:lsdException w:unhideWhenUsed="0" w:uiPriority="64" w:semiHidden="0" w:name="Medium Shading 2 Accent 6"/>
+    <w:lsdException w:unhideWhenUsed="0" w:uiPriority="65" w:semiHidden="0" w:name="Medium List 1 Accent 6"/>
+    <w:lsdException w:unhideWhenUsed="0" w:uiPriority="66" w:semiHidden="0" w:name="Medium List 2 Accent 6"/>
+    <w:lsdException w:unhideWhenUsed="0" w:uiPriority="67" w:semiHidden="0" w:name="Medium Grid 1 Accent 6"/>
+    <w:lsdException w:unhideWhenUsed="0" w:uiPriority="68" w:semiHidden="0" w:name="Medium Grid 2 Accent 6"/>
+    <w:lsdException w:unhideWhenUsed="0" w:uiPriority="69" w:semiHidden="0" w:name="Medium Grid 3 Accent 6"/>
+    <w:lsdException w:unhideWhenUsed="0" w:uiPriority="70" w:semiHidden="0" w:name="Dark List Accent 6"/>
+    <w:lsdException w:unhideWhenUsed="0" w:uiPriority="71" w:semiHidden="0" w:name="Colorful Shading Accent 6"/>
+    <w:lsdException w:unhideWhenUsed="0" w:uiPriority="72" w:semiHidden="0" w:name="Colorful List Accent 6"/>
+    <w:lsdException w:unhideWhenUsed="0" w:uiPriority="73" w:semiHidden="0" w:name="Colorful Grid Accent 6"/>
   </w:latentStyles>
-  <w:style w:type="paragraph" w:default="1" w:styleId="a0">
+  <w:style w:type="paragraph" w:default="1" w:styleId="1">
     <w:name w:val="Normal"/>
     <w:qFormat/>
-    <w:rsid w:val="004D06D9"/>
+    <w:uiPriority w:val="0"/>
     <w:rPr>
-      <w:rFonts w:ascii="Times New Roman" w:eastAsia="宋体" w:hAnsi="Times New Roman" w:cs="Times New Roman"/>
+      <w:rFonts w:ascii="Times New Roman" w:hAnsi="Times New Roman" w:eastAsia="宋体" w:cs="Times New Roman"/>
+      <w:kern w:val="2"/>
+      <w:sz w:val="21"/>
       <w:szCs w:val="20"/>
+      <w:lang w:val="en-US" w:eastAsia="zh-CN" w:bidi="ar-SA"/>
     </w:rPr>
   </w:style>
-  <w:style w:type="character" w:default="1" w:styleId="a1">
+  <w:style w:type="character" w:default="1" w:styleId="5">
     <w:name w:val="Default Paragraph Font"/>
+    <w:unhideWhenUsed/>
     <w:uiPriority w:val="1"/>
-    <w:semiHidden/>
+  </w:style>
+  <w:style w:type="table" w:default="1" w:styleId="7">
+    <w:name w:val="Normal Table"/>
     <w:unhideWhenUsed/>
-  </w:style>
-  <w:style w:type="table" w:default="1" w:styleId="a2">
-    <w:name w:val="Normal Table"/>
     <w:uiPriority w:val="99"/>
-    <w:semiHidden/>
-    <w:unhideWhenUsed/>
     <w:tblPr>
-      <w:tblInd w:w="0" w:type="dxa"/>
+      <w:tblLayout w:type="fixed"/>
       <w:tblCellMar>
         <w:top w:w="0" w:type="dxa"/>
         <w:left w:w="108" w:type="dxa"/>
@@ -6660,22 +5656,34 @@
       </w:tblCellMar>
     </w:tblPr>
   </w:style>
-  <w:style w:type="numbering" w:default="1" w:styleId="a3">
-    <w:name w:val="No List"/>
+  <w:style w:type="paragraph" w:styleId="2">
+    <w:name w:val="footer"/>
+    <w:basedOn w:val="1"/>
+    <w:link w:val="9"/>
+    <w:unhideWhenUsed/>
+    <w:qFormat/>
     <w:uiPriority w:val="99"/>
-    <w:semiHidden/>
+    <w:pPr>
+      <w:tabs>
+        <w:tab w:val="center" w:pos="4153"/>
+        <w:tab w:val="right" w:pos="8306"/>
+      </w:tabs>
+      <w:snapToGrid w:val="0"/>
+    </w:pPr>
+    <w:rPr>
+      <w:sz w:val="18"/>
+      <w:szCs w:val="18"/>
+    </w:rPr>
+  </w:style>
+  <w:style w:type="paragraph" w:styleId="3">
+    <w:name w:val="header"/>
+    <w:basedOn w:val="1"/>
+    <w:link w:val="8"/>
     <w:unhideWhenUsed/>
-  </w:style>
-  <w:style w:type="paragraph" w:styleId="a4">
-    <w:name w:val="header"/>
-    <w:basedOn w:val="a0"/>
-    <w:link w:val="Char"/>
     <w:uiPriority w:val="99"/>
-    <w:unhideWhenUsed/>
-    <w:rsid w:val="004D06D9"/>
     <w:pPr>
       <w:pBdr>
-        <w:bottom w:val="single" w:sz="6" w:space="1" w:color="auto"/>
+        <w:bottom w:val="single" w:color="auto" w:sz="6" w:space="1"/>
       </w:pBdr>
       <w:tabs>
         <w:tab w:val="center" w:pos="4153"/>
@@ -6689,93 +5697,11 @@
       <w:szCs w:val="18"/>
     </w:rPr>
   </w:style>
-  <w:style w:type="character" w:customStyle="1" w:styleId="Char">
-    <w:name w:val="页眉 Char"/>
-    <w:basedOn w:val="a1"/>
-    <w:link w:val="a4"/>
+  <w:style w:type="paragraph" w:styleId="4">
+    <w:name w:val="Normal (Web)"/>
+    <w:basedOn w:val="1"/>
+    <w:unhideWhenUsed/>
     <w:uiPriority w:val="99"/>
-    <w:rsid w:val="004D06D9"/>
-    <w:rPr>
-      <w:sz w:val="18"/>
-      <w:szCs w:val="18"/>
-    </w:rPr>
-  </w:style>
-  <w:style w:type="paragraph" w:styleId="a5">
-    <w:name w:val="footer"/>
-    <w:basedOn w:val="a0"/>
-    <w:link w:val="Char0"/>
-    <w:uiPriority w:val="99"/>
-    <w:unhideWhenUsed/>
-    <w:rsid w:val="004D06D9"/>
-    <w:pPr>
-      <w:tabs>
-        <w:tab w:val="center" w:pos="4153"/>
-        <w:tab w:val="right" w:pos="8306"/>
-      </w:tabs>
-      <w:snapToGrid w:val="0"/>
-    </w:pPr>
-    <w:rPr>
-      <w:sz w:val="18"/>
-      <w:szCs w:val="18"/>
-    </w:rPr>
-  </w:style>
-  <w:style w:type="character" w:customStyle="1" w:styleId="Char0">
-    <w:name w:val="页脚 Char"/>
-    <w:basedOn w:val="a1"/>
-    <w:link w:val="a5"/>
-    <w:uiPriority w:val="99"/>
-    <w:rsid w:val="004D06D9"/>
-    <w:rPr>
-      <w:sz w:val="18"/>
-      <w:szCs w:val="18"/>
-    </w:rPr>
-  </w:style>
-  <w:style w:type="paragraph" w:styleId="a">
-    <w:name w:val="List Paragraph"/>
-    <w:basedOn w:val="a0"/>
-    <w:uiPriority w:val="34"/>
-    <w:qFormat/>
-    <w:rsid w:val="00A179E9"/>
-    <w:pPr>
-      <w:numPr>
-        <w:numId w:val="1"/>
-      </w:numPr>
-      <w:ind w:left="340" w:firstLine="0"/>
-    </w:pPr>
-  </w:style>
-  <w:style w:type="paragraph" w:customStyle="1" w:styleId="1">
-    <w:name w:val="样式1"/>
-    <w:basedOn w:val="a"/>
-    <w:next w:val="a0"/>
-    <w:link w:val="10"/>
-    <w:qFormat/>
-    <w:rsid w:val="004A6732"/>
-    <w:pPr>
-      <w:numPr>
-        <w:numId w:val="3"/>
-      </w:numPr>
-    </w:pPr>
-    <w:rPr>
-      <w:lang w:val="zh-CN"/>
-    </w:rPr>
-  </w:style>
-  <w:style w:type="character" w:customStyle="1" w:styleId="10">
-    <w:name w:val="样式1 字符"/>
-    <w:basedOn w:val="a1"/>
-    <w:link w:val="1"/>
-    <w:rsid w:val="004A6732"/>
-    <w:rPr>
-      <w:rFonts w:ascii="Times New Roman" w:eastAsia="宋体" w:hAnsi="Times New Roman" w:cs="Times New Roman"/>
-      <w:szCs w:val="20"/>
-      <w:lang w:val="zh-CN"/>
-    </w:rPr>
-  </w:style>
-  <w:style w:type="paragraph" w:styleId="a6">
-    <w:name w:val="Normal (Web)"/>
-    <w:basedOn w:val="a0"/>
-    <w:uiPriority w:val="99"/>
-    <w:unhideWhenUsed/>
-    <w:rsid w:val="00BA402F"/>
     <w:pPr>
       <w:spacing w:before="100" w:beforeAutospacing="1" w:after="100" w:afterAutospacing="1"/>
     </w:pPr>
@@ -6786,15 +5712,80 @@
       <w:szCs w:val="24"/>
     </w:rPr>
   </w:style>
-  <w:style w:type="character" w:styleId="a7">
+  <w:style w:type="character" w:styleId="6">
     <w:name w:val="Hyperlink"/>
-    <w:basedOn w:val="a1"/>
+    <w:basedOn w:val="5"/>
+    <w:unhideWhenUsed/>
     <w:uiPriority w:val="99"/>
-    <w:unhideWhenUsed/>
-    <w:rsid w:val="00693368"/>
     <w:rPr>
       <w:color w:val="0563C1" w:themeColor="hyperlink"/>
       <w:u w:val="single"/>
+      <w14:textFill>
+        <w14:solidFill>
+          <w14:schemeClr w14:val="hlink"/>
+        </w14:solidFill>
+      </w14:textFill>
+    </w:rPr>
+  </w:style>
+  <w:style w:type="character" w:customStyle="1" w:styleId="8">
+    <w:name w:val="页眉 Char"/>
+    <w:basedOn w:val="5"/>
+    <w:link w:val="3"/>
+    <w:uiPriority w:val="99"/>
+    <w:rPr>
+      <w:sz w:val="18"/>
+      <w:szCs w:val="18"/>
+    </w:rPr>
+  </w:style>
+  <w:style w:type="character" w:customStyle="1" w:styleId="9">
+    <w:name w:val="页脚 Char"/>
+    <w:basedOn w:val="5"/>
+    <w:link w:val="2"/>
+    <w:uiPriority w:val="99"/>
+    <w:rPr>
+      <w:sz w:val="18"/>
+      <w:szCs w:val="18"/>
+    </w:rPr>
+  </w:style>
+  <w:style w:type="paragraph" w:customStyle="1" w:styleId="10">
+    <w:name w:val="List Paragraph"/>
+    <w:basedOn w:val="1"/>
+    <w:qFormat/>
+    <w:uiPriority w:val="34"/>
+    <w:pPr>
+      <w:numPr>
+        <w:ilvl w:val="0"/>
+        <w:numId w:val="1"/>
+      </w:numPr>
+      <w:ind w:left="340" w:firstLine="0"/>
+    </w:pPr>
+  </w:style>
+  <w:style w:type="paragraph" w:customStyle="1" w:styleId="11">
+    <w:name w:val="样式1"/>
+    <w:basedOn w:val="10"/>
+    <w:next w:val="1"/>
+    <w:link w:val="12"/>
+    <w:qFormat/>
+    <w:uiPriority w:val="0"/>
+    <w:pPr>
+      <w:numPr>
+        <w:ilvl w:val="0"/>
+        <w:numId w:val="2"/>
+      </w:numPr>
+    </w:pPr>
+    <w:rPr>
+      <w:lang w:val="zh-CN"/>
+    </w:rPr>
+  </w:style>
+  <w:style w:type="character" w:customStyle="1" w:styleId="12">
+    <w:name w:val="样式1 字符"/>
+    <w:basedOn w:val="5"/>
+    <w:link w:val="11"/>
+    <w:uiPriority w:val="0"/>
+    <w:rPr>
+      <w:rFonts w:ascii="Times New Roman" w:hAnsi="Times New Roman" w:eastAsia="宋体" w:cs="Times New Roman"/>
+      <w:szCs w:val="20"/>
+      <w:lang w:val="zh-CN"/>
     </w:rPr>
   </w:style>
 </w:styles>
@@ -6843,7 +5834,7 @@
     </a:clrScheme>
     <a:fontScheme name="Office">
       <a:majorFont>
-        <a:latin typeface="等线 Light" panose="020F0302020204030204"/>
+        <a:latin typeface="等线 Light"/>
         <a:ea typeface=""/>
         <a:cs typeface=""/>
         <a:font script="Jpan" typeface="游ゴシック Light"/>
@@ -6878,7 +5869,7 @@
         <a:font script="Geor" typeface="Sylfaen"/>
       </a:majorFont>
       <a:minorFont>
-        <a:latin typeface="等线" panose="020F0502020204030204"/>
+        <a:latin typeface="等线"/>
         <a:ea typeface=""/>
         <a:cs typeface=""/>
         <a:font script="Jpan" typeface="游明朝"/>
@@ -7052,11 +6043,21 @@
     </a:fmtScheme>
   </a:themeElements>
   <a:objectDefaults/>
-  <a:extraClrSchemeLst/>
-  <a:extLst>
-    <a:ext uri="{05A4C25C-085E-4340-85A3-A5531E510DB2}">
-      <thm15:themeFamily xmlns:thm15="http://schemas.microsoft.com/office/thememl/2012/main" name="Office Theme" id="{62F939B6-93AF-4DB8-9C6B-D6C7DFDC589F}" vid="{4A3C46E8-61CC-4603-A589-7422A47A8E4A}"/>
-    </a:ext>
-  </a:extLst>
 </a:theme>
+</file>
+
+<file path=customXml/item1.xml><?xml version="1.0" encoding="utf-8"?>
+<s:customData xmlns="http://www.wps.cn/officeDocument/2013/wpsCustomData" xmlns:s="http://www.wps.cn/officeDocument/2013/wpsCustomData">
+  <customSectProps>
+    <customSectPr/>
+  </customSectProps>
+</s:customData>
+</file>
+
+<file path=customXml/itemProps1.xml><?xml version="1.0" encoding="utf-8"?>
+<ds:datastoreItem xmlns:ds="http://schemas.openxmlformats.org/officeDocument/2006/customXml" ds:itemID="{B1977F7D-205B-4081-913C-38D41E755F92}">
+  <ds:schemaRefs>
+    <ds:schemaRef ds:uri="http://www.wps.cn/officeDocument/2013/wpsCustomData"/>
+  </ds:schemaRefs>
+</ds:datastoreItem>
 </file>
--- a/简历/肖强 简历.docx
+++ b/简历/肖强 简历.docx
@@ -774,11 +774,13 @@
               <w:jc w:val="left"/>
               <w:rPr>
                 <w:rFonts w:ascii="宋体" w:eastAsia="宋体" w:hAnsi="宋体" w:cs="宋体"/>
+                <w:b/>
               </w:rPr>
             </w:pPr>
             <w:r>
               <w:rPr>
                 <w:rFonts w:ascii="宋体" w:eastAsia="宋体" w:hAnsi="宋体" w:cs="宋体" w:hint="eastAsia"/>
+                <w:b/>
                 <w:bCs/>
                 <w:sz w:val="22"/>
               </w:rPr>
@@ -860,8 +862,6 @@
               </w:rPr>
               <w:t>，其中包括一个独立开发的socket服务器。</w:t>
             </w:r>
-            <w:bookmarkStart w:id="0" w:name="_GoBack"/>
-            <w:bookmarkEnd w:id="0"/>
           </w:p>
           <w:p>
             <w:pPr>
@@ -875,13 +875,17 @@
               <w:ind w:left="760" w:hanging="420"/>
               <w:jc w:val="left"/>
               <w:rPr>
-                <w:rFonts w:ascii="Times New Roman" w:eastAsia="Times New Roman" w:hAnsi="Times New Roman" w:cs="Times New Roman"/>
-                <w:sz w:val="22"/>
-              </w:rPr>
-            </w:pPr>
-            <w:r>
-              <w:rPr>
-                <w:rFonts w:ascii="宋体" w:eastAsia="宋体" w:hAnsi="宋体" w:cs="宋体"/>
+                <w:rFonts w:ascii="宋体" w:eastAsia="宋体" w:hAnsi="宋体" w:cs="宋体"/>
+                <w:b/>
+                <w:bCs/>
+                <w:sz w:val="22"/>
+              </w:rPr>
+            </w:pPr>
+            <w:r>
+              <w:rPr>
+                <w:rFonts w:ascii="宋体" w:eastAsia="宋体" w:hAnsi="宋体" w:cs="宋体"/>
+                <w:b/>
+                <w:bCs/>
                 <w:sz w:val="22"/>
               </w:rPr>
               <w:t>摩奇卡卡</w:t>
@@ -944,12 +948,14 @@
               <w:jc w:val="left"/>
               <w:rPr>
                 <w:rFonts w:ascii="Times New Roman" w:eastAsia="Times New Roman" w:hAnsi="Times New Roman" w:cs="Times New Roman"/>
-                <w:sz w:val="22"/>
-              </w:rPr>
-            </w:pPr>
-            <w:r>
-              <w:rPr>
-                <w:rFonts w:ascii="宋体" w:eastAsia="宋体" w:hAnsi="宋体" w:cs="宋体"/>
+                <w:b/>
+                <w:sz w:val="22"/>
+              </w:rPr>
+            </w:pPr>
+            <w:r>
+              <w:rPr>
+                <w:rFonts w:ascii="宋体" w:eastAsia="宋体" w:hAnsi="宋体" w:cs="宋体"/>
+                <w:b/>
                 <w:sz w:val="22"/>
               </w:rPr>
               <w:t>成都九洲电子信息系统股份有限公司</w:t>
@@ -1012,12 +1018,14 @@
               <w:jc w:val="left"/>
               <w:rPr>
                 <w:rFonts w:ascii="Times New Roman" w:eastAsia="Times New Roman" w:hAnsi="Times New Roman" w:cs="Times New Roman"/>
-                <w:sz w:val="22"/>
-              </w:rPr>
-            </w:pPr>
-            <w:r>
-              <w:rPr>
-                <w:rFonts w:ascii="宋体" w:eastAsia="宋体" w:hAnsi="宋体" w:cs="宋体"/>
+                <w:b/>
+                <w:sz w:val="22"/>
+              </w:rPr>
+            </w:pPr>
+            <w:r>
+              <w:rPr>
+                <w:rFonts w:ascii="宋体" w:eastAsia="宋体" w:hAnsi="宋体" w:cs="宋体"/>
+                <w:b/>
                 <w:sz w:val="22"/>
               </w:rPr>
               <w:t>成都兴达通电子科技有限公司</w:t>
@@ -1168,12 +1176,14 @@
               <w:jc w:val="left"/>
               <w:rPr>
                 <w:rFonts w:ascii="Times New Roman" w:eastAsia="Times New Roman" w:hAnsi="Times New Roman" w:cs="Times New Roman"/>
-                <w:sz w:val="22"/>
-              </w:rPr>
-            </w:pPr>
-            <w:r>
-              <w:rPr>
-                <w:rFonts w:ascii="宋体" w:eastAsia="宋体" w:hAnsi="宋体" w:cs="宋体"/>
+                <w:b/>
+                <w:sz w:val="22"/>
+              </w:rPr>
+            </w:pPr>
+            <w:r>
+              <w:rPr>
+                <w:rFonts w:ascii="宋体" w:eastAsia="宋体" w:hAnsi="宋体" w:cs="宋体"/>
+                <w:b/>
                 <w:sz w:val="22"/>
               </w:rPr>
               <w:t>三分天下游戏</w:t>
@@ -1264,12 +1274,14 @@
               <w:jc w:val="left"/>
               <w:rPr>
                 <w:rFonts w:ascii="Times New Roman" w:eastAsia="Times New Roman" w:hAnsi="Times New Roman" w:cs="Times New Roman"/>
-                <w:sz w:val="22"/>
-              </w:rPr>
-            </w:pPr>
-            <w:r>
-              <w:rPr>
-                <w:rFonts w:ascii="宋体" w:eastAsia="宋体" w:hAnsi="宋体" w:cs="宋体"/>
+                <w:b/>
+                <w:sz w:val="22"/>
+              </w:rPr>
+            </w:pPr>
+            <w:r>
+              <w:rPr>
+                <w:rFonts w:ascii="宋体" w:eastAsia="宋体" w:hAnsi="宋体" w:cs="宋体"/>
+                <w:b/>
                 <w:sz w:val="22"/>
               </w:rPr>
               <w:t>三分天下聊天服务器</w:t>
@@ -1319,10 +1331,9 @@
             </w:r>
             <w:r>
               <w:rPr>
-                <w:rFonts w:ascii="微软雅黑" w:eastAsia="微软雅黑" w:hAnsi="微软雅黑" w:cs="微软雅黑"/>
-                <w:color w:val="333333"/>
-                <w:sz w:val="22"/>
-                <w:shd w:val="clear" w:color="auto" w:fill="FFFFFF"/>
+                <w:rFonts w:ascii="宋体" w:eastAsia="宋体" w:hAnsi="宋体" w:cs="宋体"/>
+                <w:color w:val="000000"/>
+                <w:sz w:val="22"/>
               </w:rPr>
               <w:t>熟练了协程，通道，锁等技术。</w:t>
             </w:r>
@@ -1340,12 +1351,14 @@
               <w:jc w:val="left"/>
               <w:rPr>
                 <w:rFonts w:ascii="Times New Roman" w:eastAsia="Times New Roman" w:hAnsi="Times New Roman" w:cs="Times New Roman"/>
-                <w:sz w:val="22"/>
-              </w:rPr>
-            </w:pPr>
-            <w:r>
-              <w:rPr>
-                <w:rFonts w:ascii="宋体" w:eastAsia="宋体" w:hAnsi="宋体" w:cs="宋体"/>
+                <w:b/>
+                <w:sz w:val="22"/>
+              </w:rPr>
+            </w:pPr>
+            <w:r>
+              <w:rPr>
+                <w:rFonts w:ascii="宋体" w:eastAsia="宋体" w:hAnsi="宋体" w:cs="宋体"/>
+                <w:b/>
                 <w:sz w:val="22"/>
               </w:rPr>
               <w:t>三分天下后台</w:t>
@@ -1408,12 +1421,14 @@
               <w:jc w:val="left"/>
               <w:rPr>
                 <w:rFonts w:ascii="Times New Roman" w:eastAsia="Times New Roman" w:hAnsi="Times New Roman" w:cs="Times New Roman"/>
-                <w:sz w:val="22"/>
-              </w:rPr>
-            </w:pPr>
-            <w:r>
-              <w:rPr>
-                <w:rFonts w:ascii="宋体" w:eastAsia="宋体" w:hAnsi="宋体" w:cs="宋体"/>
+                <w:b/>
+                <w:sz w:val="22"/>
+              </w:rPr>
+            </w:pPr>
+            <w:r>
+              <w:rPr>
+                <w:rFonts w:ascii="宋体" w:eastAsia="宋体" w:hAnsi="宋体" w:cs="宋体"/>
+                <w:b/>
                 <w:sz w:val="22"/>
               </w:rPr>
               <w:t>某军工项目</w:t>
@@ -1476,12 +1491,14 @@
               <w:jc w:val="left"/>
               <w:rPr>
                 <w:rFonts w:ascii="Times New Roman" w:eastAsia="Times New Roman" w:hAnsi="Times New Roman" w:cs="Times New Roman"/>
-                <w:sz w:val="22"/>
-              </w:rPr>
-            </w:pPr>
-            <w:r>
-              <w:rPr>
-                <w:rFonts w:ascii="宋体" w:eastAsia="宋体" w:hAnsi="宋体" w:cs="宋体"/>
+                <w:b/>
+                <w:sz w:val="22"/>
+              </w:rPr>
+            </w:pPr>
+            <w:r>
+              <w:rPr>
+                <w:rFonts w:ascii="宋体" w:eastAsia="宋体" w:hAnsi="宋体" w:cs="宋体"/>
+                <w:b/>
                 <w:sz w:val="22"/>
               </w:rPr>
               <w:t>省计量中心移动办公系统</w:t>
@@ -1588,12 +1605,14 @@
               <w:jc w:val="left"/>
               <w:rPr>
                 <w:rFonts w:ascii="Times New Roman" w:eastAsia="Times New Roman" w:hAnsi="Times New Roman" w:cs="Times New Roman"/>
-                <w:sz w:val="22"/>
-              </w:rPr>
-            </w:pPr>
-            <w:r>
-              <w:rPr>
-                <w:rFonts w:ascii="宋体" w:eastAsia="宋体" w:hAnsi="宋体" w:cs="宋体"/>
+                <w:b/>
+                <w:sz w:val="22"/>
+              </w:rPr>
+            </w:pPr>
+            <w:r>
+              <w:rPr>
+                <w:rFonts w:ascii="宋体" w:eastAsia="宋体" w:hAnsi="宋体" w:cs="宋体"/>
+                <w:b/>
                 <w:sz w:val="22"/>
               </w:rPr>
               <w:t>资中政务管理系统</w:t>
@@ -1922,7 +1941,7 @@
       <w:tr>
         <w:tc>
           <w:tcPr>
-            <w:tcW w:w="9781" w:type="dxa"/>
+            <w:tcW w:w="8424" w:type="dxa"/>
             <w:tcBorders>
               <w:top w:val="single" w:sz="6" w:space="0" w:color="000000"/>
               <w:left w:val="single" w:sz="6" w:space="0" w:color="000000"/>
@@ -1950,7 +1969,7 @@
                 <w:sz w:val="24"/>
               </w:rPr>
               <w:lastRenderedPageBreak/>
-              <w:t>个人网站：</w:t>
+              <w:t>读书计划：</w:t>
             </w:r>
           </w:p>
         </w:tc>
@@ -1958,7 +1977,7 @@
       <w:tr>
         <w:tc>
           <w:tcPr>
-            <w:tcW w:w="9781" w:type="dxa"/>
+            <w:tcW w:w="8424" w:type="dxa"/>
             <w:tcBorders>
               <w:top w:val="single" w:sz="6" w:space="0" w:color="000000"/>
               <w:left w:val="single" w:sz="6" w:space="0" w:color="000000"/>
@@ -1990,7 +2009,7 @@
                 <w:color w:val="000000"/>
                 <w:sz w:val="22"/>
               </w:rPr>
-              <w:t>一个采用Go+Html+Js开发的小网站，目前的功能有:注册，邮箱验证，登录，换头像，聊天等功能。</w:t>
+              <w:t>1、已读：C# 高级编程、Clr Via C#、大话设计模式、Go并发编程实战 第2版、Go语言圣经、代码大全2、大型网站技术架构：核心原理与案例分析、Go语言高级编程</w:t>
             </w:r>
           </w:p>
           <w:p>
@@ -2002,35 +2021,45 @@
               <w:jc w:val="left"/>
               <w:rPr>
                 <w:rFonts w:ascii="宋体" w:eastAsia="宋体" w:hAnsi="宋体" w:cs="宋体"/>
-                <w:sz w:val="22"/>
-              </w:rPr>
-            </w:pPr>
-            <w:r>
-              <w:rPr>
-                <w:rFonts w:ascii="宋体" w:eastAsia="宋体" w:hAnsi="宋体" w:cs="宋体"/>
-                <w:color w:val="000000"/>
-                <w:sz w:val="22"/>
-              </w:rPr>
-              <w:t>地址：</w:t>
-            </w:r>
-            <w:hyperlink r:id="rId8">
-              <w:r>
-                <w:rPr>
-                  <w:rFonts w:ascii="宋体" w:eastAsia="宋体" w:hAnsi="宋体" w:cs="宋体"/>
-                  <w:color w:val="0563C1"/>
-                  <w:sz w:val="22"/>
-                  <w:u w:val="single"/>
-                </w:rPr>
-                <w:t>http://xiaohe.info/</w:t>
-              </w:r>
-            </w:hyperlink>
+                <w:color w:val="000000"/>
+                <w:sz w:val="22"/>
+              </w:rPr>
+            </w:pPr>
+            <w:r>
+              <w:rPr>
+                <w:rFonts w:ascii="宋体" w:eastAsia="宋体" w:hAnsi="宋体" w:cs="宋体"/>
+                <w:color w:val="000000"/>
+                <w:sz w:val="22"/>
+              </w:rPr>
+              <w:t>2、在读：算法 第4版</w:t>
+            </w:r>
+          </w:p>
+          <w:p>
+            <w:pPr>
+              <w:tabs>
+                <w:tab w:val="left" w:pos="360"/>
+              </w:tabs>
+              <w:ind w:firstLine="330"/>
+              <w:jc w:val="left"/>
+              <w:rPr>
+                <w:rFonts w:ascii="宋体" w:eastAsia="宋体" w:hAnsi="宋体" w:cs="宋体"/>
+                <w:sz w:val="22"/>
+              </w:rPr>
+            </w:pPr>
+            <w:r>
+              <w:rPr>
+                <w:rFonts w:ascii="宋体" w:eastAsia="宋体" w:hAnsi="宋体" w:cs="宋体"/>
+                <w:sz w:val="22"/>
+              </w:rPr>
+              <w:t>3、待读：重构 改善既有代码的设计、程序员修炼之道、人月神话</w:t>
+            </w:r>
           </w:p>
         </w:tc>
       </w:tr>
       <w:tr>
         <w:tc>
           <w:tcPr>
-            <w:tcW w:w="9781" w:type="dxa"/>
+            <w:tcW w:w="8424" w:type="dxa"/>
             <w:tcBorders>
               <w:top w:val="single" w:sz="6" w:space="0" w:color="000000"/>
               <w:left w:val="single" w:sz="6" w:space="0" w:color="000000"/>
@@ -2057,7 +2086,7 @@
                 <w:b/>
                 <w:sz w:val="24"/>
               </w:rPr>
-              <w:t>读书计划：</w:t>
+              <w:t>个人评价：</w:t>
             </w:r>
           </w:p>
         </w:tc>
@@ -2065,7 +2094,7 @@
       <w:tr>
         <w:tc>
           <w:tcPr>
-            <w:tcW w:w="9781" w:type="dxa"/>
+            <w:tcW w:w="8424" w:type="dxa"/>
             <w:tcBorders>
               <w:top w:val="single" w:sz="6" w:space="0" w:color="000000"/>
               <w:left w:val="single" w:sz="6" w:space="0" w:color="000000"/>
@@ -2080,123 +2109,6 @@
           </w:tcPr>
           <w:p>
             <w:pPr>
-              <w:tabs>
-                <w:tab w:val="left" w:pos="360"/>
-              </w:tabs>
-              <w:ind w:firstLine="330"/>
-              <w:jc w:val="left"/>
-              <w:rPr>
-                <w:rFonts w:ascii="宋体" w:eastAsia="宋体" w:hAnsi="宋体" w:cs="宋体"/>
-                <w:color w:val="000000"/>
-                <w:sz w:val="22"/>
-              </w:rPr>
-            </w:pPr>
-            <w:r>
-              <w:rPr>
-                <w:rFonts w:ascii="宋体" w:eastAsia="宋体" w:hAnsi="宋体" w:cs="宋体"/>
-                <w:color w:val="000000"/>
-                <w:sz w:val="22"/>
-              </w:rPr>
-              <w:t>1、已读：C# 高级编程、Clr Via C#、大话设计模式、Go并发编程实战 第2版、Go语言圣经、代码大全2、大型网站技术架构：核心原理与案例分析、Go语言高级编程</w:t>
-            </w:r>
-          </w:p>
-          <w:p>
-            <w:pPr>
-              <w:tabs>
-                <w:tab w:val="left" w:pos="360"/>
-              </w:tabs>
-              <w:ind w:firstLine="330"/>
-              <w:jc w:val="left"/>
-              <w:rPr>
-                <w:rFonts w:ascii="宋体" w:eastAsia="宋体" w:hAnsi="宋体" w:cs="宋体"/>
-                <w:color w:val="000000"/>
-                <w:sz w:val="22"/>
-              </w:rPr>
-            </w:pPr>
-            <w:r>
-              <w:rPr>
-                <w:rFonts w:ascii="宋体" w:eastAsia="宋体" w:hAnsi="宋体" w:cs="宋体"/>
-                <w:color w:val="000000"/>
-                <w:sz w:val="22"/>
-              </w:rPr>
-              <w:t>2、在读：算法 第4版</w:t>
-            </w:r>
-          </w:p>
-          <w:p>
-            <w:pPr>
-              <w:tabs>
-                <w:tab w:val="left" w:pos="360"/>
-              </w:tabs>
-              <w:ind w:firstLine="330"/>
-              <w:jc w:val="left"/>
-              <w:rPr>
-                <w:rFonts w:ascii="宋体" w:eastAsia="宋体" w:hAnsi="宋体" w:cs="宋体"/>
-                <w:sz w:val="22"/>
-              </w:rPr>
-            </w:pPr>
-            <w:r>
-              <w:rPr>
-                <w:rFonts w:ascii="宋体" w:eastAsia="宋体" w:hAnsi="宋体" w:cs="宋体"/>
-                <w:sz w:val="22"/>
-              </w:rPr>
-              <w:t>3、待读：重构 改善既有代码的设计、程序员修炼之道、人月神话</w:t>
-            </w:r>
-          </w:p>
-        </w:tc>
-      </w:tr>
-      <w:tr>
-        <w:tc>
-          <w:tcPr>
-            <w:tcW w:w="9781" w:type="dxa"/>
-            <w:tcBorders>
-              <w:top w:val="single" w:sz="6" w:space="0" w:color="000000"/>
-              <w:left w:val="single" w:sz="6" w:space="0" w:color="000000"/>
-              <w:bottom w:val="single" w:sz="6" w:space="0" w:color="000000"/>
-              <w:right w:val="single" w:sz="6" w:space="0" w:color="000000"/>
-            </w:tcBorders>
-            <w:shd w:val="clear" w:color="auto" w:fill="C0C0C0"/>
-            <w:tcMar>
-              <w:left w:w="108" w:type="dxa"/>
-              <w:right w:w="108" w:type="dxa"/>
-            </w:tcMar>
-          </w:tcPr>
-          <w:p>
-            <w:pPr>
-              <w:spacing w:line="360" w:lineRule="auto"/>
-              <w:jc w:val="left"/>
-              <w:rPr>
-                <w:rFonts w:ascii="宋体" w:eastAsia="宋体" w:hAnsi="宋体" w:cs="宋体"/>
-              </w:rPr>
-            </w:pPr>
-            <w:r>
-              <w:rPr>
-                <w:rFonts w:ascii="宋体" w:eastAsia="宋体" w:hAnsi="宋体" w:cs="宋体"/>
-                <w:b/>
-                <w:sz w:val="24"/>
-              </w:rPr>
-              <w:t>个人评价：</w:t>
-            </w:r>
-          </w:p>
-        </w:tc>
-      </w:tr>
-      <w:tr>
-        <w:tc>
-          <w:tcPr>
-            <w:tcW w:w="9781" w:type="dxa"/>
-            <w:tcBorders>
-              <w:top w:val="single" w:sz="6" w:space="0" w:color="000000"/>
-              <w:left w:val="single" w:sz="6" w:space="0" w:color="000000"/>
-              <w:bottom w:val="single" w:sz="6" w:space="0" w:color="000000"/>
-              <w:right w:val="single" w:sz="6" w:space="0" w:color="000000"/>
-            </w:tcBorders>
-            <w:shd w:val="clear" w:color="000000" w:fill="FFFFFF"/>
-            <w:tcMar>
-              <w:left w:w="108" w:type="dxa"/>
-              <w:right w:w="108" w:type="dxa"/>
-            </w:tcMar>
-          </w:tcPr>
-          <w:p>
-            <w:pPr>
               <w:spacing w:after="31" w:line="288" w:lineRule="auto"/>
               <w:ind w:left="107" w:right="-176" w:firstLine="440"/>
               <w:jc w:val="left"/>
@@ -2214,17 +2126,8 @@
               </w:rPr>
               <w:t>本人热心、自信、自律、上进心强。能够快速接受新知识和快速适应新环境，具有良好的团队</w:t>
             </w:r>
-          </w:p>
-          <w:p>
-            <w:pPr>
-              <w:spacing w:after="31" w:line="288" w:lineRule="auto"/>
-              <w:ind w:left="107" w:right="-176"/>
-              <w:jc w:val="left"/>
-              <w:rPr>
-                <w:rFonts w:ascii="宋体" w:eastAsia="宋体" w:hAnsi="宋体" w:cs="宋体"/>
-                <w:sz w:val="22"/>
-              </w:rPr>
-            </w:pPr>
+            <w:bookmarkStart w:id="0" w:name="_GoBack"/>
+            <w:bookmarkEnd w:id="0"/>
             <w:r>
               <w:rPr>
                 <w:rFonts w:ascii="宋体" w:eastAsia="宋体" w:hAnsi="宋体" w:cs="宋体"/>

--- a/简历/肖强 简历.docx
+++ b/简历/肖强 简历.docx
@@ -493,7 +493,7 @@
                 <w:rFonts w:ascii="宋体" w:eastAsia="宋体" w:hAnsi="宋体" w:cs="宋体"/>
                 <w:sz w:val="22"/>
               </w:rPr>
-              <w:t>Golang开发</w:t>
+              <w:t>C#</w:t>
             </w:r>
             <w:r>
               <w:rPr>
@@ -501,8 +501,24 @@
                 <w:b/>
                 <w:sz w:val="22"/>
               </w:rPr>
-              <w:t>。</w:t>
-            </w:r>
+              <w:t>、</w:t>
+            </w:r>
+            <w:r>
+              <w:rPr>
+                <w:rFonts w:ascii="宋体" w:eastAsia="宋体" w:hAnsi="宋体" w:cs="宋体"/>
+                <w:sz w:val="22"/>
+              </w:rPr>
+              <w:t>Golang</w:t>
+            </w:r>
+            <w:r>
+              <w:rPr>
+                <w:rFonts w:ascii="宋体" w:eastAsia="宋体" w:hAnsi="宋体" w:cs="宋体"/>
+                <w:sz w:val="22"/>
+              </w:rPr>
+              <w:t>开发</w:t>
+            </w:r>
+            <w:bookmarkStart w:id="0" w:name="_GoBack"/>
+            <w:bookmarkEnd w:id="0"/>
           </w:p>
         </w:tc>
       </w:tr>
@@ -2124,17 +2140,7 @@
                 <w:color w:val="000000"/>
                 <w:sz w:val="22"/>
               </w:rPr>
-              <w:t>本人热心、自信、自律、上进心强。能够快速接受新知识和快速适应新环境，具有良好的团队</w:t>
-            </w:r>
-            <w:bookmarkStart w:id="0" w:name="_GoBack"/>
-            <w:bookmarkEnd w:id="0"/>
-            <w:r>
-              <w:rPr>
-                <w:rFonts w:ascii="宋体" w:eastAsia="宋体" w:hAnsi="宋体" w:cs="宋体"/>
-                <w:color w:val="000000"/>
-                <w:sz w:val="22"/>
-              </w:rPr>
-              <w:t>合作精神。而且通过不少的项目实战，使我拥有了良好的抗压能力。在未来的工作中，我将以充沛的精力，刻苦钻研的精神来努力工作，稳定地提高自己的工作能力，与企业同步发展。</w:t>
+              <w:t>本人热心、自信、自律、上进心强。能够快速接受新知识和快速适应新环境，具有良好的团队合作精神。而且通过不少的项目实战，使我拥有了良好的抗压能力。在未来的工作中，我将以充沛的精力，刻苦钻研的精神来努力工作，稳定地提高自己的工作能力，与企业同步发展。</w:t>
             </w:r>
           </w:p>
         </w:tc>

--- a/简历/肖强 简历.docx
+++ b/简历/肖强 简历.docx
@@ -508,17 +508,8 @@
                 <w:rFonts w:ascii="宋体" w:eastAsia="宋体" w:hAnsi="宋体" w:cs="宋体"/>
                 <w:sz w:val="22"/>
               </w:rPr>
-              <w:t>Golang</w:t>
-            </w:r>
-            <w:r>
-              <w:rPr>
-                <w:rFonts w:ascii="宋体" w:eastAsia="宋体" w:hAnsi="宋体" w:cs="宋体"/>
-                <w:sz w:val="22"/>
-              </w:rPr>
-              <w:t>开发</w:t>
-            </w:r>
-            <w:bookmarkStart w:id="0" w:name="_GoBack"/>
-            <w:bookmarkEnd w:id="0"/>
+              <w:t>Golang开发</w:t>
+            </w:r>
           </w:p>
         </w:tc>
       </w:tr>
@@ -592,16 +583,15 @@
                 <w:color w:val="000000"/>
                 <w:sz w:val="22"/>
               </w:rPr>
-              <w:t>1、精通Go语言,</w:t>
-            </w:r>
-            <w:r>
-              <w:rPr>
-                <w:rFonts w:ascii="宋体" w:eastAsia="宋体" w:hAnsi="宋体" w:cs="宋体"/>
-                <w:color w:val="333333"/>
-                <w:sz w:val="22"/>
-                <w:shd w:val="clear" w:color="auto" w:fill="FFFFFF"/>
-              </w:rPr>
-              <w:t xml:space="preserve"> 精通Golang协程，精通channel和锁，对多线程、高并发有深刻的理解；</w:t>
+              <w:t>1、</w:t>
+            </w:r>
+            <w:r>
+              <w:rPr>
+                <w:rFonts w:ascii="宋体" w:eastAsia="宋体" w:hAnsi="宋体" w:cs="宋体"/>
+                <w:color w:val="000000"/>
+                <w:sz w:val="22"/>
+              </w:rPr>
+              <w:t>精通C#编程语言，能熟练地运用C#语言以及其高级特性进行程序的编写；</w:t>
             </w:r>
           </w:p>
           <w:p>
@@ -621,7 +611,44 @@
                 <w:color w:val="000000"/>
                 <w:sz w:val="22"/>
               </w:rPr>
-              <w:t>2、精通C#编程语言，能熟练地运用C#语言以及其高级特性进行程序的编写； </w:t>
+              <w:t>2、</w:t>
+            </w:r>
+            <w:r>
+              <w:rPr>
+                <w:rFonts w:ascii="宋体" w:eastAsia="宋体" w:hAnsi="宋体" w:cs="宋体"/>
+                <w:color w:val="000000"/>
+                <w:sz w:val="22"/>
+              </w:rPr>
+              <w:t>精通Go语言,</w:t>
+            </w:r>
+            <w:r>
+              <w:rPr>
+                <w:rFonts w:ascii="宋体" w:eastAsia="宋体" w:hAnsi="宋体" w:cs="宋体"/>
+                <w:color w:val="333333"/>
+                <w:sz w:val="22"/>
+                <w:shd w:val="clear" w:color="auto" w:fill="FFFFFF"/>
+              </w:rPr>
+              <w:t xml:space="preserve"> 精通Golang协程，</w:t>
+            </w:r>
+            <w:r>
+              <w:rPr>
+                <w:rFonts w:ascii="宋体" w:eastAsia="宋体" w:hAnsi="宋体" w:cs="宋体"/>
+                <w:color w:val="333333"/>
+                <w:sz w:val="22"/>
+                <w:shd w:val="clear" w:color="auto" w:fill="FFFFFF"/>
+              </w:rPr>
+              <w:t>C</w:t>
+            </w:r>
+            <w:bookmarkStart w:id="0" w:name="_GoBack"/>
+            <w:bookmarkEnd w:id="0"/>
+            <w:r>
+              <w:rPr>
+                <w:rFonts w:ascii="宋体" w:eastAsia="宋体" w:hAnsi="宋体" w:cs="宋体"/>
+                <w:color w:val="333333"/>
+                <w:sz w:val="22"/>
+                <w:shd w:val="clear" w:color="auto" w:fill="FFFFFF"/>
+              </w:rPr>
+              <w:t>hannel和锁，对多线程、高并发有深刻的理解；</w:t>
             </w:r>
           </w:p>
           <w:p>
@@ -705,7 +732,7 @@
                 <w:color w:val="000000"/>
                 <w:sz w:val="22"/>
               </w:rPr>
-              <w:t>7、同时掌握了C，C++，Java，Android，Git，Json,</w:t>
+              <w:t>7、同时掌握了Git，Json,</w:t>
             </w:r>
             <w:r>
               <w:rPr>
@@ -876,7 +903,7 @@
                 <w:color w:val="000000"/>
                 <w:sz w:val="22"/>
               </w:rPr>
-              <w:t>，其中包括一个独立开发的socket服务器。</w:t>
+              <w:t>。</w:t>
             </w:r>
           </w:p>
           <w:p>

--- a/简历/肖强 简历.docx
+++ b/简历/肖强 简历.docx
@@ -639,8 +639,6 @@
               </w:rPr>
               <w:t>C</w:t>
             </w:r>
-            <w:bookmarkStart w:id="0" w:name="_GoBack"/>
-            <w:bookmarkEnd w:id="0"/>
             <w:r>
               <w:rPr>
                 <w:rFonts w:ascii="宋体" w:eastAsia="宋体" w:hAnsi="宋体" w:cs="宋体"/>
@@ -887,15 +885,17 @@
                 <w:color w:val="000000"/>
                 <w:sz w:val="22"/>
               </w:rPr>
-              <w:t>主要用Golang</w:t>
-            </w:r>
+              <w:t>开发各种小</w:t>
+            </w:r>
+            <w:bookmarkStart w:id="0" w:name="_GoBack"/>
+            <w:bookmarkEnd w:id="0"/>
             <w:r>
               <w:rPr>
                 <w:rFonts w:ascii="宋体" w:eastAsia="宋体" w:hAnsi="宋体" w:cs="宋体" w:hint="eastAsia"/>
                 <w:color w:val="000000"/>
                 <w:sz w:val="22"/>
               </w:rPr>
-              <w:t>开发各种小型服务器</w:t>
+              <w:t>服务器</w:t>
             </w:r>
             <w:r>
               <w:rPr>

--- a/简历/肖强 简历.docx
+++ b/简历/肖强 简历.docx
@@ -885,10 +885,18 @@
                 <w:color w:val="000000"/>
                 <w:sz w:val="22"/>
               </w:rPr>
-              <w:t>开发各种小</w:t>
+              <w:t>用Golang</w:t>
             </w:r>
             <w:bookmarkStart w:id="0" w:name="_GoBack"/>
             <w:bookmarkEnd w:id="0"/>
+            <w:r>
+              <w:rPr>
+                <w:rFonts w:ascii="宋体" w:eastAsia="宋体" w:hAnsi="宋体" w:cs="宋体" w:hint="eastAsia"/>
+                <w:color w:val="000000"/>
+                <w:sz w:val="22"/>
+              </w:rPr>
+              <w:t>开发各种小</w:t>
+            </w:r>
             <w:r>
               <w:rPr>
                 <w:rFonts w:ascii="宋体" w:eastAsia="宋体" w:hAnsi="宋体" w:cs="宋体" w:hint="eastAsia"/>
